--- a/connection/gambar form/Module Book Bendahara.docx
+++ b/connection/gambar form/Module Book Bendahara.docx
@@ -7,15 +7,7 @@
         <w:spacing w:after="120"/>
       </w:pPr>
       <w:r>
-        <w:t xml:space="preserve">Link </w:t>
-      </w:r>
-      <w:proofErr w:type="gramStart"/>
-      <w:r>
-        <w:t>Website :</w:t>
-      </w:r>
-      <w:proofErr w:type="gramEnd"/>
-      <w:r>
-        <w:t xml:space="preserve"> </w:t>
+        <w:t xml:space="preserve">Link Website : </w:t>
       </w:r>
       <w:hyperlink r:id="rId7" w:history="1">
         <w:r>
@@ -30,38 +22,12 @@
       <w:pPr>
         <w:spacing w:after="120"/>
       </w:pPr>
-      <w:proofErr w:type="spellStart"/>
-      <w:r>
-        <w:t>Daftar</w:t>
-      </w:r>
-      <w:proofErr w:type="spellEnd"/>
-      <w:r>
-        <w:t xml:space="preserve"> Menu</w:t>
-      </w:r>
-      <w:r>
-        <w:t xml:space="preserve"> </w:t>
-      </w:r>
-      <w:proofErr w:type="spellStart"/>
-      <w:r>
-        <w:t>Pada</w:t>
-      </w:r>
-      <w:proofErr w:type="spellEnd"/>
-      <w:r>
-        <w:t xml:space="preserve"> System </w:t>
-      </w:r>
-      <w:proofErr w:type="spellStart"/>
-      <w:r>
-        <w:t>Bendahara</w:t>
-      </w:r>
-      <w:proofErr w:type="spellEnd"/>
-      <w:r>
-        <w:t xml:space="preserve"> SMA AL-</w:t>
-      </w:r>
-      <w:proofErr w:type="spellStart"/>
-      <w:r>
-        <w:t>Khairiyah</w:t>
-      </w:r>
-      <w:proofErr w:type="spellEnd"/>
+      <w:r>
+        <w:t>Daftar Menu</w:t>
+      </w:r>
+      <w:r>
+        <w:t xml:space="preserve"> Pada System Bendahara SMA AL-Khairiyah</w:t>
+      </w:r>
     </w:p>
     <w:p>
       <w:pPr>
@@ -135,11 +101,9 @@
       <w:r>
         <w:t xml:space="preserve"> </w:t>
       </w:r>
-      <w:proofErr w:type="spellStart"/>
       <w:r>
         <w:t>Kategori</w:t>
       </w:r>
-      <w:proofErr w:type="spellEnd"/>
     </w:p>
     <w:p>
       <w:pPr>
@@ -154,19 +118,9 @@
       <w:r>
         <w:t xml:space="preserve"> </w:t>
       </w:r>
-      <w:proofErr w:type="spellStart"/>
-      <w:r>
-        <w:t>Biaya</w:t>
-      </w:r>
-      <w:proofErr w:type="spellEnd"/>
-      <w:r>
-        <w:t xml:space="preserve"> </w:t>
-      </w:r>
-      <w:proofErr w:type="spellStart"/>
-      <w:r>
-        <w:t>Kategori</w:t>
-      </w:r>
-      <w:proofErr w:type="spellEnd"/>
+      <w:r>
+        <w:t>Biaya Kategori</w:t>
+      </w:r>
     </w:p>
     <w:p>
       <w:pPr>
@@ -181,13 +135,8 @@
       <w:r>
         <w:t xml:space="preserve"> </w:t>
       </w:r>
-      <w:proofErr w:type="spellStart"/>
-      <w:r>
-        <w:t>Periode</w:t>
-      </w:r>
-      <w:proofErr w:type="spellEnd"/>
-      <w:r>
-        <w:t xml:space="preserve"> SPP</w:t>
+      <w:r>
+        <w:t>Periode SPP</w:t>
       </w:r>
     </w:p>
     <w:p>
@@ -200,27 +149,15 @@
         <w:spacing w:after="120"/>
         <w:contextualSpacing w:val="0"/>
       </w:pPr>
-      <w:proofErr w:type="spellStart"/>
-      <w:r>
-        <w:t>Transaksi</w:t>
-      </w:r>
-      <w:proofErr w:type="spellEnd"/>
-      <w:r>
-        <w:t xml:space="preserve"> </w:t>
-      </w:r>
-      <w:proofErr w:type="spellStart"/>
-      <w:r>
-        <w:t>Uang</w:t>
-      </w:r>
-      <w:proofErr w:type="spellEnd"/>
-      <w:r>
-        <w:t xml:space="preserve"> </w:t>
-      </w:r>
-      <w:proofErr w:type="spellStart"/>
+      <w:r>
+        <w:t xml:space="preserve">Transaksi </w:t>
+      </w:r>
+      <w:r>
+        <w:t xml:space="preserve">Uang </w:t>
+      </w:r>
       <w:r>
         <w:t>Masuk</w:t>
       </w:r>
-      <w:proofErr w:type="spellEnd"/>
     </w:p>
     <w:p>
       <w:pPr>
@@ -235,13 +172,8 @@
       <w:r>
         <w:t xml:space="preserve"> </w:t>
       </w:r>
-      <w:proofErr w:type="spellStart"/>
-      <w:r>
-        <w:t>Biaya</w:t>
-      </w:r>
-      <w:proofErr w:type="spellEnd"/>
-      <w:r>
-        <w:t xml:space="preserve"> SPP</w:t>
+      <w:r>
+        <w:t>Biaya SPP</w:t>
       </w:r>
     </w:p>
     <w:p>
@@ -257,13 +189,8 @@
       <w:r>
         <w:t xml:space="preserve"> </w:t>
       </w:r>
-      <w:proofErr w:type="spellStart"/>
-      <w:r>
-        <w:t>Biaya</w:t>
-      </w:r>
-      <w:proofErr w:type="spellEnd"/>
-      <w:r>
-        <w:t xml:space="preserve"> PPDB</w:t>
+      <w:r>
+        <w:t>Biaya PPDB</w:t>
       </w:r>
     </w:p>
     <w:p>
@@ -279,19 +206,9 @@
       <w:r>
         <w:t xml:space="preserve"> </w:t>
       </w:r>
-      <w:proofErr w:type="spellStart"/>
-      <w:r>
-        <w:t>Biaya</w:t>
-      </w:r>
-      <w:proofErr w:type="spellEnd"/>
-      <w:r>
-        <w:t xml:space="preserve"> Lain </w:t>
-      </w:r>
-      <w:proofErr w:type="spellStart"/>
-      <w:r>
-        <w:t>Siswa</w:t>
-      </w:r>
-      <w:proofErr w:type="spellEnd"/>
+      <w:r>
+        <w:t>Biaya Lain Siswa</w:t>
+      </w:r>
     </w:p>
     <w:p>
       <w:pPr>
@@ -306,19 +223,9 @@
       <w:r>
         <w:t xml:space="preserve"> </w:t>
       </w:r>
-      <w:proofErr w:type="spellStart"/>
-      <w:r>
-        <w:t>Biaya</w:t>
-      </w:r>
-      <w:proofErr w:type="spellEnd"/>
-      <w:r>
-        <w:t xml:space="preserve"> </w:t>
-      </w:r>
-      <w:proofErr w:type="spellStart"/>
-      <w:r>
-        <w:t>Eksternal</w:t>
-      </w:r>
-      <w:proofErr w:type="spellEnd"/>
+      <w:r>
+        <w:t>Biaya Eksternal</w:t>
+      </w:r>
     </w:p>
     <w:p>
       <w:pPr>
@@ -330,27 +237,15 @@
         <w:spacing w:after="120"/>
         <w:contextualSpacing w:val="0"/>
       </w:pPr>
-      <w:proofErr w:type="spellStart"/>
-      <w:r>
-        <w:t>Transaksi</w:t>
-      </w:r>
-      <w:proofErr w:type="spellEnd"/>
-      <w:r>
-        <w:t xml:space="preserve"> </w:t>
-      </w:r>
-      <w:proofErr w:type="spellStart"/>
-      <w:r>
-        <w:t>Uang</w:t>
-      </w:r>
-      <w:proofErr w:type="spellEnd"/>
-      <w:r>
-        <w:t xml:space="preserve"> </w:t>
-      </w:r>
-      <w:proofErr w:type="spellStart"/>
+      <w:r>
+        <w:t xml:space="preserve">Transaksi </w:t>
+      </w:r>
+      <w:r>
+        <w:t xml:space="preserve">Uang </w:t>
+      </w:r>
       <w:r>
         <w:t>Keluar</w:t>
       </w:r>
-      <w:proofErr w:type="spellEnd"/>
     </w:p>
     <w:p>
       <w:pPr>
@@ -365,19 +260,9 @@
       <w:r>
         <w:t xml:space="preserve"> </w:t>
       </w:r>
-      <w:proofErr w:type="spellStart"/>
-      <w:r>
-        <w:t>Biaya</w:t>
-      </w:r>
-      <w:proofErr w:type="spellEnd"/>
-      <w:r>
-        <w:t xml:space="preserve"> </w:t>
-      </w:r>
-      <w:proofErr w:type="spellStart"/>
-      <w:r>
-        <w:t>Operasional</w:t>
-      </w:r>
-      <w:proofErr w:type="spellEnd"/>
+      <w:r>
+        <w:t>Biaya Operasional</w:t>
+      </w:r>
     </w:p>
     <w:p>
       <w:pPr>
@@ -392,19 +277,9 @@
       <w:r>
         <w:t xml:space="preserve"> </w:t>
       </w:r>
-      <w:proofErr w:type="spellStart"/>
-      <w:r>
-        <w:t>Perencanaan</w:t>
-      </w:r>
-      <w:proofErr w:type="spellEnd"/>
-      <w:r>
-        <w:t xml:space="preserve"> </w:t>
-      </w:r>
-      <w:proofErr w:type="spellStart"/>
-      <w:r>
-        <w:t>Biaya</w:t>
-      </w:r>
-      <w:proofErr w:type="spellEnd"/>
+      <w:r>
+        <w:t>Perencanaan Biaya</w:t>
+      </w:r>
     </w:p>
     <w:p>
       <w:pPr>
@@ -419,19 +294,9 @@
       <w:r>
         <w:t xml:space="preserve"> </w:t>
       </w:r>
-      <w:proofErr w:type="spellStart"/>
-      <w:r>
-        <w:t>Aktualisasi</w:t>
-      </w:r>
-      <w:proofErr w:type="spellEnd"/>
-      <w:r>
-        <w:t xml:space="preserve"> </w:t>
-      </w:r>
-      <w:proofErr w:type="spellStart"/>
-      <w:r>
-        <w:t>Biaya</w:t>
-      </w:r>
-      <w:proofErr w:type="spellEnd"/>
+      <w:r>
+        <w:t>Aktualisasi Biaya</w:t>
+      </w:r>
     </w:p>
     <w:p>
       <w:pPr>
@@ -443,27 +308,15 @@
         <w:spacing w:after="120"/>
         <w:contextualSpacing w:val="0"/>
       </w:pPr>
-      <w:proofErr w:type="spellStart"/>
       <w:r>
         <w:t>Laporan</w:t>
       </w:r>
-      <w:proofErr w:type="spellEnd"/>
-      <w:r>
-        <w:t xml:space="preserve"> </w:t>
-      </w:r>
-      <w:proofErr w:type="spellStart"/>
-      <w:r>
-        <w:t>Uang</w:t>
-      </w:r>
-      <w:proofErr w:type="spellEnd"/>
-      <w:r>
-        <w:t xml:space="preserve"> </w:t>
-      </w:r>
-      <w:proofErr w:type="spellStart"/>
-      <w:r>
-        <w:t>Masuk</w:t>
-      </w:r>
-      <w:proofErr w:type="spellEnd"/>
+      <w:r>
+        <w:t xml:space="preserve"> Uang</w:t>
+      </w:r>
+      <w:r>
+        <w:t xml:space="preserve"> Masuk</w:t>
+      </w:r>
     </w:p>
     <w:p>
       <w:pPr>
@@ -512,19 +365,9 @@
       <w:r>
         <w:t xml:space="preserve"> </w:t>
       </w:r>
-      <w:proofErr w:type="spellStart"/>
-      <w:r>
-        <w:t>Biaya</w:t>
-      </w:r>
-      <w:proofErr w:type="spellEnd"/>
-      <w:r>
-        <w:t xml:space="preserve"> Lain </w:t>
-      </w:r>
-      <w:proofErr w:type="spellStart"/>
-      <w:r>
-        <w:t>Siswa</w:t>
-      </w:r>
-      <w:proofErr w:type="spellEnd"/>
+      <w:r>
+        <w:t>Biaya Lain Siswa</w:t>
+      </w:r>
     </w:p>
     <w:p>
       <w:pPr>
@@ -539,19 +382,9 @@
       <w:r>
         <w:t xml:space="preserve"> </w:t>
       </w:r>
-      <w:proofErr w:type="spellStart"/>
-      <w:r>
-        <w:t>Biaya</w:t>
-      </w:r>
-      <w:proofErr w:type="spellEnd"/>
-      <w:r>
-        <w:t xml:space="preserve"> </w:t>
-      </w:r>
-      <w:proofErr w:type="spellStart"/>
-      <w:r>
-        <w:t>Eksternal</w:t>
-      </w:r>
-      <w:proofErr w:type="spellEnd"/>
+      <w:r>
+        <w:t>Biaya Eksternal</w:t>
+      </w:r>
     </w:p>
     <w:p>
       <w:pPr>
@@ -563,27 +396,15 @@
         <w:spacing w:after="120"/>
         <w:contextualSpacing w:val="0"/>
       </w:pPr>
-      <w:proofErr w:type="spellStart"/>
       <w:r>
         <w:t>Laporan</w:t>
       </w:r>
-      <w:proofErr w:type="spellEnd"/>
-      <w:r>
-        <w:t xml:space="preserve"> </w:t>
-      </w:r>
-      <w:proofErr w:type="spellStart"/>
-      <w:r>
-        <w:t>Uang</w:t>
-      </w:r>
-      <w:proofErr w:type="spellEnd"/>
-      <w:r>
-        <w:t xml:space="preserve"> </w:t>
-      </w:r>
-      <w:proofErr w:type="spellStart"/>
-      <w:r>
-        <w:t>Keluar</w:t>
-      </w:r>
-      <w:proofErr w:type="spellEnd"/>
+      <w:r>
+        <w:t xml:space="preserve"> Uang</w:t>
+      </w:r>
+      <w:r>
+        <w:t xml:space="preserve"> Keluar</w:t>
+      </w:r>
     </w:p>
     <w:p>
       <w:pPr>
@@ -598,19 +419,9 @@
       <w:r>
         <w:t xml:space="preserve"> </w:t>
       </w:r>
-      <w:proofErr w:type="spellStart"/>
-      <w:r>
-        <w:t>Biaya</w:t>
-      </w:r>
-      <w:proofErr w:type="spellEnd"/>
-      <w:r>
-        <w:t xml:space="preserve"> </w:t>
-      </w:r>
-      <w:proofErr w:type="spellStart"/>
-      <w:r>
-        <w:t>Operasional</w:t>
-      </w:r>
-      <w:proofErr w:type="spellEnd"/>
+      <w:r>
+        <w:t>Biaya Operasional</w:t>
+      </w:r>
     </w:p>
     <w:p>
       <w:pPr>
@@ -625,19 +436,9 @@
       <w:r>
         <w:t xml:space="preserve"> </w:t>
       </w:r>
-      <w:proofErr w:type="spellStart"/>
-      <w:r>
-        <w:t>Perencanaan</w:t>
-      </w:r>
-      <w:proofErr w:type="spellEnd"/>
-      <w:r>
-        <w:t xml:space="preserve"> </w:t>
-      </w:r>
-      <w:proofErr w:type="spellStart"/>
-      <w:r>
-        <w:t>Biaya</w:t>
-      </w:r>
-      <w:proofErr w:type="spellEnd"/>
+      <w:r>
+        <w:t>Perencanaan Biaya</w:t>
+      </w:r>
     </w:p>
     <w:p>
       <w:pPr>
@@ -652,19 +453,9 @@
       <w:r>
         <w:t xml:space="preserve"> </w:t>
       </w:r>
-      <w:proofErr w:type="spellStart"/>
-      <w:r>
-        <w:t>Aktualisasi</w:t>
-      </w:r>
-      <w:proofErr w:type="spellEnd"/>
-      <w:r>
-        <w:t xml:space="preserve"> </w:t>
-      </w:r>
-      <w:proofErr w:type="spellStart"/>
-      <w:r>
-        <w:t>Biaya</w:t>
-      </w:r>
-      <w:proofErr w:type="spellEnd"/>
+      <w:r>
+        <w:t>Aktualisasi Biaya</w:t>
+      </w:r>
     </w:p>
     <w:p>
       <w:pPr>
@@ -676,27 +467,15 @@
         <w:spacing w:after="120"/>
         <w:contextualSpacing w:val="0"/>
       </w:pPr>
-      <w:proofErr w:type="spellStart"/>
       <w:r>
         <w:t>Laporan</w:t>
       </w:r>
-      <w:proofErr w:type="spellEnd"/>
-      <w:r>
-        <w:t xml:space="preserve"> </w:t>
-      </w:r>
-      <w:proofErr w:type="spellStart"/>
-      <w:r>
-        <w:t>Uang</w:t>
-      </w:r>
-      <w:proofErr w:type="spellEnd"/>
-      <w:r>
-        <w:t xml:space="preserve"> </w:t>
-      </w:r>
-      <w:proofErr w:type="spellStart"/>
-      <w:r>
-        <w:t>Akhir</w:t>
-      </w:r>
-      <w:proofErr w:type="spellEnd"/>
+      <w:r>
+        <w:t xml:space="preserve"> Uang</w:t>
+      </w:r>
+      <w:r>
+        <w:t xml:space="preserve"> Akhir</w:t>
+      </w:r>
     </w:p>
     <w:p>
       <w:pPr>
@@ -711,11 +490,9 @@
       <w:r>
         <w:t xml:space="preserve"> </w:t>
       </w:r>
-      <w:proofErr w:type="spellStart"/>
       <w:r>
         <w:t>Pemasukan</w:t>
       </w:r>
-      <w:proofErr w:type="spellEnd"/>
     </w:p>
     <w:p>
       <w:pPr>
@@ -730,11 +507,9 @@
       <w:r>
         <w:t xml:space="preserve"> </w:t>
       </w:r>
-      <w:proofErr w:type="spellStart"/>
       <w:r>
         <w:t>Pengeluaran</w:t>
       </w:r>
-      <w:proofErr w:type="spellEnd"/>
     </w:p>
     <w:p>
       <w:pPr>
@@ -749,11 +524,9 @@
       <w:r>
         <w:t xml:space="preserve"> </w:t>
       </w:r>
-      <w:proofErr w:type="spellStart"/>
       <w:r>
         <w:t>Pembiayaan</w:t>
       </w:r>
-      <w:proofErr w:type="spellEnd"/>
     </w:p>
     <w:p>
       <w:pPr>
@@ -765,27 +538,9 @@
         <w:spacing w:after="120"/>
         <w:contextualSpacing w:val="0"/>
       </w:pPr>
-      <w:proofErr w:type="spellStart"/>
-      <w:r>
-        <w:t>Histori</w:t>
-      </w:r>
-      <w:proofErr w:type="spellEnd"/>
-      <w:r>
-        <w:t xml:space="preserve"> </w:t>
-      </w:r>
-      <w:proofErr w:type="spellStart"/>
-      <w:r>
-        <w:t>Pembayaran</w:t>
-      </w:r>
-      <w:proofErr w:type="spellEnd"/>
-      <w:r>
-        <w:t xml:space="preserve"> </w:t>
-      </w:r>
-      <w:proofErr w:type="spellStart"/>
-      <w:r>
-        <w:t>Siswa</w:t>
-      </w:r>
-      <w:proofErr w:type="spellEnd"/>
+      <w:r>
+        <w:t>Histori Pembayaran Siswa</w:t>
+      </w:r>
     </w:p>
     <w:p>
       <w:pPr>
@@ -807,76 +562,10 @@
         <w:spacing w:after="120"/>
         <w:ind w:left="0"/>
       </w:pPr>
-      <w:proofErr w:type="spellStart"/>
       <w:r>
         <w:lastRenderedPageBreak/>
-        <w:t>Tampilan</w:t>
-      </w:r>
-      <w:proofErr w:type="spellEnd"/>
-      <w:r>
-        <w:t xml:space="preserve"> </w:t>
-      </w:r>
-      <w:proofErr w:type="spellStart"/>
-      <w:r>
-        <w:t>dan</w:t>
-      </w:r>
-      <w:proofErr w:type="spellEnd"/>
-      <w:r>
-        <w:t xml:space="preserve"> </w:t>
-      </w:r>
-      <w:proofErr w:type="spellStart"/>
-      <w:r>
-        <w:t>Langkah-langkah</w:t>
-      </w:r>
-      <w:proofErr w:type="spellEnd"/>
-      <w:r>
-        <w:t xml:space="preserve"> </w:t>
-      </w:r>
-      <w:proofErr w:type="spellStart"/>
-      <w:r>
-        <w:t>Panduan</w:t>
-      </w:r>
-      <w:proofErr w:type="spellEnd"/>
-      <w:r>
-        <w:t xml:space="preserve"> </w:t>
-      </w:r>
-      <w:proofErr w:type="spellStart"/>
-      <w:r>
-        <w:t>Penginputan</w:t>
-      </w:r>
-      <w:proofErr w:type="spellEnd"/>
-      <w:r>
-        <w:t xml:space="preserve"> </w:t>
-      </w:r>
-      <w:proofErr w:type="spellStart"/>
-      <w:r>
-        <w:t>Pada</w:t>
-      </w:r>
-      <w:proofErr w:type="spellEnd"/>
-      <w:r>
-        <w:t xml:space="preserve"> </w:t>
-      </w:r>
-      <w:proofErr w:type="spellStart"/>
-      <w:r>
-        <w:t>Halaman</w:t>
-      </w:r>
-      <w:proofErr w:type="spellEnd"/>
-      <w:r>
-        <w:t xml:space="preserve"> </w:t>
-      </w:r>
-      <w:proofErr w:type="spellStart"/>
-      <w:r>
-        <w:t>Bendahara</w:t>
-      </w:r>
-      <w:proofErr w:type="spellEnd"/>
-      <w:r>
-        <w:t xml:space="preserve"> SMA AL-</w:t>
-      </w:r>
-      <w:proofErr w:type="spellStart"/>
-      <w:r>
-        <w:t>Khairiyah</w:t>
-      </w:r>
-      <w:proofErr w:type="spellEnd"/>
+        <w:t>Tampilan dan Langkah-langkah Panduan Penginputan Pada Halaman Bendahara SMA AL-Khairiyah</w:t>
+      </w:r>
     </w:p>
     <w:p>
       <w:pPr>
@@ -1118,104 +807,26 @@
         <w:pStyle w:val="ListParagraph"/>
         <w:spacing w:after="120"/>
       </w:pPr>
-      <w:proofErr w:type="spellStart"/>
-      <w:r>
-        <w:t>Halaman</w:t>
-      </w:r>
-      <w:proofErr w:type="spellEnd"/>
-      <w:r>
-        <w:t xml:space="preserve"> </w:t>
-      </w:r>
-      <w:proofErr w:type="spellStart"/>
-      <w:r>
-        <w:t>Ini</w:t>
-      </w:r>
-      <w:proofErr w:type="spellEnd"/>
-      <w:r>
-        <w:t xml:space="preserve"> </w:t>
-      </w:r>
-      <w:proofErr w:type="spellStart"/>
-      <w:r>
-        <w:t>Berfungsi</w:t>
-      </w:r>
-      <w:proofErr w:type="spellEnd"/>
-      <w:r>
-        <w:t xml:space="preserve"> </w:t>
-      </w:r>
-      <w:proofErr w:type="spellStart"/>
-      <w:r>
-        <w:t>Untuk</w:t>
-      </w:r>
-      <w:proofErr w:type="spellEnd"/>
-      <w:r>
-        <w:t xml:space="preserve"> </w:t>
-      </w:r>
-      <w:proofErr w:type="spellStart"/>
+      <w:r>
+        <w:t xml:space="preserve">Halaman Ini Berfungsi Untuk </w:t>
+      </w:r>
       <w:r>
         <w:t>Mengatur</w:t>
       </w:r>
-      <w:proofErr w:type="spellEnd"/>
-      <w:r>
-        <w:t xml:space="preserve"> Group </w:t>
-      </w:r>
-      <w:proofErr w:type="spellStart"/>
-      <w:r>
-        <w:t>Pembayaran</w:t>
-      </w:r>
-      <w:proofErr w:type="spellEnd"/>
-    </w:p>
-    <w:p>
-      <w:pPr>
-        <w:pStyle w:val="ListParagraph"/>
-        <w:spacing w:after="120"/>
-      </w:pPr>
-      <w:proofErr w:type="spellStart"/>
-      <w:r>
-        <w:t>Disini</w:t>
-      </w:r>
-      <w:proofErr w:type="spellEnd"/>
-      <w:r>
-        <w:t xml:space="preserve"> </w:t>
-      </w:r>
-      <w:proofErr w:type="spellStart"/>
-      <w:r>
-        <w:t>Saya</w:t>
-      </w:r>
-      <w:proofErr w:type="spellEnd"/>
-      <w:r>
-        <w:t xml:space="preserve"> </w:t>
-      </w:r>
-      <w:proofErr w:type="spellStart"/>
-      <w:r>
-        <w:t>Coba</w:t>
-      </w:r>
-      <w:proofErr w:type="spellEnd"/>
-      <w:r>
-        <w:t xml:space="preserve"> </w:t>
-      </w:r>
-      <w:proofErr w:type="spellStart"/>
-      <w:r>
-        <w:t>Menginput</w:t>
-      </w:r>
-      <w:proofErr w:type="spellEnd"/>
-      <w:r>
-        <w:t xml:space="preserve"> </w:t>
-      </w:r>
-      <w:proofErr w:type="spellStart"/>
-      <w:r>
-        <w:t>Nama</w:t>
-      </w:r>
-      <w:proofErr w:type="spellEnd"/>
-      <w:r>
-        <w:t xml:space="preserve"> Group </w:t>
-      </w:r>
-      <w:proofErr w:type="spellStart"/>
-      <w:r>
-        <w:t>Contoh</w:t>
-      </w:r>
-      <w:proofErr w:type="spellEnd"/>
-      <w:r>
-        <w:t xml:space="preserve"> </w:t>
+      <w:r>
+        <w:t xml:space="preserve"> Group Pembayaran</w:t>
+      </w:r>
+    </w:p>
+    <w:p>
+      <w:pPr>
+        <w:pStyle w:val="ListParagraph"/>
+        <w:spacing w:after="120"/>
+      </w:pPr>
+      <w:r>
+        <w:t xml:space="preserve">Disini Saya Coba Menginput Nama Group </w:t>
+      </w:r>
+      <w:r>
+        <w:t xml:space="preserve">Contoh </w:t>
       </w:r>
       <w:r>
         <w:t>Sem</w:t>
@@ -1232,21 +843,8 @@
         <w:pStyle w:val="ListParagraph"/>
         <w:spacing w:after="120"/>
       </w:pPr>
-      <w:proofErr w:type="spellStart"/>
-      <w:r>
-        <w:t>Tampilan</w:t>
-      </w:r>
-      <w:proofErr w:type="spellEnd"/>
-      <w:r>
-        <w:t xml:space="preserve"> </w:t>
-      </w:r>
-      <w:proofErr w:type="spellStart"/>
-      <w:r>
-        <w:t>Beranda</w:t>
-      </w:r>
-      <w:proofErr w:type="spellEnd"/>
-      <w:r>
-        <w:t xml:space="preserve"> Group</w:t>
+      <w:r>
+        <w:t>Tampilan Beranda Group</w:t>
       </w:r>
     </w:p>
     <w:p>
@@ -1311,45 +909,8 @@
         <w:spacing w:after="120"/>
       </w:pPr>
       <w:r>
-        <w:t xml:space="preserve">Data </w:t>
-      </w:r>
-      <w:proofErr w:type="spellStart"/>
-      <w:r>
-        <w:t>Baru</w:t>
-      </w:r>
-      <w:proofErr w:type="spellEnd"/>
-      <w:r>
-        <w:t xml:space="preserve"> :  </w:t>
-      </w:r>
-      <w:proofErr w:type="spellStart"/>
-      <w:r>
-        <w:t>Berfungsi</w:t>
-      </w:r>
-      <w:proofErr w:type="spellEnd"/>
-      <w:r>
-        <w:t xml:space="preserve"> </w:t>
-      </w:r>
-      <w:proofErr w:type="spellStart"/>
-      <w:r>
-        <w:t>Untuk</w:t>
-      </w:r>
-      <w:proofErr w:type="spellEnd"/>
-      <w:r>
-        <w:t xml:space="preserve"> </w:t>
-      </w:r>
-      <w:proofErr w:type="spellStart"/>
-      <w:r>
-        <w:t>Membuat</w:t>
-      </w:r>
-      <w:proofErr w:type="spellEnd"/>
-      <w:r>
-        <w:t xml:space="preserve"> Data Group </w:t>
-      </w:r>
-      <w:proofErr w:type="spellStart"/>
-      <w:r>
-        <w:t>Baru</w:t>
-      </w:r>
-      <w:proofErr w:type="spellEnd"/>
+        <w:t>Data Baru :  Berfungsi Untuk Membuat Data Group Baru</w:t>
+      </w:r>
     </w:p>
     <w:p>
       <w:pPr>
@@ -1361,55 +922,7 @@
         <w:spacing w:after="120"/>
       </w:pPr>
       <w:r>
-        <w:t xml:space="preserve">DI Table </w:t>
-      </w:r>
-      <w:proofErr w:type="spellStart"/>
-      <w:r>
-        <w:t>Pada</w:t>
-      </w:r>
-      <w:proofErr w:type="spellEnd"/>
-      <w:r>
-        <w:t xml:space="preserve"> </w:t>
-      </w:r>
-      <w:proofErr w:type="spellStart"/>
-      <w:r>
-        <w:t>Kolom</w:t>
-      </w:r>
-      <w:proofErr w:type="spellEnd"/>
-      <w:r>
-        <w:t xml:space="preserve"> </w:t>
-      </w:r>
-      <w:proofErr w:type="spellStart"/>
-      <w:r>
-        <w:t>Aksi</w:t>
-      </w:r>
-      <w:proofErr w:type="spellEnd"/>
-      <w:r>
-        <w:t xml:space="preserve"> </w:t>
-      </w:r>
-      <w:proofErr w:type="spellStart"/>
-      <w:r>
-        <w:t>Terdapat</w:t>
-      </w:r>
-      <w:proofErr w:type="spellEnd"/>
-      <w:r>
-        <w:t xml:space="preserve"> 2 </w:t>
-      </w:r>
-      <w:proofErr w:type="spellStart"/>
-      <w:r>
-        <w:t>Tombol</w:t>
-      </w:r>
-      <w:proofErr w:type="spellEnd"/>
-      <w:r>
-        <w:t xml:space="preserve"> Edit </w:t>
-      </w:r>
-      <w:proofErr w:type="spellStart"/>
-      <w:r>
-        <w:t>dan</w:t>
-      </w:r>
-      <w:proofErr w:type="spellEnd"/>
-      <w:r>
-        <w:t xml:space="preserve"> Delete</w:t>
+        <w:t>DI Table Pada Kolom Aksi Terdapat 2 Tombol Edit dan Delete</w:t>
       </w:r>
     </w:p>
     <w:p>
@@ -1418,55 +931,24 @@
         <w:spacing w:after="120"/>
         <w:ind w:left="1080"/>
       </w:pPr>
-      <w:proofErr w:type="spellStart"/>
       <w:r>
         <w:t>Con</w:t>
       </w:r>
       <w:r>
-        <w:t>toh</w:t>
-      </w:r>
-      <w:proofErr w:type="spellEnd"/>
-      <w:r>
-        <w:t xml:space="preserve"> Cara Input</w:t>
+        <w:t>toh Cara Input</w:t>
       </w:r>
       <w:r>
         <w:t xml:space="preserve"> Data</w:t>
       </w:r>
       <w:r>
-        <w:t xml:space="preserve"> </w:t>
-      </w:r>
-      <w:proofErr w:type="spellStart"/>
-      <w:proofErr w:type="gramStart"/>
-      <w:r>
-        <w:t>Baru</w:t>
-      </w:r>
-      <w:proofErr w:type="spellEnd"/>
-      <w:r>
-        <w:t xml:space="preserve"> ,</w:t>
-      </w:r>
-      <w:proofErr w:type="gramEnd"/>
-      <w:r>
-        <w:t xml:space="preserve"> Edit</w:t>
+        <w:t xml:space="preserve"> Baru , Edit</w:t>
       </w:r>
       <w:r>
         <w:t xml:space="preserve"> Data</w:t>
       </w:r>
       <w:r>
-        <w:t xml:space="preserve"> </w:t>
-      </w:r>
-      <w:proofErr w:type="spellStart"/>
-      <w:r>
-        <w:t>dan</w:t>
-      </w:r>
-      <w:proofErr w:type="spellEnd"/>
-      <w:r>
-        <w:t xml:space="preserve"> </w:t>
-      </w:r>
-      <w:proofErr w:type="spellStart"/>
-      <w:r>
-        <w:t>Hapus</w:t>
-      </w:r>
-      <w:proofErr w:type="spellEnd"/>
+        <w:t xml:space="preserve"> dan Hapus</w:t>
+      </w:r>
       <w:r>
         <w:t xml:space="preserve"> Data</w:t>
       </w:r>
@@ -1489,11 +971,9 @@
       <w:r>
         <w:t xml:space="preserve">Data </w:t>
       </w:r>
-      <w:proofErr w:type="spellStart"/>
       <w:r>
         <w:t>Baru</w:t>
       </w:r>
-      <w:proofErr w:type="spellEnd"/>
     </w:p>
     <w:p>
       <w:pPr>
@@ -1625,11 +1105,9 @@
         </w:numPr>
         <w:spacing w:after="120"/>
       </w:pPr>
-      <w:proofErr w:type="spellStart"/>
       <w:r>
         <w:t>Hapus</w:t>
       </w:r>
-      <w:proofErr w:type="spellEnd"/>
       <w:r>
         <w:t xml:space="preserve"> Data</w:t>
       </w:r>
@@ -1690,272 +1168,88 @@
         </w:numPr>
         <w:spacing w:after="120"/>
       </w:pPr>
-      <w:proofErr w:type="spellStart"/>
       <w:r>
         <w:lastRenderedPageBreak/>
         <w:t>Kategori</w:t>
       </w:r>
-      <w:proofErr w:type="spellEnd"/>
-    </w:p>
-    <w:p>
-      <w:pPr>
-        <w:pStyle w:val="ListParagraph"/>
-        <w:spacing w:after="120"/>
-      </w:pPr>
-      <w:proofErr w:type="spellStart"/>
-      <w:r>
-        <w:t>Halaman</w:t>
-      </w:r>
-      <w:proofErr w:type="spellEnd"/>
+    </w:p>
+    <w:p>
+      <w:pPr>
+        <w:pStyle w:val="ListParagraph"/>
+        <w:spacing w:after="120"/>
+      </w:pPr>
+      <w:r>
+        <w:t>Halaman Ini Berfungsi Untuk M</w:t>
+      </w:r>
+      <w:r>
+        <w:t>engatur</w:t>
+      </w:r>
       <w:r>
         <w:t xml:space="preserve"> </w:t>
       </w:r>
-      <w:proofErr w:type="spellStart"/>
-      <w:r>
-        <w:t>Ini</w:t>
-      </w:r>
-      <w:proofErr w:type="spellEnd"/>
-      <w:r>
-        <w:t xml:space="preserve"> </w:t>
-      </w:r>
-      <w:proofErr w:type="spellStart"/>
-      <w:r>
-        <w:t>Berfungsi</w:t>
-      </w:r>
-      <w:proofErr w:type="spellEnd"/>
-      <w:r>
-        <w:t xml:space="preserve"> </w:t>
-      </w:r>
-      <w:proofErr w:type="spellStart"/>
-      <w:r>
-        <w:t>Untuk</w:t>
-      </w:r>
-      <w:proofErr w:type="spellEnd"/>
-      <w:r>
-        <w:t xml:space="preserve"> </w:t>
-      </w:r>
-      <w:proofErr w:type="spellStart"/>
-      <w:r>
-        <w:t>M</w:t>
-      </w:r>
-      <w:r>
-        <w:t>engatur</w:t>
-      </w:r>
-      <w:proofErr w:type="spellEnd"/>
-      <w:r>
-        <w:t xml:space="preserve"> </w:t>
-      </w:r>
-      <w:proofErr w:type="spellStart"/>
       <w:r>
         <w:t>Kateg</w:t>
       </w:r>
       <w:r>
-        <w:t>ori</w:t>
-      </w:r>
-      <w:proofErr w:type="spellEnd"/>
-      <w:r>
-        <w:t xml:space="preserve"> Group </w:t>
-      </w:r>
-      <w:proofErr w:type="spellStart"/>
-      <w:r>
-        <w:t>Pembayaran</w:t>
-      </w:r>
-      <w:proofErr w:type="spellEnd"/>
-      <w:r>
-        <w:t xml:space="preserve"> </w:t>
-      </w:r>
-      <w:proofErr w:type="spellStart"/>
-      <w:r>
-        <w:t>a</w:t>
-      </w:r>
-      <w:r>
-        <w:t>tau</w:t>
-      </w:r>
-      <w:proofErr w:type="spellEnd"/>
-      <w:r>
-        <w:t xml:space="preserve"> Sub Dari Group</w:t>
-      </w:r>
-    </w:p>
-    <w:p>
-      <w:pPr>
-        <w:pStyle w:val="ListParagraph"/>
-        <w:spacing w:after="120"/>
-      </w:pPr>
-      <w:proofErr w:type="spellStart"/>
-      <w:r>
-        <w:t>Disini</w:t>
-      </w:r>
-      <w:proofErr w:type="spellEnd"/>
-      <w:r>
-        <w:t xml:space="preserve"> </w:t>
-      </w:r>
-      <w:proofErr w:type="spellStart"/>
-      <w:r>
-        <w:t>Saya</w:t>
-      </w:r>
-      <w:proofErr w:type="spellEnd"/>
-      <w:r>
-        <w:t xml:space="preserve"> </w:t>
-      </w:r>
-      <w:proofErr w:type="spellStart"/>
-      <w:r>
-        <w:t>Coba</w:t>
-      </w:r>
-      <w:proofErr w:type="spellEnd"/>
-      <w:r>
-        <w:t xml:space="preserve"> </w:t>
-      </w:r>
-      <w:proofErr w:type="spellStart"/>
-      <w:r>
-        <w:t>Menginput</w:t>
-      </w:r>
-      <w:proofErr w:type="spellEnd"/>
-      <w:r>
-        <w:t xml:space="preserve"> </w:t>
-      </w:r>
-      <w:proofErr w:type="spellStart"/>
-      <w:r>
-        <w:t>Nama</w:t>
-      </w:r>
-      <w:proofErr w:type="spellEnd"/>
-      <w:r>
-        <w:t xml:space="preserve"> </w:t>
-      </w:r>
-      <w:proofErr w:type="spellStart"/>
-      <w:r>
-        <w:t>Kategori</w:t>
-      </w:r>
-      <w:proofErr w:type="spellEnd"/>
-      <w:r>
-        <w:t xml:space="preserve"> </w:t>
-      </w:r>
-      <w:proofErr w:type="spellStart"/>
-      <w:r>
-        <w:t>Contoh</w:t>
-      </w:r>
-      <w:proofErr w:type="spellEnd"/>
-      <w:r>
-        <w:t xml:space="preserve"> </w:t>
+        <w:t>ori Group Pembayaran a</w:t>
+      </w:r>
+      <w:r>
+        <w:t>tau Sub Dari Group</w:t>
+      </w:r>
+    </w:p>
+    <w:p>
+      <w:pPr>
+        <w:pStyle w:val="ListParagraph"/>
+        <w:spacing w:after="120"/>
+      </w:pPr>
+      <w:r>
+        <w:t xml:space="preserve">Disini Saya Coba Menginput Nama Kategori </w:t>
+      </w:r>
+      <w:r>
+        <w:t xml:space="preserve">Contoh </w:t>
       </w:r>
       <w:r>
         <w:t xml:space="preserve">Semester </w:t>
       </w:r>
-      <w:proofErr w:type="spellStart"/>
-      <w:r>
-        <w:t>Ganjil</w:t>
-      </w:r>
-      <w:proofErr w:type="spellEnd"/>
-      <w:r>
-        <w:t xml:space="preserve"> </w:t>
-      </w:r>
-      <w:proofErr w:type="spellStart"/>
-      <w:r>
-        <w:t>dan</w:t>
-      </w:r>
-      <w:proofErr w:type="spellEnd"/>
-      <w:r>
-        <w:t xml:space="preserve"> </w:t>
+      <w:r>
+        <w:t xml:space="preserve">Ganjil dan </w:t>
       </w:r>
       <w:r>
         <w:t xml:space="preserve">Semester </w:t>
       </w:r>
-      <w:proofErr w:type="spellStart"/>
       <w:r>
         <w:t>Genap</w:t>
       </w:r>
-      <w:proofErr w:type="spellEnd"/>
-    </w:p>
-    <w:p>
-      <w:pPr>
-        <w:pStyle w:val="ListParagraph"/>
-        <w:spacing w:after="120"/>
-      </w:pPr>
-      <w:proofErr w:type="spellStart"/>
-      <w:r>
-        <w:t>Jadi</w:t>
-      </w:r>
-      <w:proofErr w:type="spellEnd"/>
-      <w:r>
-        <w:t xml:space="preserve"> Group Semester </w:t>
-      </w:r>
-      <w:proofErr w:type="spellStart"/>
-      <w:r>
-        <w:t>Menjadi</w:t>
-      </w:r>
-      <w:proofErr w:type="spellEnd"/>
-      <w:r>
-        <w:t xml:space="preserve"> 2 </w:t>
-      </w:r>
-      <w:proofErr w:type="spellStart"/>
-      <w:r>
-        <w:t>Kategori</w:t>
-      </w:r>
-      <w:proofErr w:type="spellEnd"/>
-      <w:r>
-        <w:t xml:space="preserve"> </w:t>
-      </w:r>
-      <w:proofErr w:type="spellStart"/>
-      <w:r>
-        <w:t>Yaitu</w:t>
-      </w:r>
-      <w:proofErr w:type="spellEnd"/>
-      <w:r>
-        <w:t xml:space="preserve"> </w:t>
+    </w:p>
+    <w:p>
+      <w:pPr>
+        <w:pStyle w:val="ListParagraph"/>
+        <w:spacing w:after="120"/>
+      </w:pPr>
+      <w:r>
+        <w:t xml:space="preserve">Jadi Group Semester Menjadi 2 Kategori Yaitu </w:t>
       </w:r>
       <w:r>
         <w:t xml:space="preserve">Semester </w:t>
       </w:r>
-      <w:proofErr w:type="spellStart"/>
-      <w:r>
-        <w:t>Ganjil</w:t>
-      </w:r>
-      <w:proofErr w:type="spellEnd"/>
-      <w:r>
-        <w:t xml:space="preserve"> </w:t>
-      </w:r>
-      <w:proofErr w:type="spellStart"/>
-      <w:r>
-        <w:t>dan</w:t>
-      </w:r>
-      <w:proofErr w:type="spellEnd"/>
-      <w:r>
-        <w:t xml:space="preserve"> </w:t>
+      <w:r>
+        <w:t xml:space="preserve">Ganjil dan </w:t>
       </w:r>
       <w:r>
         <w:t xml:space="preserve">Semester </w:t>
       </w:r>
-      <w:proofErr w:type="spellStart"/>
       <w:r>
         <w:t>Genap</w:t>
       </w:r>
-      <w:proofErr w:type="spellEnd"/>
-    </w:p>
-    <w:p>
-      <w:pPr>
-        <w:pStyle w:val="ListParagraph"/>
-        <w:spacing w:after="120"/>
-      </w:pPr>
-      <w:proofErr w:type="spellStart"/>
-      <w:r>
-        <w:t>Tampilan</w:t>
-      </w:r>
-      <w:proofErr w:type="spellEnd"/>
-      <w:r>
-        <w:t xml:space="preserve"> </w:t>
-      </w:r>
-      <w:proofErr w:type="spellStart"/>
-      <w:r>
-        <w:t>Beranda</w:t>
-      </w:r>
-      <w:proofErr w:type="spellEnd"/>
-      <w:r>
-        <w:t xml:space="preserve"> </w:t>
-      </w:r>
-      <w:proofErr w:type="spellStart"/>
-      <w:r>
-        <w:t>Kategori</w:t>
-      </w:r>
-      <w:proofErr w:type="spellEnd"/>
+    </w:p>
+    <w:p>
+      <w:pPr>
+        <w:pStyle w:val="ListParagraph"/>
+        <w:spacing w:after="120"/>
+      </w:pPr>
+      <w:r>
+        <w:t>Tampilan Beranda Kategori</w:t>
+      </w:r>
     </w:p>
     <w:p>
       <w:pPr>
@@ -2014,69 +1308,8 @@
         <w:pStyle w:val="ListParagraph"/>
         <w:spacing w:after="120"/>
       </w:pPr>
-      <w:proofErr w:type="spellStart"/>
-      <w:r>
-        <w:t>Untuk</w:t>
-      </w:r>
-      <w:proofErr w:type="spellEnd"/>
-      <w:r>
-        <w:t xml:space="preserve"> </w:t>
-      </w:r>
-      <w:proofErr w:type="spellStart"/>
-      <w:r>
-        <w:t>Prosesnya</w:t>
-      </w:r>
-      <w:proofErr w:type="spellEnd"/>
-      <w:r>
-        <w:t xml:space="preserve"> </w:t>
-      </w:r>
-      <w:proofErr w:type="spellStart"/>
-      <w:r>
-        <w:t>Kurang</w:t>
-      </w:r>
-      <w:proofErr w:type="spellEnd"/>
-      <w:r>
-        <w:t xml:space="preserve"> </w:t>
-      </w:r>
-      <w:proofErr w:type="spellStart"/>
-      <w:r>
-        <w:t>Lebih</w:t>
-      </w:r>
-      <w:proofErr w:type="spellEnd"/>
-      <w:r>
-        <w:t xml:space="preserve"> </w:t>
-      </w:r>
-      <w:proofErr w:type="spellStart"/>
-      <w:r>
-        <w:t>Hampir</w:t>
-      </w:r>
-      <w:proofErr w:type="spellEnd"/>
-      <w:r>
-        <w:t xml:space="preserve"> </w:t>
-      </w:r>
-      <w:proofErr w:type="spellStart"/>
-      <w:r>
-        <w:t>Sama</w:t>
-      </w:r>
-      <w:proofErr w:type="spellEnd"/>
-      <w:r>
-        <w:t xml:space="preserve"> </w:t>
-      </w:r>
-      <w:proofErr w:type="spellStart"/>
-      <w:r>
-        <w:t>Dengan</w:t>
-      </w:r>
-      <w:proofErr w:type="spellEnd"/>
-      <w:r>
-        <w:t xml:space="preserve"> </w:t>
-      </w:r>
-      <w:proofErr w:type="spellStart"/>
-      <w:r>
-        <w:t>Halaman</w:t>
-      </w:r>
-      <w:proofErr w:type="spellEnd"/>
-      <w:r>
-        <w:t xml:space="preserve"> Group</w:t>
+      <w:r>
+        <w:t>Untuk Prosesnya Kurang Lebih Hampir Sama Dengan Halaman Group</w:t>
       </w:r>
     </w:p>
     <w:p>
@@ -2089,53 +1322,14 @@
         <w:spacing w:after="120"/>
       </w:pPr>
       <w:r>
-        <w:t xml:space="preserve">Data </w:t>
-      </w:r>
-      <w:proofErr w:type="spellStart"/>
-      <w:r>
-        <w:t>Baru</w:t>
-      </w:r>
-      <w:proofErr w:type="spellEnd"/>
-      <w:r>
-        <w:t xml:space="preserve"> :  </w:t>
-      </w:r>
-      <w:proofErr w:type="spellStart"/>
-      <w:r>
-        <w:t>Berfungsi</w:t>
-      </w:r>
-      <w:proofErr w:type="spellEnd"/>
-      <w:r>
-        <w:t xml:space="preserve"> </w:t>
-      </w:r>
-      <w:proofErr w:type="spellStart"/>
-      <w:r>
-        <w:t>Untuk</w:t>
-      </w:r>
-      <w:proofErr w:type="spellEnd"/>
-      <w:r>
-        <w:t xml:space="preserve"> </w:t>
-      </w:r>
-      <w:proofErr w:type="spellStart"/>
-      <w:r>
-        <w:t>Membuat</w:t>
-      </w:r>
-      <w:proofErr w:type="spellEnd"/>
-      <w:r>
-        <w:t xml:space="preserve"> Data </w:t>
-      </w:r>
-      <w:proofErr w:type="spellStart"/>
+        <w:t xml:space="preserve">Data Baru :  Berfungsi Untuk Membuat Data </w:t>
+      </w:r>
       <w:r>
         <w:t>Kategori</w:t>
       </w:r>
-      <w:proofErr w:type="spellEnd"/>
-      <w:r>
-        <w:t xml:space="preserve"> </w:t>
-      </w:r>
-      <w:proofErr w:type="spellStart"/>
-      <w:r>
-        <w:t>Baru</w:t>
-      </w:r>
-      <w:proofErr w:type="spellEnd"/>
+      <w:r>
+        <w:t xml:space="preserve"> Baru</w:t>
+      </w:r>
     </w:p>
     <w:p>
       <w:pPr>
@@ -2147,55 +1341,7 @@
         <w:spacing w:after="120"/>
       </w:pPr>
       <w:r>
-        <w:t xml:space="preserve">DI Table </w:t>
-      </w:r>
-      <w:proofErr w:type="spellStart"/>
-      <w:r>
-        <w:t>Pada</w:t>
-      </w:r>
-      <w:proofErr w:type="spellEnd"/>
-      <w:r>
-        <w:t xml:space="preserve"> </w:t>
-      </w:r>
-      <w:proofErr w:type="spellStart"/>
-      <w:r>
-        <w:t>Kolom</w:t>
-      </w:r>
-      <w:proofErr w:type="spellEnd"/>
-      <w:r>
-        <w:t xml:space="preserve"> </w:t>
-      </w:r>
-      <w:proofErr w:type="spellStart"/>
-      <w:r>
-        <w:t>Aksi</w:t>
-      </w:r>
-      <w:proofErr w:type="spellEnd"/>
-      <w:r>
-        <w:t xml:space="preserve"> </w:t>
-      </w:r>
-      <w:proofErr w:type="spellStart"/>
-      <w:r>
-        <w:t>Terdapat</w:t>
-      </w:r>
-      <w:proofErr w:type="spellEnd"/>
-      <w:r>
-        <w:t xml:space="preserve"> 2 </w:t>
-      </w:r>
-      <w:proofErr w:type="spellStart"/>
-      <w:r>
-        <w:t>Tombol</w:t>
-      </w:r>
-      <w:proofErr w:type="spellEnd"/>
-      <w:r>
-        <w:t xml:space="preserve"> Edit </w:t>
-      </w:r>
-      <w:proofErr w:type="spellStart"/>
-      <w:r>
-        <w:t>dan</w:t>
-      </w:r>
-      <w:proofErr w:type="spellEnd"/>
-      <w:r>
-        <w:t xml:space="preserve"> Delete</w:t>
+        <w:t>DI Table Pada Kolom Aksi Terdapat 2 Tombol Edit dan Delete</w:t>
       </w:r>
     </w:p>
     <w:p>
@@ -2214,327 +1360,57 @@
         <w:spacing w:after="120"/>
       </w:pPr>
       <w:r>
-        <w:t xml:space="preserve"> </w:t>
-      </w:r>
-      <w:proofErr w:type="spellStart"/>
-      <w:r>
-        <w:t>Biaya</w:t>
-      </w:r>
-      <w:proofErr w:type="spellEnd"/>
-      <w:r>
-        <w:t xml:space="preserve"> </w:t>
-      </w:r>
-      <w:proofErr w:type="spellStart"/>
-      <w:r>
-        <w:t>Kategori</w:t>
-      </w:r>
-      <w:proofErr w:type="spellEnd"/>
-    </w:p>
-    <w:p>
-      <w:pPr>
-        <w:pStyle w:val="ListParagraph"/>
-        <w:spacing w:after="120"/>
-      </w:pPr>
-      <w:proofErr w:type="spellStart"/>
-      <w:r>
-        <w:t>Halaman</w:t>
-      </w:r>
-      <w:proofErr w:type="spellEnd"/>
-      <w:r>
-        <w:t xml:space="preserve"> </w:t>
-      </w:r>
-      <w:proofErr w:type="spellStart"/>
-      <w:r>
-        <w:t>Ini</w:t>
-      </w:r>
-      <w:proofErr w:type="spellEnd"/>
-      <w:r>
-        <w:t xml:space="preserve"> </w:t>
-      </w:r>
-      <w:proofErr w:type="spellStart"/>
-      <w:r>
-        <w:t>Berfungsi</w:t>
-      </w:r>
-      <w:proofErr w:type="spellEnd"/>
-      <w:r>
-        <w:t xml:space="preserve"> </w:t>
-      </w:r>
-      <w:proofErr w:type="spellStart"/>
-      <w:r>
-        <w:t>Untuk</w:t>
-      </w:r>
-      <w:proofErr w:type="spellEnd"/>
-      <w:r>
-        <w:t xml:space="preserve"> </w:t>
-      </w:r>
-      <w:proofErr w:type="spellStart"/>
-      <w:r>
-        <w:t>Mengatur</w:t>
-      </w:r>
-      <w:proofErr w:type="spellEnd"/>
-      <w:r>
-        <w:t xml:space="preserve"> </w:t>
-      </w:r>
-      <w:proofErr w:type="spellStart"/>
-      <w:r>
-        <w:t>Biaya</w:t>
-      </w:r>
-      <w:proofErr w:type="spellEnd"/>
-      <w:r>
-        <w:t xml:space="preserve"> Default </w:t>
-      </w:r>
-      <w:proofErr w:type="spellStart"/>
-      <w:r>
-        <w:t>Untuk</w:t>
-      </w:r>
-      <w:proofErr w:type="spellEnd"/>
-      <w:r>
-        <w:t xml:space="preserve"> </w:t>
-      </w:r>
-      <w:proofErr w:type="spellStart"/>
-      <w:r>
-        <w:t>Tarif-tarif</w:t>
-      </w:r>
-      <w:proofErr w:type="spellEnd"/>
-      <w:r>
-        <w:t xml:space="preserve"> Yang </w:t>
-      </w:r>
-      <w:proofErr w:type="spellStart"/>
-      <w:r>
-        <w:t>Berulang</w:t>
-      </w:r>
-      <w:proofErr w:type="spellEnd"/>
-    </w:p>
-    <w:p>
-      <w:pPr>
-        <w:pStyle w:val="ListParagraph"/>
-        <w:spacing w:after="120"/>
-      </w:pPr>
-      <w:r>
-        <w:t xml:space="preserve">Yang </w:t>
-      </w:r>
-      <w:proofErr w:type="spellStart"/>
-      <w:r>
-        <w:t>Sering</w:t>
-      </w:r>
-      <w:proofErr w:type="spellEnd"/>
-      <w:r>
-        <w:t xml:space="preserve"> </w:t>
-      </w:r>
-      <w:proofErr w:type="spellStart"/>
-      <w:r>
-        <w:t>Dipakai</w:t>
-      </w:r>
-      <w:proofErr w:type="spellEnd"/>
-      <w:r>
-        <w:t xml:space="preserve"> </w:t>
-      </w:r>
-      <w:proofErr w:type="spellStart"/>
+        <w:t xml:space="preserve"> Biaya Kategori</w:t>
+      </w:r>
+    </w:p>
+    <w:p>
+      <w:pPr>
+        <w:pStyle w:val="ListParagraph"/>
+        <w:spacing w:after="120"/>
+      </w:pPr>
+      <w:r>
+        <w:t>Halaman Ini Berfungsi Untuk Mengatur Biaya Default Untuk Tarif-tarif Yang Berulang</w:t>
+      </w:r>
+    </w:p>
+    <w:p>
+      <w:pPr>
+        <w:pStyle w:val="ListParagraph"/>
+        <w:spacing w:after="120"/>
+      </w:pPr>
+      <w:r>
+        <w:t xml:space="preserve">Yang Sering Dipakai </w:t>
+      </w:r>
       <w:r>
         <w:rPr>
           <w:b/>
           <w:color w:val="FF0000"/>
         </w:rPr>
-        <w:t>Tidak</w:t>
-      </w:r>
-      <w:proofErr w:type="spellEnd"/>
-      <w:r>
-        <w:rPr>
-          <w:b/>
-          <w:color w:val="FF0000"/>
-        </w:rPr>
-        <w:t xml:space="preserve"> </w:t>
-      </w:r>
-      <w:proofErr w:type="spellStart"/>
-      <w:r>
-        <w:rPr>
-          <w:b/>
-          <w:color w:val="FF0000"/>
-        </w:rPr>
-        <w:t>Untuk</w:t>
-      </w:r>
-      <w:proofErr w:type="spellEnd"/>
-      <w:r>
-        <w:rPr>
-          <w:b/>
-          <w:color w:val="FF0000"/>
-        </w:rPr>
-        <w:t xml:space="preserve"> </w:t>
-      </w:r>
-      <w:proofErr w:type="spellStart"/>
-      <w:r>
-        <w:rPr>
-          <w:b/>
-          <w:color w:val="FF0000"/>
-        </w:rPr>
-        <w:t>Mengatur</w:t>
-      </w:r>
-      <w:proofErr w:type="spellEnd"/>
-      <w:r>
-        <w:rPr>
-          <w:b/>
-          <w:color w:val="FF0000"/>
-        </w:rPr>
-        <w:t xml:space="preserve"> </w:t>
-      </w:r>
-      <w:proofErr w:type="spellStart"/>
-      <w:r>
-        <w:rPr>
-          <w:b/>
-          <w:color w:val="FF0000"/>
-        </w:rPr>
-        <w:t>Biaya</w:t>
-      </w:r>
-      <w:proofErr w:type="spellEnd"/>
-      <w:r>
-        <w:rPr>
-          <w:b/>
-          <w:color w:val="FF0000"/>
-        </w:rPr>
-        <w:t xml:space="preserve"> </w:t>
-      </w:r>
-      <w:proofErr w:type="spellStart"/>
-      <w:r>
-        <w:rPr>
-          <w:b/>
-          <w:color w:val="FF0000"/>
-        </w:rPr>
-        <w:t>dari</w:t>
-      </w:r>
-      <w:proofErr w:type="spellEnd"/>
-      <w:r>
-        <w:rPr>
-          <w:b/>
-          <w:color w:val="FF0000"/>
-        </w:rPr>
-        <w:t xml:space="preserve"> PPDB </w:t>
-      </w:r>
-      <w:proofErr w:type="spellStart"/>
-      <w:r>
-        <w:rPr>
-          <w:b/>
-          <w:color w:val="FF0000"/>
-        </w:rPr>
-        <w:t>dan</w:t>
-      </w:r>
-      <w:proofErr w:type="spellEnd"/>
-      <w:r>
-        <w:rPr>
-          <w:b/>
-          <w:color w:val="FF0000"/>
-        </w:rPr>
-        <w:t xml:space="preserve"> SPP</w:t>
-      </w:r>
-    </w:p>
-    <w:p>
-      <w:pPr>
-        <w:pStyle w:val="ListParagraph"/>
-        <w:spacing w:after="120"/>
-      </w:pPr>
-      <w:proofErr w:type="spellStart"/>
-      <w:r>
-        <w:t>Disini</w:t>
-      </w:r>
-      <w:proofErr w:type="spellEnd"/>
-      <w:r>
-        <w:t xml:space="preserve"> </w:t>
-      </w:r>
-      <w:proofErr w:type="spellStart"/>
-      <w:r>
-        <w:t>Saya</w:t>
-      </w:r>
-      <w:proofErr w:type="spellEnd"/>
-      <w:r>
-        <w:t xml:space="preserve"> </w:t>
-      </w:r>
-      <w:proofErr w:type="spellStart"/>
-      <w:r>
-        <w:t>Coba</w:t>
-      </w:r>
-      <w:proofErr w:type="spellEnd"/>
-      <w:r>
-        <w:t xml:space="preserve"> </w:t>
-      </w:r>
-      <w:proofErr w:type="spellStart"/>
-      <w:r>
-        <w:t>Mengatur</w:t>
-      </w:r>
-      <w:proofErr w:type="spellEnd"/>
-      <w:r>
-        <w:t xml:space="preserve"> </w:t>
-      </w:r>
-      <w:proofErr w:type="spellStart"/>
-      <w:r>
-        <w:t>Biaya</w:t>
-      </w:r>
-      <w:proofErr w:type="spellEnd"/>
-      <w:r>
-        <w:t xml:space="preserve"> </w:t>
-      </w:r>
-      <w:proofErr w:type="spellStart"/>
-      <w:r>
-        <w:t>dari</w:t>
-      </w:r>
-      <w:proofErr w:type="spellEnd"/>
-      <w:r>
-        <w:t xml:space="preserve"> Semester </w:t>
-      </w:r>
-      <w:proofErr w:type="spellStart"/>
-      <w:r>
-        <w:t>Genap</w:t>
-      </w:r>
-      <w:proofErr w:type="spellEnd"/>
-      <w:r>
-        <w:t xml:space="preserve"> </w:t>
-      </w:r>
-      <w:proofErr w:type="spellStart"/>
-      <w:r>
-        <w:t>dan</w:t>
-      </w:r>
-      <w:proofErr w:type="spellEnd"/>
-      <w:r>
-        <w:t xml:space="preserve"> Semester </w:t>
-      </w:r>
-      <w:proofErr w:type="spellStart"/>
-      <w:r>
-        <w:t>Ganjil</w:t>
-      </w:r>
-      <w:proofErr w:type="spellEnd"/>
-    </w:p>
-    <w:p>
-      <w:pPr>
-        <w:pStyle w:val="ListParagraph"/>
-        <w:spacing w:after="120"/>
-      </w:pPr>
-      <w:proofErr w:type="spellStart"/>
-      <w:r>
-        <w:t>Tampilan</w:t>
-      </w:r>
-      <w:proofErr w:type="spellEnd"/>
-      <w:r>
-        <w:t xml:space="preserve"> </w:t>
-      </w:r>
-      <w:proofErr w:type="spellStart"/>
-      <w:r>
-        <w:t>Beranda</w:t>
-      </w:r>
-      <w:proofErr w:type="spellEnd"/>
-      <w:r>
-        <w:t xml:space="preserve"> </w:t>
-      </w:r>
-      <w:proofErr w:type="spellStart"/>
-      <w:r>
-        <w:t>Biaya</w:t>
-      </w:r>
-      <w:proofErr w:type="spellEnd"/>
-      <w:r>
-        <w:t xml:space="preserve"> </w:t>
-      </w:r>
-      <w:proofErr w:type="spellStart"/>
+        <w:t>Tidak Untuk Mengatur Biaya dari PPDB dan SPP</w:t>
+      </w:r>
+    </w:p>
+    <w:p>
+      <w:pPr>
+        <w:pStyle w:val="ListParagraph"/>
+        <w:spacing w:after="120"/>
+      </w:pPr>
+      <w:r>
+        <w:t>Disini Saya Coba Mengatur Biaya dari Semester Genap dan Semester Ganjil</w:t>
+      </w:r>
+    </w:p>
+    <w:p>
+      <w:pPr>
+        <w:pStyle w:val="ListParagraph"/>
+        <w:spacing w:after="120"/>
+      </w:pPr>
+      <w:r>
+        <w:t xml:space="preserve">Tampilan Beranda </w:t>
+      </w:r>
+      <w:r>
+        <w:t xml:space="preserve">Biaya </w:t>
+      </w:r>
       <w:r>
         <w:t>Kategori</w:t>
       </w:r>
-      <w:proofErr w:type="spellEnd"/>
     </w:p>
     <w:p>
       <w:pPr>
@@ -2593,69 +1469,8 @@
         <w:pStyle w:val="ListParagraph"/>
         <w:spacing w:after="120"/>
       </w:pPr>
-      <w:proofErr w:type="spellStart"/>
-      <w:r>
-        <w:t>Untuk</w:t>
-      </w:r>
-      <w:proofErr w:type="spellEnd"/>
-      <w:r>
-        <w:t xml:space="preserve"> </w:t>
-      </w:r>
-      <w:proofErr w:type="spellStart"/>
-      <w:r>
-        <w:t>Prosesnya</w:t>
-      </w:r>
-      <w:proofErr w:type="spellEnd"/>
-      <w:r>
-        <w:t xml:space="preserve"> </w:t>
-      </w:r>
-      <w:proofErr w:type="spellStart"/>
-      <w:r>
-        <w:t>Kurang</w:t>
-      </w:r>
-      <w:proofErr w:type="spellEnd"/>
-      <w:r>
-        <w:t xml:space="preserve"> </w:t>
-      </w:r>
-      <w:proofErr w:type="spellStart"/>
-      <w:r>
-        <w:t>Lebih</w:t>
-      </w:r>
-      <w:proofErr w:type="spellEnd"/>
-      <w:r>
-        <w:t xml:space="preserve"> </w:t>
-      </w:r>
-      <w:proofErr w:type="spellStart"/>
-      <w:r>
-        <w:t>Hampir</w:t>
-      </w:r>
-      <w:proofErr w:type="spellEnd"/>
-      <w:r>
-        <w:t xml:space="preserve"> </w:t>
-      </w:r>
-      <w:proofErr w:type="spellStart"/>
-      <w:r>
-        <w:t>Sama</w:t>
-      </w:r>
-      <w:proofErr w:type="spellEnd"/>
-      <w:r>
-        <w:t xml:space="preserve"> </w:t>
-      </w:r>
-      <w:proofErr w:type="spellStart"/>
-      <w:r>
-        <w:t>Dengan</w:t>
-      </w:r>
-      <w:proofErr w:type="spellEnd"/>
-      <w:r>
-        <w:t xml:space="preserve"> </w:t>
-      </w:r>
-      <w:proofErr w:type="spellStart"/>
-      <w:r>
-        <w:t>Halaman</w:t>
-      </w:r>
-      <w:proofErr w:type="spellEnd"/>
-      <w:r>
-        <w:t xml:space="preserve"> Group</w:t>
+      <w:r>
+        <w:t>Untuk Prosesnya Kurang Lebih Hampir Sama Dengan Halaman Group</w:t>
       </w:r>
     </w:p>
     <w:p>
@@ -2668,56 +1483,17 @@
         <w:spacing w:after="120"/>
       </w:pPr>
       <w:r>
-        <w:t xml:space="preserve">Data </w:t>
-      </w:r>
-      <w:proofErr w:type="spellStart"/>
-      <w:r>
-        <w:t>Baru</w:t>
-      </w:r>
-      <w:proofErr w:type="spellEnd"/>
-      <w:r>
-        <w:t xml:space="preserve"> :  </w:t>
-      </w:r>
-      <w:proofErr w:type="spellStart"/>
-      <w:r>
-        <w:t>Berfungsi</w:t>
-      </w:r>
-      <w:proofErr w:type="spellEnd"/>
+        <w:t>Data Baru :  Berfungsi Untuk Membuat Data</w:t>
+      </w:r>
+      <w:r>
+        <w:t xml:space="preserve"> Biaya</w:t>
+      </w:r>
       <w:r>
         <w:t xml:space="preserve"> </w:t>
       </w:r>
-      <w:proofErr w:type="spellStart"/>
-      <w:r>
-        <w:t>Untuk</w:t>
-      </w:r>
-      <w:proofErr w:type="spellEnd"/>
-      <w:r>
-        <w:t xml:space="preserve"> </w:t>
-      </w:r>
-      <w:proofErr w:type="spellStart"/>
-      <w:r>
-        <w:t>Membuat</w:t>
-      </w:r>
-      <w:proofErr w:type="spellEnd"/>
-      <w:r>
-        <w:t xml:space="preserve"> Data</w:t>
-      </w:r>
-      <w:r>
-        <w:t xml:space="preserve"> </w:t>
-      </w:r>
-      <w:proofErr w:type="spellStart"/>
-      <w:r>
-        <w:t>Biaya</w:t>
-      </w:r>
-      <w:proofErr w:type="spellEnd"/>
-      <w:r>
-        <w:t xml:space="preserve"> </w:t>
-      </w:r>
-      <w:proofErr w:type="spellStart"/>
       <w:r>
         <w:t>Kategori</w:t>
       </w:r>
-      <w:proofErr w:type="spellEnd"/>
     </w:p>
     <w:p>
       <w:pPr>
@@ -2729,55 +1505,7 @@
         <w:spacing w:after="120"/>
       </w:pPr>
       <w:r>
-        <w:t xml:space="preserve">DI Table </w:t>
-      </w:r>
-      <w:proofErr w:type="spellStart"/>
-      <w:r>
-        <w:t>Pada</w:t>
-      </w:r>
-      <w:proofErr w:type="spellEnd"/>
-      <w:r>
-        <w:t xml:space="preserve"> </w:t>
-      </w:r>
-      <w:proofErr w:type="spellStart"/>
-      <w:r>
-        <w:t>Kolom</w:t>
-      </w:r>
-      <w:proofErr w:type="spellEnd"/>
-      <w:r>
-        <w:t xml:space="preserve"> </w:t>
-      </w:r>
-      <w:proofErr w:type="spellStart"/>
-      <w:r>
-        <w:t>Aksi</w:t>
-      </w:r>
-      <w:proofErr w:type="spellEnd"/>
-      <w:r>
-        <w:t xml:space="preserve"> </w:t>
-      </w:r>
-      <w:proofErr w:type="spellStart"/>
-      <w:r>
-        <w:t>Terdapat</w:t>
-      </w:r>
-      <w:proofErr w:type="spellEnd"/>
-      <w:r>
-        <w:t xml:space="preserve"> 2 </w:t>
-      </w:r>
-      <w:proofErr w:type="spellStart"/>
-      <w:r>
-        <w:t>Tombol</w:t>
-      </w:r>
-      <w:proofErr w:type="spellEnd"/>
-      <w:r>
-        <w:t xml:space="preserve"> Edit </w:t>
-      </w:r>
-      <w:proofErr w:type="spellStart"/>
-      <w:r>
-        <w:t>dan</w:t>
-      </w:r>
-      <w:proofErr w:type="spellEnd"/>
-      <w:r>
-        <w:t xml:space="preserve"> Delete</w:t>
+        <w:t>DI Table Pada Kolom Aksi Terdapat 2 Tombol Edit dan Delete</w:t>
       </w:r>
     </w:p>
     <w:p>
@@ -2789,35 +1517,9 @@
         </w:numPr>
         <w:spacing w:after="120"/>
       </w:pPr>
-      <w:proofErr w:type="spellStart"/>
-      <w:r>
-        <w:t>Contoh</w:t>
-      </w:r>
-      <w:proofErr w:type="spellEnd"/>
-      <w:r>
-        <w:t xml:space="preserve"> Cara Input </w:t>
-      </w:r>
-      <w:proofErr w:type="spellStart"/>
-      <w:r>
-        <w:t>Baru</w:t>
-      </w:r>
-      <w:proofErr w:type="spellEnd"/>
-      <w:r>
-        <w:t xml:space="preserve"> , Edit </w:t>
-      </w:r>
-      <w:proofErr w:type="spellStart"/>
-      <w:r>
-        <w:t>dan</w:t>
-      </w:r>
-      <w:proofErr w:type="spellEnd"/>
-      <w:r>
-        <w:t xml:space="preserve"> </w:t>
-      </w:r>
-      <w:proofErr w:type="spellStart"/>
-      <w:r>
-        <w:t>Hapus</w:t>
-      </w:r>
-      <w:proofErr w:type="spellEnd"/>
+      <w:r>
+        <w:t>Contoh Cara Input Baru , Edit dan Hapus</w:t>
+      </w:r>
     </w:p>
     <w:p>
       <w:pPr>
@@ -2835,134 +1537,35 @@
         </w:numPr>
         <w:spacing w:after="120"/>
       </w:pPr>
-      <w:proofErr w:type="spellStart"/>
-      <w:r>
-        <w:t>Periode</w:t>
-      </w:r>
-      <w:proofErr w:type="spellEnd"/>
-      <w:r>
-        <w:t xml:space="preserve"> SPP</w:t>
-      </w:r>
-    </w:p>
-    <w:p>
-      <w:pPr>
-        <w:pStyle w:val="ListParagraph"/>
-        <w:spacing w:after="120"/>
-      </w:pPr>
-      <w:proofErr w:type="spellStart"/>
-      <w:r>
-        <w:t>Halaman</w:t>
-      </w:r>
-      <w:proofErr w:type="spellEnd"/>
-      <w:r>
-        <w:t xml:space="preserve"> </w:t>
-      </w:r>
-      <w:proofErr w:type="spellStart"/>
-      <w:r>
-        <w:t>Ini</w:t>
-      </w:r>
-      <w:proofErr w:type="spellEnd"/>
-      <w:r>
-        <w:t xml:space="preserve"> </w:t>
-      </w:r>
-      <w:proofErr w:type="spellStart"/>
-      <w:r>
-        <w:t>Berfungsi</w:t>
-      </w:r>
-      <w:proofErr w:type="spellEnd"/>
-      <w:r>
-        <w:t xml:space="preserve"> </w:t>
-      </w:r>
-      <w:proofErr w:type="spellStart"/>
-      <w:r>
-        <w:t>Untuk</w:t>
-      </w:r>
-      <w:proofErr w:type="spellEnd"/>
-      <w:r>
-        <w:t xml:space="preserve"> </w:t>
-      </w:r>
-      <w:proofErr w:type="spellStart"/>
-      <w:r>
-        <w:t>Mengatur</w:t>
-      </w:r>
-      <w:proofErr w:type="spellEnd"/>
-      <w:r>
-        <w:t xml:space="preserve"> </w:t>
-      </w:r>
-      <w:proofErr w:type="spellStart"/>
-      <w:r>
-        <w:t>Biaya</w:t>
-      </w:r>
-      <w:proofErr w:type="spellEnd"/>
-      <w:r>
-        <w:t xml:space="preserve"> SPP </w:t>
-      </w:r>
-      <w:proofErr w:type="spellStart"/>
-      <w:r>
-        <w:t>Untuk</w:t>
-      </w:r>
-      <w:proofErr w:type="spellEnd"/>
-      <w:r>
-        <w:t xml:space="preserve"> </w:t>
-      </w:r>
-      <w:proofErr w:type="spellStart"/>
-      <w:r>
-        <w:t>Nama</w:t>
-      </w:r>
-      <w:proofErr w:type="spellEnd"/>
-      <w:r>
-        <w:t xml:space="preserve"> </w:t>
-      </w:r>
-      <w:proofErr w:type="spellStart"/>
-      <w:r>
-        <w:t>Kelas</w:t>
-      </w:r>
-      <w:proofErr w:type="spellEnd"/>
-      <w:r>
-        <w:t xml:space="preserve"> </w:t>
-      </w:r>
-      <w:proofErr w:type="spellStart"/>
-      <w:r>
-        <w:t>dan</w:t>
-      </w:r>
-      <w:proofErr w:type="spellEnd"/>
-      <w:r>
-        <w:t xml:space="preserve"> </w:t>
-      </w:r>
-      <w:proofErr w:type="spellStart"/>
-      <w:r>
-        <w:t>Tingkatnya</w:t>
-      </w:r>
-      <w:proofErr w:type="spellEnd"/>
-    </w:p>
-    <w:p>
-      <w:pPr>
-        <w:pStyle w:val="ListParagraph"/>
-        <w:spacing w:after="120"/>
-      </w:pPr>
-      <w:proofErr w:type="spellStart"/>
-      <w:r>
-        <w:t>Tampilan</w:t>
-      </w:r>
-      <w:proofErr w:type="spellEnd"/>
-      <w:r>
-        <w:t xml:space="preserve"> </w:t>
-      </w:r>
-      <w:proofErr w:type="spellStart"/>
-      <w:r>
-        <w:t>Beranda</w:t>
-      </w:r>
-      <w:proofErr w:type="spellEnd"/>
-      <w:r>
-        <w:t xml:space="preserve"> </w:t>
-      </w:r>
-      <w:proofErr w:type="spellStart"/>
-      <w:r>
-        <w:t>Periode</w:t>
-      </w:r>
-      <w:proofErr w:type="spellEnd"/>
-      <w:r>
-        <w:t xml:space="preserve"> SPP</w:t>
+      <w:r>
+        <w:t>Periode SPP</w:t>
+      </w:r>
+    </w:p>
+    <w:p>
+      <w:pPr>
+        <w:pStyle w:val="ListParagraph"/>
+        <w:spacing w:after="120"/>
+      </w:pPr>
+      <w:r>
+        <w:t>Halaman Ini</w:t>
+      </w:r>
+      <w:r>
+        <w:t xml:space="preserve"> Berfungsi Untuk Mengatur Biaya SPP </w:t>
+      </w:r>
+      <w:r>
+        <w:t xml:space="preserve">Untuk </w:t>
+      </w:r>
+      <w:r>
+        <w:t>Nama Kelas dan Tingkatnya</w:t>
+      </w:r>
+    </w:p>
+    <w:p>
+      <w:pPr>
+        <w:pStyle w:val="ListParagraph"/>
+        <w:spacing w:after="120"/>
+      </w:pPr>
+      <w:r>
+        <w:t>Tampilan Beranda Periode SPP</w:t>
       </w:r>
     </w:p>
     <w:p>
@@ -3023,69 +1626,8 @@
         <w:pStyle w:val="ListParagraph"/>
         <w:spacing w:after="120"/>
       </w:pPr>
-      <w:proofErr w:type="spellStart"/>
-      <w:r>
-        <w:t>Untuk</w:t>
-      </w:r>
-      <w:proofErr w:type="spellEnd"/>
-      <w:r>
-        <w:t xml:space="preserve"> </w:t>
-      </w:r>
-      <w:proofErr w:type="spellStart"/>
-      <w:r>
-        <w:t>Prosesnya</w:t>
-      </w:r>
-      <w:proofErr w:type="spellEnd"/>
-      <w:r>
-        <w:t xml:space="preserve"> </w:t>
-      </w:r>
-      <w:proofErr w:type="spellStart"/>
-      <w:r>
-        <w:t>Kurang</w:t>
-      </w:r>
-      <w:proofErr w:type="spellEnd"/>
-      <w:r>
-        <w:t xml:space="preserve"> </w:t>
-      </w:r>
-      <w:proofErr w:type="spellStart"/>
-      <w:r>
-        <w:t>Lebih</w:t>
-      </w:r>
-      <w:proofErr w:type="spellEnd"/>
-      <w:r>
-        <w:t xml:space="preserve"> </w:t>
-      </w:r>
-      <w:proofErr w:type="spellStart"/>
-      <w:r>
-        <w:t>Hampir</w:t>
-      </w:r>
-      <w:proofErr w:type="spellEnd"/>
-      <w:r>
-        <w:t xml:space="preserve"> </w:t>
-      </w:r>
-      <w:proofErr w:type="spellStart"/>
-      <w:r>
-        <w:t>Sama</w:t>
-      </w:r>
-      <w:proofErr w:type="spellEnd"/>
-      <w:r>
-        <w:t xml:space="preserve"> </w:t>
-      </w:r>
-      <w:proofErr w:type="spellStart"/>
-      <w:r>
-        <w:t>Dengan</w:t>
-      </w:r>
-      <w:proofErr w:type="spellEnd"/>
-      <w:r>
-        <w:t xml:space="preserve"> </w:t>
-      </w:r>
-      <w:proofErr w:type="spellStart"/>
-      <w:r>
-        <w:t>Halaman</w:t>
-      </w:r>
-      <w:proofErr w:type="spellEnd"/>
-      <w:r>
-        <w:t xml:space="preserve"> Group</w:t>
+      <w:r>
+        <w:t>Untuk Prosesnya Kurang Lebih Hampir Sama Dengan Halaman Group</w:t>
       </w:r>
     </w:p>
     <w:p>
@@ -3098,56 +1640,14 @@
         <w:spacing w:after="120"/>
       </w:pPr>
       <w:r>
-        <w:t xml:space="preserve">Data </w:t>
-      </w:r>
-      <w:proofErr w:type="spellStart"/>
-      <w:r>
-        <w:t>Baru</w:t>
-      </w:r>
-      <w:proofErr w:type="spellEnd"/>
-      <w:r>
-        <w:t xml:space="preserve"> :  </w:t>
-      </w:r>
-      <w:proofErr w:type="spellStart"/>
-      <w:r>
-        <w:t>Berfungsi</w:t>
-      </w:r>
-      <w:proofErr w:type="spellEnd"/>
-      <w:r>
-        <w:t xml:space="preserve"> </w:t>
-      </w:r>
-      <w:proofErr w:type="spellStart"/>
-      <w:r>
-        <w:t>Untuk</w:t>
-      </w:r>
-      <w:proofErr w:type="spellEnd"/>
-      <w:r>
-        <w:t xml:space="preserve"> </w:t>
-      </w:r>
-      <w:proofErr w:type="spellStart"/>
-      <w:r>
-        <w:t>Membuat</w:t>
-      </w:r>
-      <w:proofErr w:type="spellEnd"/>
-      <w:r>
-        <w:t xml:space="preserve"> Data </w:t>
-      </w:r>
-      <w:proofErr w:type="spellStart"/>
-      <w:r>
-        <w:t>Periode</w:t>
-      </w:r>
-      <w:proofErr w:type="spellEnd"/>
-      <w:r>
-        <w:t xml:space="preserve"> SPP</w:t>
-      </w:r>
-      <w:r>
-        <w:t xml:space="preserve"> </w:t>
-      </w:r>
-      <w:proofErr w:type="spellStart"/>
-      <w:r>
-        <w:t>Baru</w:t>
-      </w:r>
-      <w:proofErr w:type="spellEnd"/>
+        <w:t xml:space="preserve">Data Baru :  Berfungsi Untuk Membuat Data </w:t>
+      </w:r>
+      <w:r>
+        <w:t>Periode SPP</w:t>
+      </w:r>
+      <w:r>
+        <w:t xml:space="preserve"> Baru</w:t>
+      </w:r>
     </w:p>
     <w:p>
       <w:pPr>
@@ -3159,55 +1659,7 @@
         <w:spacing w:after="120"/>
       </w:pPr>
       <w:r>
-        <w:t xml:space="preserve">DI Table </w:t>
-      </w:r>
-      <w:proofErr w:type="spellStart"/>
-      <w:r>
-        <w:t>Pada</w:t>
-      </w:r>
-      <w:proofErr w:type="spellEnd"/>
-      <w:r>
-        <w:t xml:space="preserve"> </w:t>
-      </w:r>
-      <w:proofErr w:type="spellStart"/>
-      <w:r>
-        <w:t>Kolom</w:t>
-      </w:r>
-      <w:proofErr w:type="spellEnd"/>
-      <w:r>
-        <w:t xml:space="preserve"> </w:t>
-      </w:r>
-      <w:proofErr w:type="spellStart"/>
-      <w:r>
-        <w:t>Aksi</w:t>
-      </w:r>
-      <w:proofErr w:type="spellEnd"/>
-      <w:r>
-        <w:t xml:space="preserve"> </w:t>
-      </w:r>
-      <w:proofErr w:type="spellStart"/>
-      <w:r>
-        <w:t>Terdapat</w:t>
-      </w:r>
-      <w:proofErr w:type="spellEnd"/>
-      <w:r>
-        <w:t xml:space="preserve"> 2 </w:t>
-      </w:r>
-      <w:proofErr w:type="spellStart"/>
-      <w:r>
-        <w:t>Tombol</w:t>
-      </w:r>
-      <w:proofErr w:type="spellEnd"/>
-      <w:r>
-        <w:t xml:space="preserve"> Edit </w:t>
-      </w:r>
-      <w:proofErr w:type="spellStart"/>
-      <w:r>
-        <w:t>dan</w:t>
-      </w:r>
-      <w:proofErr w:type="spellEnd"/>
-      <w:r>
-        <w:t xml:space="preserve"> Delete</w:t>
+        <w:t>DI Table Pada Kolom Aksi Terdapat 2 Tombol Edit dan Delete</w:t>
       </w:r>
     </w:p>
     <w:p>
@@ -3229,42 +1681,12 @@
           <w:b/>
         </w:rPr>
       </w:pPr>
-      <w:proofErr w:type="spellStart"/>
       <w:r>
         <w:rPr>
           <w:b/>
         </w:rPr>
-        <w:t>Transaksi</w:t>
-      </w:r>
-      <w:proofErr w:type="spellEnd"/>
-      <w:r>
-        <w:rPr>
-          <w:b/>
-        </w:rPr>
-        <w:t xml:space="preserve"> </w:t>
-      </w:r>
-      <w:proofErr w:type="spellStart"/>
-      <w:r>
-        <w:rPr>
-          <w:b/>
-        </w:rPr>
-        <w:t>Uang</w:t>
-      </w:r>
-      <w:proofErr w:type="spellEnd"/>
-      <w:r>
-        <w:rPr>
-          <w:b/>
-        </w:rPr>
-        <w:t xml:space="preserve"> </w:t>
-      </w:r>
-      <w:proofErr w:type="spellStart"/>
-      <w:r>
-        <w:rPr>
-          <w:b/>
-        </w:rPr>
-        <w:t>Masuk</w:t>
-      </w:r>
-      <w:proofErr w:type="spellEnd"/>
+        <w:t>Transaksi Uang Masuk</w:t>
+      </w:r>
     </w:p>
     <w:p>
       <w:pPr>
@@ -3343,55 +1765,17 @@
         <w:spacing w:after="120"/>
       </w:pPr>
       <w:r>
-        <w:t xml:space="preserve"> </w:t>
-      </w:r>
-      <w:proofErr w:type="spellStart"/>
-      <w:r>
-        <w:t>Biaya</w:t>
-      </w:r>
-      <w:proofErr w:type="spellEnd"/>
-      <w:r>
-        <w:t xml:space="preserve"> SPP</w:t>
-      </w:r>
-    </w:p>
-    <w:p>
-      <w:pPr>
-        <w:pStyle w:val="ListParagraph"/>
-        <w:spacing w:after="120"/>
-      </w:pPr>
-      <w:proofErr w:type="spellStart"/>
-      <w:r>
-        <w:t>Halaman</w:t>
-      </w:r>
-      <w:proofErr w:type="spellEnd"/>
-      <w:r>
-        <w:t xml:space="preserve"> </w:t>
-      </w:r>
-      <w:proofErr w:type="spellStart"/>
-      <w:r>
-        <w:t>Ini</w:t>
-      </w:r>
-      <w:proofErr w:type="spellEnd"/>
-      <w:r>
-        <w:t xml:space="preserve"> </w:t>
-      </w:r>
-      <w:proofErr w:type="spellStart"/>
-      <w:r>
-        <w:t>Berfungsi</w:t>
-      </w:r>
-      <w:proofErr w:type="spellEnd"/>
-      <w:r>
-        <w:t xml:space="preserve"> </w:t>
-      </w:r>
-      <w:proofErr w:type="spellStart"/>
-      <w:r>
-        <w:t>Untuk</w:t>
-      </w:r>
-      <w:proofErr w:type="spellEnd"/>
-      <w:r>
-        <w:t xml:space="preserve"> </w:t>
-      </w:r>
-      <w:proofErr w:type="spellStart"/>
+        <w:t xml:space="preserve"> Biaya SPP</w:t>
+      </w:r>
+    </w:p>
+    <w:p>
+      <w:pPr>
+        <w:pStyle w:val="ListParagraph"/>
+        <w:spacing w:after="120"/>
+      </w:pPr>
+      <w:r>
+        <w:t xml:space="preserve">Halaman Ini Berfungsi Untuk </w:t>
+      </w:r>
       <w:r>
         <w:t>Men</w:t>
       </w:r>
@@ -3399,86 +1783,22 @@
         <w:t>g</w:t>
       </w:r>
       <w:r>
-        <w:t>input</w:t>
-      </w:r>
-      <w:proofErr w:type="spellEnd"/>
-      <w:r>
-        <w:t xml:space="preserve"> </w:t>
-      </w:r>
-      <w:proofErr w:type="spellStart"/>
-      <w:r>
-        <w:t>Biaya</w:t>
-      </w:r>
-      <w:proofErr w:type="spellEnd"/>
-      <w:r>
-        <w:t xml:space="preserve"> </w:t>
-      </w:r>
-      <w:proofErr w:type="spellStart"/>
-      <w:r>
-        <w:t>Transaksi</w:t>
-      </w:r>
-      <w:proofErr w:type="spellEnd"/>
-      <w:r>
-        <w:t xml:space="preserve"> </w:t>
-      </w:r>
-      <w:proofErr w:type="spellStart"/>
-      <w:r>
-        <w:t>Bayaran</w:t>
-      </w:r>
-      <w:proofErr w:type="spellEnd"/>
-      <w:r>
-        <w:t xml:space="preserve"> SPP </w:t>
-      </w:r>
-      <w:proofErr w:type="spellStart"/>
-      <w:r>
-        <w:t>Bulanan</w:t>
-      </w:r>
-      <w:proofErr w:type="spellEnd"/>
-      <w:r>
-        <w:t xml:space="preserve"> </w:t>
-      </w:r>
-      <w:proofErr w:type="spellStart"/>
-      <w:r>
-        <w:t>Siswa</w:t>
-      </w:r>
-      <w:proofErr w:type="spellEnd"/>
-    </w:p>
-    <w:p>
-      <w:pPr>
-        <w:pStyle w:val="ListParagraph"/>
-        <w:spacing w:after="120"/>
-      </w:pPr>
-      <w:proofErr w:type="spellStart"/>
-      <w:r>
-        <w:t>Tampilan</w:t>
-      </w:r>
-      <w:proofErr w:type="spellEnd"/>
-      <w:r>
-        <w:t xml:space="preserve"> </w:t>
-      </w:r>
-      <w:proofErr w:type="spellStart"/>
-      <w:r>
-        <w:t>Beranda</w:t>
-      </w:r>
-      <w:proofErr w:type="spellEnd"/>
-      <w:r>
-        <w:t xml:space="preserve"> </w:t>
-      </w:r>
-      <w:proofErr w:type="spellStart"/>
-      <w:r>
-        <w:t>Transaksi</w:t>
-      </w:r>
-      <w:proofErr w:type="spellEnd"/>
-      <w:r>
-        <w:t xml:space="preserve"> </w:t>
-      </w:r>
-      <w:proofErr w:type="spellStart"/>
-      <w:r>
-        <w:t>Biaya</w:t>
-      </w:r>
-      <w:proofErr w:type="spellEnd"/>
-      <w:r>
-        <w:t xml:space="preserve"> SPP</w:t>
+        <w:t xml:space="preserve">input </w:t>
+      </w:r>
+      <w:r>
+        <w:t xml:space="preserve">Uang Masuk </w:t>
+      </w:r>
+      <w:r>
+        <w:t>Biaya Transaksi Bayaran SPP Bulanan Siswa</w:t>
+      </w:r>
+    </w:p>
+    <w:p>
+      <w:pPr>
+        <w:pStyle w:val="ListParagraph"/>
+        <w:spacing w:after="120"/>
+      </w:pPr>
+      <w:r>
+        <w:t>Tampilan Beranda Transaksi Biaya SPP</w:t>
       </w:r>
     </w:p>
     <w:p>
@@ -3533,307 +1853,51 @@
         <w:pStyle w:val="ListParagraph"/>
         <w:spacing w:after="120"/>
       </w:pPr>
-      <w:proofErr w:type="spellStart"/>
-      <w:r>
-        <w:t>Disini</w:t>
-      </w:r>
-      <w:proofErr w:type="spellEnd"/>
-      <w:r>
-        <w:t xml:space="preserve"> </w:t>
-      </w:r>
-      <w:proofErr w:type="spellStart"/>
-      <w:r>
-        <w:t>Saya</w:t>
-      </w:r>
-      <w:proofErr w:type="spellEnd"/>
-      <w:r>
-        <w:t xml:space="preserve"> Akan </w:t>
-      </w:r>
-      <w:proofErr w:type="spellStart"/>
-      <w:r>
-        <w:t>Coba</w:t>
-      </w:r>
-      <w:proofErr w:type="spellEnd"/>
-      <w:r>
-        <w:t xml:space="preserve"> Input Data </w:t>
-      </w:r>
-      <w:proofErr w:type="spellStart"/>
-      <w:r>
-        <w:t>Transaksi</w:t>
-      </w:r>
-      <w:proofErr w:type="spellEnd"/>
-      <w:r>
-        <w:t xml:space="preserve"> SPP</w:t>
-      </w:r>
-    </w:p>
-    <w:p>
-      <w:pPr>
-        <w:pStyle w:val="ListParagraph"/>
-        <w:spacing w:after="120"/>
-      </w:pPr>
-      <w:proofErr w:type="spellStart"/>
-      <w:r>
-        <w:t>Saya</w:t>
-      </w:r>
-      <w:proofErr w:type="spellEnd"/>
-      <w:r>
-        <w:t xml:space="preserve"> Akan </w:t>
-      </w:r>
-      <w:proofErr w:type="spellStart"/>
-      <w:r>
-        <w:t>Coba</w:t>
-      </w:r>
-      <w:proofErr w:type="spellEnd"/>
-      <w:r>
-        <w:t xml:space="preserve"> Input </w:t>
-      </w:r>
-      <w:proofErr w:type="spellStart"/>
-      <w:r>
-        <w:t>Rencana</w:t>
-      </w:r>
-      <w:proofErr w:type="spellEnd"/>
-      <w:r>
-        <w:t xml:space="preserve"> </w:t>
-      </w:r>
-      <w:proofErr w:type="spellStart"/>
-      <w:r>
-        <w:t>Pembayaran</w:t>
-      </w:r>
-      <w:proofErr w:type="spellEnd"/>
-      <w:r>
-        <w:t xml:space="preserve"> SPP </w:t>
-      </w:r>
-      <w:proofErr w:type="spellStart"/>
-      <w:r>
-        <w:t>Atas</w:t>
-      </w:r>
-      <w:proofErr w:type="spellEnd"/>
-      <w:r>
-        <w:t xml:space="preserve"> </w:t>
-      </w:r>
-      <w:proofErr w:type="spellStart"/>
-      <w:r>
-        <w:t>Nama</w:t>
-      </w:r>
-      <w:proofErr w:type="spellEnd"/>
-      <w:r>
-        <w:t xml:space="preserve"> </w:t>
-      </w:r>
-      <w:proofErr w:type="spellStart"/>
-      <w:r>
-        <w:t>Abdillah</w:t>
-      </w:r>
-      <w:proofErr w:type="spellEnd"/>
-      <w:r>
-        <w:t xml:space="preserve"> </w:t>
-      </w:r>
-      <w:proofErr w:type="spellStart"/>
-      <w:r>
-        <w:t>Kelas</w:t>
-      </w:r>
-      <w:proofErr w:type="spellEnd"/>
-      <w:r>
-        <w:t xml:space="preserve"> X IIS</w:t>
-      </w:r>
-    </w:p>
-    <w:p>
-      <w:pPr>
-        <w:pStyle w:val="ListParagraph"/>
-        <w:spacing w:after="120"/>
-      </w:pPr>
-      <w:proofErr w:type="spellStart"/>
-      <w:r>
-        <w:t>Lengkapi</w:t>
-      </w:r>
-      <w:proofErr w:type="spellEnd"/>
-      <w:r>
-        <w:t xml:space="preserve"> Data </w:t>
-      </w:r>
-      <w:proofErr w:type="spellStart"/>
-      <w:r>
-        <w:t>Nama</w:t>
-      </w:r>
-      <w:proofErr w:type="spellEnd"/>
-      <w:r>
-        <w:t xml:space="preserve"> </w:t>
-      </w:r>
-      <w:proofErr w:type="spellStart"/>
-      <w:r>
-        <w:t>Kelas</w:t>
-      </w:r>
-      <w:proofErr w:type="spellEnd"/>
-      <w:r>
-        <w:t xml:space="preserve"> </w:t>
-      </w:r>
-      <w:proofErr w:type="spellStart"/>
-      <w:r>
-        <w:t>dan</w:t>
-      </w:r>
-      <w:proofErr w:type="spellEnd"/>
-      <w:r>
-        <w:t xml:space="preserve"> </w:t>
-      </w:r>
-      <w:proofErr w:type="spellStart"/>
-      <w:r>
-        <w:t>Nama</w:t>
-      </w:r>
-      <w:proofErr w:type="spellEnd"/>
-      <w:r>
-        <w:t xml:space="preserve"> </w:t>
-      </w:r>
-      <w:proofErr w:type="spellStart"/>
-      <w:r>
-        <w:t>Siswa</w:t>
-      </w:r>
-      <w:proofErr w:type="spellEnd"/>
-      <w:r>
-        <w:t xml:space="preserve"> </w:t>
-      </w:r>
-      <w:proofErr w:type="spellStart"/>
-      <w:r>
-        <w:t>Kem</w:t>
+      <w:r>
+        <w:t>Disini Saya Akan Coba Input Data Transaksi SPP</w:t>
+      </w:r>
+    </w:p>
+    <w:p>
+      <w:pPr>
+        <w:pStyle w:val="ListParagraph"/>
+        <w:spacing w:after="120"/>
+      </w:pPr>
+      <w:r>
+        <w:t>Saya Akan Coba Input Rencana Pembayaran SPP Atas Nama Abdillah Kelas X IIS</w:t>
+      </w:r>
+    </w:p>
+    <w:p>
+      <w:pPr>
+        <w:pStyle w:val="ListParagraph"/>
+        <w:spacing w:after="120"/>
+      </w:pPr>
+      <w:r>
+        <w:t>Lengkapi Data Nama Kelas dan Nama Siswa Kem</w:t>
       </w:r>
       <w:r>
         <w:t>u</w:t>
       </w:r>
       <w:r>
-        <w:t>dian</w:t>
-      </w:r>
-      <w:proofErr w:type="spellEnd"/>
-      <w:r>
-        <w:t xml:space="preserve"> </w:t>
-      </w:r>
-      <w:proofErr w:type="spellStart"/>
-      <w:r>
-        <w:t>Klik</w:t>
-      </w:r>
-      <w:proofErr w:type="spellEnd"/>
-      <w:r>
-        <w:t xml:space="preserve"> </w:t>
-      </w:r>
-      <w:proofErr w:type="spellStart"/>
-      <w:r>
-        <w:t>Rencana</w:t>
-      </w:r>
-      <w:proofErr w:type="spellEnd"/>
-      <w:r>
-        <w:t xml:space="preserve"> </w:t>
-      </w:r>
-      <w:proofErr w:type="spellStart"/>
-      <w:r>
-        <w:t>Pembayaran</w:t>
-      </w:r>
-      <w:proofErr w:type="spellEnd"/>
-    </w:p>
-    <w:p>
-      <w:pPr>
-        <w:pStyle w:val="ListParagraph"/>
-        <w:spacing w:after="120"/>
-      </w:pPr>
-      <w:proofErr w:type="spellStart"/>
-      <w:r>
-        <w:t>Tombol</w:t>
-      </w:r>
-      <w:proofErr w:type="spellEnd"/>
-      <w:r>
-        <w:t xml:space="preserve"> </w:t>
-      </w:r>
-      <w:proofErr w:type="spellStart"/>
-      <w:r>
-        <w:t>Lunas</w:t>
-      </w:r>
-      <w:proofErr w:type="spellEnd"/>
-      <w:r>
-        <w:t xml:space="preserve"> </w:t>
-      </w:r>
-      <w:proofErr w:type="spellStart"/>
-      <w:r>
-        <w:t>Pembayaran</w:t>
-      </w:r>
-      <w:proofErr w:type="spellEnd"/>
-      <w:r>
-        <w:t xml:space="preserve"> </w:t>
-      </w:r>
-      <w:proofErr w:type="spellStart"/>
-      <w:r>
-        <w:t>Befungsi</w:t>
-      </w:r>
-      <w:proofErr w:type="spellEnd"/>
-      <w:r>
-        <w:t xml:space="preserve"> </w:t>
-      </w:r>
-      <w:proofErr w:type="spellStart"/>
-      <w:r>
-        <w:t>Untuk</w:t>
-      </w:r>
-      <w:proofErr w:type="spellEnd"/>
-      <w:r>
-        <w:t xml:space="preserve"> </w:t>
-      </w:r>
-      <w:proofErr w:type="spellStart"/>
-      <w:r>
-        <w:t>Bukti</w:t>
-      </w:r>
-      <w:proofErr w:type="spellEnd"/>
-      <w:r>
-        <w:t xml:space="preserve"> </w:t>
-      </w:r>
-      <w:proofErr w:type="spellStart"/>
-      <w:r>
-        <w:t>Lampiran</w:t>
-      </w:r>
-      <w:proofErr w:type="spellEnd"/>
-      <w:r>
-        <w:t xml:space="preserve"> </w:t>
-      </w:r>
-      <w:proofErr w:type="spellStart"/>
-      <w:r>
-        <w:t>Siswa</w:t>
-      </w:r>
-      <w:proofErr w:type="spellEnd"/>
-      <w:r>
-        <w:t xml:space="preserve"> </w:t>
-      </w:r>
-      <w:proofErr w:type="spellStart"/>
-      <w:r>
-        <w:t>Sudah</w:t>
-      </w:r>
-      <w:proofErr w:type="spellEnd"/>
-      <w:r>
-        <w:t xml:space="preserve"> </w:t>
-      </w:r>
-      <w:proofErr w:type="spellStart"/>
-      <w:r>
-        <w:t>Lunas</w:t>
-      </w:r>
-      <w:proofErr w:type="spellEnd"/>
-      <w:r>
-        <w:t xml:space="preserve"> </w:t>
-      </w:r>
-      <w:proofErr w:type="spellStart"/>
-      <w:r>
-        <w:t>Bayaran</w:t>
-      </w:r>
-      <w:proofErr w:type="spellEnd"/>
-    </w:p>
-    <w:p>
-      <w:pPr>
-        <w:pStyle w:val="ListParagraph"/>
-        <w:spacing w:after="120"/>
-      </w:pPr>
-      <w:proofErr w:type="spellStart"/>
-      <w:r>
-        <w:t>Selama</w:t>
-      </w:r>
-      <w:proofErr w:type="spellEnd"/>
-      <w:r>
-        <w:t xml:space="preserve"> 12 </w:t>
-      </w:r>
-      <w:proofErr w:type="spellStart"/>
-      <w:r>
-        <w:t>Bulan</w:t>
-      </w:r>
-      <w:proofErr w:type="spellEnd"/>
+        <w:t>dian Klik Rencana Pembayaran</w:t>
+      </w:r>
+    </w:p>
+    <w:p>
+      <w:pPr>
+        <w:pStyle w:val="ListParagraph"/>
+        <w:spacing w:after="120"/>
+      </w:pPr>
+      <w:r>
+        <w:t>Tombol Lunas Pembayaran Befungsi Untuk Bukti Lampiran Siswa Sudah Lunas Bayaran</w:t>
+      </w:r>
+    </w:p>
+    <w:p>
+      <w:pPr>
+        <w:pStyle w:val="ListParagraph"/>
+        <w:spacing w:after="120"/>
+      </w:pPr>
+      <w:r>
+        <w:t>Selama 12 Bulan</w:t>
+      </w:r>
     </w:p>
     <w:p>
       <w:pPr>
@@ -3886,64 +1950,9 @@
         <w:pStyle w:val="ListParagraph"/>
         <w:spacing w:after="120"/>
       </w:pPr>
-      <w:proofErr w:type="spellStart"/>
-      <w:r>
-        <w:t>Setelah</w:t>
-      </w:r>
-      <w:proofErr w:type="spellEnd"/>
-      <w:r>
-        <w:t xml:space="preserve"> </w:t>
-      </w:r>
-      <w:proofErr w:type="spellStart"/>
-      <w:r>
-        <w:t>Selesai</w:t>
-      </w:r>
-      <w:proofErr w:type="spellEnd"/>
-      <w:r>
-        <w:t xml:space="preserve"> Akan </w:t>
-      </w:r>
-      <w:proofErr w:type="spellStart"/>
-      <w:r>
-        <w:t>Tampil</w:t>
-      </w:r>
-      <w:proofErr w:type="spellEnd"/>
-      <w:r>
-        <w:t xml:space="preserve"> </w:t>
-      </w:r>
-      <w:proofErr w:type="spellStart"/>
-      <w:r>
-        <w:t>Ditable</w:t>
-      </w:r>
-      <w:proofErr w:type="spellEnd"/>
-      <w:r>
-        <w:t xml:space="preserve"> </w:t>
-      </w:r>
-      <w:proofErr w:type="spellStart"/>
-      <w:r>
-        <w:t>Bawah</w:t>
-      </w:r>
-      <w:proofErr w:type="spellEnd"/>
-      <w:r>
-        <w:t xml:space="preserve"> </w:t>
-      </w:r>
-      <w:proofErr w:type="spellStart"/>
-      <w:r>
-        <w:t>Sebagai</w:t>
-      </w:r>
-      <w:proofErr w:type="spellEnd"/>
-      <w:r>
-        <w:t xml:space="preserve"> </w:t>
-      </w:r>
-      <w:proofErr w:type="spellStart"/>
-      <w:proofErr w:type="gramStart"/>
-      <w:r>
-        <w:t>Berikut</w:t>
-      </w:r>
-      <w:proofErr w:type="spellEnd"/>
-      <w:r>
-        <w:t xml:space="preserve"> :</w:t>
-      </w:r>
-      <w:proofErr w:type="gramEnd"/>
+      <w:r>
+        <w:t>Setelah Selesai Akan Tampil Ditable Bawah Sebagai Berikut :</w:t>
+      </w:r>
     </w:p>
     <w:p>
       <w:pPr>
@@ -3997,184 +2006,28 @@
         <w:spacing w:after="120"/>
       </w:pPr>
       <w:r>
-        <w:t xml:space="preserve">Data-data </w:t>
-      </w:r>
-      <w:proofErr w:type="spellStart"/>
-      <w:r>
-        <w:t>Tersebut</w:t>
-      </w:r>
-      <w:proofErr w:type="spellEnd"/>
-      <w:r>
-        <w:t xml:space="preserve"> </w:t>
-      </w:r>
-      <w:proofErr w:type="spellStart"/>
-      <w:r>
-        <w:t>TerBuat</w:t>
-      </w:r>
-      <w:proofErr w:type="spellEnd"/>
-      <w:r>
-        <w:t xml:space="preserve"> </w:t>
-      </w:r>
-      <w:proofErr w:type="spellStart"/>
-      <w:r>
-        <w:t>Otomatis</w:t>
-      </w:r>
-      <w:proofErr w:type="spellEnd"/>
-      <w:r>
-        <w:t xml:space="preserve"> </w:t>
-      </w:r>
-      <w:proofErr w:type="spellStart"/>
-      <w:r>
-        <w:t>Selama</w:t>
-      </w:r>
-      <w:proofErr w:type="spellEnd"/>
-      <w:r>
-        <w:t xml:space="preserve"> 12 </w:t>
-      </w:r>
-      <w:proofErr w:type="spellStart"/>
-      <w:proofErr w:type="gramStart"/>
-      <w:r>
-        <w:t>Bulan</w:t>
-      </w:r>
-      <w:proofErr w:type="spellEnd"/>
-      <w:r>
-        <w:t xml:space="preserve"> ,</w:t>
-      </w:r>
-      <w:proofErr w:type="gramEnd"/>
-      <w:r>
-        <w:t xml:space="preserve"> </w:t>
-      </w:r>
-      <w:proofErr w:type="spellStart"/>
-      <w:r>
-        <w:t>Berdasarkan</w:t>
-      </w:r>
-      <w:proofErr w:type="spellEnd"/>
-      <w:r>
-        <w:t xml:space="preserve"> </w:t>
-      </w:r>
-      <w:proofErr w:type="spellStart"/>
-      <w:r>
-        <w:t>Settingan</w:t>
-      </w:r>
-      <w:proofErr w:type="spellEnd"/>
-      <w:r>
-        <w:t xml:space="preserve"> </w:t>
-      </w:r>
-      <w:proofErr w:type="spellStart"/>
-      <w:r>
-        <w:t>Tarif</w:t>
-      </w:r>
-      <w:proofErr w:type="spellEnd"/>
-      <w:r>
-        <w:t xml:space="preserve"> </w:t>
-      </w:r>
-      <w:proofErr w:type="spellStart"/>
-      <w:r>
-        <w:t>dan</w:t>
-      </w:r>
-      <w:proofErr w:type="spellEnd"/>
-      <w:r>
-        <w:t xml:space="preserve"> </w:t>
-      </w:r>
-      <w:proofErr w:type="spellStart"/>
-      <w:r>
-        <w:t>Kelas</w:t>
-      </w:r>
-      <w:proofErr w:type="spellEnd"/>
-      <w:r>
-        <w:t xml:space="preserve"> </w:t>
-      </w:r>
-      <w:proofErr w:type="spellStart"/>
-      <w:r>
-        <w:t>Pada</w:t>
-      </w:r>
-      <w:proofErr w:type="spellEnd"/>
-    </w:p>
-    <w:p>
-      <w:pPr>
-        <w:pStyle w:val="ListParagraph"/>
-        <w:spacing w:after="120"/>
-      </w:pPr>
-      <w:r>
-        <w:t xml:space="preserve">Menu Point 3.4 </w:t>
-      </w:r>
-      <w:proofErr w:type="spellStart"/>
-      <w:r>
-        <w:t>Periode</w:t>
-      </w:r>
-      <w:proofErr w:type="spellEnd"/>
-      <w:r>
-        <w:t xml:space="preserve"> SPP</w:t>
-      </w:r>
-    </w:p>
-    <w:p>
-      <w:pPr>
-        <w:pStyle w:val="ListParagraph"/>
-        <w:spacing w:after="120"/>
-      </w:pPr>
-      <w:proofErr w:type="spellStart"/>
-      <w:r>
-        <w:t>Untuk</w:t>
-      </w:r>
-      <w:proofErr w:type="spellEnd"/>
-      <w:r>
-        <w:t xml:space="preserve"> </w:t>
-      </w:r>
-      <w:proofErr w:type="spellStart"/>
-      <w:r>
-        <w:t>Prosesnya</w:t>
-      </w:r>
-      <w:proofErr w:type="spellEnd"/>
-      <w:r>
-        <w:t xml:space="preserve"> </w:t>
-      </w:r>
-      <w:proofErr w:type="spellStart"/>
-      <w:r>
-        <w:t>Selanjutnya</w:t>
-      </w:r>
-      <w:proofErr w:type="spellEnd"/>
-      <w:r>
-        <w:t xml:space="preserve"> </w:t>
-      </w:r>
-      <w:proofErr w:type="spellStart"/>
-      <w:r>
-        <w:t>Lebih</w:t>
-      </w:r>
-      <w:proofErr w:type="spellEnd"/>
-      <w:r>
-        <w:t xml:space="preserve"> </w:t>
-      </w:r>
-      <w:proofErr w:type="spellStart"/>
-      <w:r>
-        <w:t>Hampir</w:t>
-      </w:r>
-      <w:proofErr w:type="spellEnd"/>
-      <w:r>
-        <w:t xml:space="preserve"> </w:t>
-      </w:r>
-      <w:proofErr w:type="spellStart"/>
-      <w:r>
-        <w:t>Sama</w:t>
-      </w:r>
-      <w:proofErr w:type="spellEnd"/>
-      <w:r>
-        <w:t xml:space="preserve"> </w:t>
-      </w:r>
-      <w:proofErr w:type="spellStart"/>
-      <w:r>
-        <w:t>Dengan</w:t>
-      </w:r>
-      <w:proofErr w:type="spellEnd"/>
-      <w:r>
-        <w:t xml:space="preserve"> </w:t>
-      </w:r>
-      <w:proofErr w:type="spellStart"/>
-      <w:r>
-        <w:t>Halaman</w:t>
-      </w:r>
-      <w:proofErr w:type="spellEnd"/>
-      <w:r>
-        <w:t xml:space="preserve"> Group</w:t>
+        <w:t xml:space="preserve">Data-data Tersebut TerBuat Otomatis Selama 12 Bulan , Berdasarkan Settingan </w:t>
+      </w:r>
+      <w:r>
+        <w:t>Tarif dan Kelas Pada</w:t>
+      </w:r>
+    </w:p>
+    <w:p>
+      <w:pPr>
+        <w:pStyle w:val="ListParagraph"/>
+        <w:spacing w:after="120"/>
+      </w:pPr>
+      <w:r>
+        <w:t>Menu Point 3.4 Periode SPP</w:t>
+      </w:r>
+    </w:p>
+    <w:p>
+      <w:pPr>
+        <w:pStyle w:val="ListParagraph"/>
+        <w:spacing w:after="120"/>
+      </w:pPr>
+      <w:r>
+        <w:t>Untuk Prosesnya Selanjutnya Lebih Hampir Sama Dengan Halaman Group</w:t>
       </w:r>
     </w:p>
     <w:p>
@@ -4187,55 +2040,7 @@
         <w:spacing w:after="120"/>
       </w:pPr>
       <w:r>
-        <w:t xml:space="preserve">DI Table </w:t>
-      </w:r>
-      <w:proofErr w:type="spellStart"/>
-      <w:r>
-        <w:t>Pada</w:t>
-      </w:r>
-      <w:proofErr w:type="spellEnd"/>
-      <w:r>
-        <w:t xml:space="preserve"> </w:t>
-      </w:r>
-      <w:proofErr w:type="spellStart"/>
-      <w:r>
-        <w:t>Kolom</w:t>
-      </w:r>
-      <w:proofErr w:type="spellEnd"/>
-      <w:r>
-        <w:t xml:space="preserve"> </w:t>
-      </w:r>
-      <w:proofErr w:type="spellStart"/>
-      <w:r>
-        <w:t>Aksi</w:t>
-      </w:r>
-      <w:proofErr w:type="spellEnd"/>
-      <w:r>
-        <w:t xml:space="preserve"> </w:t>
-      </w:r>
-      <w:proofErr w:type="spellStart"/>
-      <w:r>
-        <w:t>Terdapat</w:t>
-      </w:r>
-      <w:proofErr w:type="spellEnd"/>
-      <w:r>
-        <w:t xml:space="preserve"> 2 </w:t>
-      </w:r>
-      <w:proofErr w:type="spellStart"/>
-      <w:r>
-        <w:t>Tombol</w:t>
-      </w:r>
-      <w:proofErr w:type="spellEnd"/>
-      <w:r>
-        <w:t xml:space="preserve"> Edit </w:t>
-      </w:r>
-      <w:proofErr w:type="spellStart"/>
-      <w:r>
-        <w:t>dan</w:t>
-      </w:r>
-      <w:proofErr w:type="spellEnd"/>
-      <w:r>
-        <w:t xml:space="preserve"> </w:t>
+        <w:t xml:space="preserve">DI Table Pada Kolom Aksi Terdapat 2 Tombol Edit dan </w:t>
       </w:r>
       <w:r>
         <w:t>Print</w:t>
@@ -4250,78 +2055,12 @@
         </w:numPr>
         <w:spacing w:after="120"/>
       </w:pPr>
-      <w:proofErr w:type="spellStart"/>
       <w:r>
         <w:lastRenderedPageBreak/>
-        <w:t>Contoh</w:t>
-      </w:r>
-      <w:proofErr w:type="spellEnd"/>
-      <w:r>
-        <w:t xml:space="preserve"> Edit Data </w:t>
-      </w:r>
-      <w:proofErr w:type="spellStart"/>
-      <w:r>
-        <w:t>Disini</w:t>
-      </w:r>
-      <w:proofErr w:type="spellEnd"/>
-      <w:r>
-        <w:t xml:space="preserve"> </w:t>
-      </w:r>
-      <w:proofErr w:type="spellStart"/>
-      <w:r>
-        <w:t>Saya</w:t>
-      </w:r>
-      <w:proofErr w:type="spellEnd"/>
-      <w:r>
-        <w:t xml:space="preserve"> Akan </w:t>
-      </w:r>
-      <w:proofErr w:type="spellStart"/>
-      <w:r>
-        <w:t>Coba</w:t>
-      </w:r>
-      <w:proofErr w:type="spellEnd"/>
-      <w:r>
-        <w:t xml:space="preserve"> </w:t>
-      </w:r>
-      <w:proofErr w:type="spellStart"/>
-      <w:r>
-        <w:t>Mengedit</w:t>
-      </w:r>
-      <w:proofErr w:type="spellEnd"/>
-      <w:r>
-        <w:t xml:space="preserve"> Data </w:t>
-      </w:r>
-      <w:proofErr w:type="spellStart"/>
-      <w:r>
-        <w:t>Atas</w:t>
-      </w:r>
-      <w:proofErr w:type="spellEnd"/>
-      <w:r>
-        <w:t xml:space="preserve"> </w:t>
-      </w:r>
-      <w:proofErr w:type="spellStart"/>
-      <w:r>
-        <w:t>Nama</w:t>
-      </w:r>
-      <w:proofErr w:type="spellEnd"/>
-      <w:r>
-        <w:t xml:space="preserve"> </w:t>
-      </w:r>
-      <w:proofErr w:type="spellStart"/>
-      <w:r>
-        <w:t>Abdillah</w:t>
-      </w:r>
-      <w:proofErr w:type="spellEnd"/>
-      <w:r>
-        <w:t xml:space="preserve"> </w:t>
-      </w:r>
-      <w:proofErr w:type="spellStart"/>
-      <w:r>
-        <w:t>Kelas</w:t>
-      </w:r>
-      <w:proofErr w:type="spellEnd"/>
-      <w:r>
-        <w:t xml:space="preserve"> X IIS </w:t>
+        <w:t>Contoh Edit Data Disini Saya Akan Coba Mengedit</w:t>
+      </w:r>
+      <w:r>
+        <w:t xml:space="preserve"> Atau Siswa Melakukan Pembayaran</w:t>
       </w:r>
     </w:p>
     <w:p>
@@ -4331,23 +2070,17 @@
         <w:ind w:left="1080"/>
       </w:pPr>
       <w:r>
-        <w:t xml:space="preserve">Di </w:t>
-      </w:r>
-      <w:proofErr w:type="spellStart"/>
-      <w:r>
-        <w:t>Bayaran</w:t>
-      </w:r>
-      <w:proofErr w:type="spellEnd"/>
-      <w:r>
-        <w:t xml:space="preserve"> </w:t>
-      </w:r>
-      <w:proofErr w:type="spellStart"/>
-      <w:r>
-        <w:t>Bulan</w:t>
-      </w:r>
-      <w:proofErr w:type="spellEnd"/>
-      <w:r>
-        <w:t xml:space="preserve"> July 2022</w:t>
+        <w:t xml:space="preserve">Data Atas Nama Abdillah Kelas X IIS </w:t>
+      </w:r>
+    </w:p>
+    <w:p>
+      <w:pPr>
+        <w:pStyle w:val="ListParagraph"/>
+        <w:spacing w:after="120"/>
+        <w:ind w:left="1080"/>
+      </w:pPr>
+      <w:r>
+        <w:t>Di Bayaran Bulan July 2022</w:t>
       </w:r>
     </w:p>
     <w:p>
@@ -4409,27 +2142,9 @@
         <w:spacing w:after="120"/>
         <w:ind w:left="1080"/>
       </w:pPr>
-      <w:proofErr w:type="spellStart"/>
-      <w:r>
-        <w:t>Setelah</w:t>
-      </w:r>
-      <w:proofErr w:type="spellEnd"/>
-      <w:r>
-        <w:t xml:space="preserve"> </w:t>
-      </w:r>
-      <w:proofErr w:type="spellStart"/>
-      <w:r>
-        <w:t>Klik</w:t>
-      </w:r>
-      <w:proofErr w:type="spellEnd"/>
-      <w:r>
-        <w:t xml:space="preserve"> </w:t>
-      </w:r>
-      <w:proofErr w:type="spellStart"/>
-      <w:r>
-        <w:t>Simpan</w:t>
-      </w:r>
-      <w:proofErr w:type="spellEnd"/>
+      <w:r>
+        <w:t>Setelah Klik Simpan</w:t>
+      </w:r>
     </w:p>
     <w:p>
       <w:pPr>
@@ -4490,69 +2205,8 @@
         <w:spacing w:after="120"/>
         <w:ind w:left="1080"/>
       </w:pPr>
-      <w:proofErr w:type="spellStart"/>
-      <w:r>
-        <w:t>Tombol</w:t>
-      </w:r>
-      <w:proofErr w:type="spellEnd"/>
-      <w:r>
-        <w:t xml:space="preserve"> Print </w:t>
-      </w:r>
-      <w:proofErr w:type="spellStart"/>
-      <w:r>
-        <w:t>diTable</w:t>
-      </w:r>
-      <w:proofErr w:type="spellEnd"/>
-      <w:r>
-        <w:t xml:space="preserve"> </w:t>
-      </w:r>
-      <w:proofErr w:type="spellStart"/>
-      <w:r>
-        <w:t>Sebagai</w:t>
-      </w:r>
-      <w:proofErr w:type="spellEnd"/>
-      <w:r>
-        <w:t xml:space="preserve"> </w:t>
-      </w:r>
-      <w:proofErr w:type="spellStart"/>
-      <w:r>
-        <w:t>Bukti</w:t>
-      </w:r>
-      <w:proofErr w:type="spellEnd"/>
-      <w:r>
-        <w:t xml:space="preserve"> </w:t>
-      </w:r>
-      <w:proofErr w:type="spellStart"/>
-      <w:r>
-        <w:t>Lampiran</w:t>
-      </w:r>
-      <w:proofErr w:type="spellEnd"/>
-      <w:r>
-        <w:t xml:space="preserve"> </w:t>
-      </w:r>
-      <w:proofErr w:type="spellStart"/>
-      <w:r>
-        <w:t>Bulanan</w:t>
-      </w:r>
-      <w:proofErr w:type="spellEnd"/>
-      <w:r>
-        <w:t xml:space="preserve"> </w:t>
-      </w:r>
-      <w:proofErr w:type="spellStart"/>
-      <w:r>
-        <w:t>Siswa</w:t>
-      </w:r>
-      <w:proofErr w:type="spellEnd"/>
-      <w:r>
-        <w:t xml:space="preserve"> </w:t>
-      </w:r>
-      <w:proofErr w:type="spellStart"/>
-      <w:r>
-        <w:t>Sudah</w:t>
-      </w:r>
-      <w:proofErr w:type="spellEnd"/>
-      <w:r>
-        <w:t xml:space="preserve"> Bayar</w:t>
+      <w:r>
+        <w:t>Tombol Print diTable Sebagai Bukti Lampiran Bulanan Siswa Sudah Bayar</w:t>
       </w:r>
     </w:p>
     <w:p>
@@ -4561,83 +2215,9 @@
         <w:spacing w:after="120"/>
         <w:ind w:left="1080"/>
       </w:pPr>
-      <w:proofErr w:type="spellStart"/>
-      <w:r>
-        <w:t>Tombol</w:t>
-      </w:r>
-      <w:proofErr w:type="spellEnd"/>
-      <w:r>
-        <w:t xml:space="preserve"> Delete </w:t>
-      </w:r>
-      <w:proofErr w:type="spellStart"/>
-      <w:r>
-        <w:t>Tidak</w:t>
-      </w:r>
-      <w:proofErr w:type="spellEnd"/>
-      <w:r>
-        <w:t xml:space="preserve"> Ada </w:t>
-      </w:r>
-      <w:proofErr w:type="spellStart"/>
-      <w:r>
-        <w:t>Jika</w:t>
-      </w:r>
-      <w:proofErr w:type="spellEnd"/>
-      <w:r>
-        <w:t xml:space="preserve"> Ada </w:t>
-      </w:r>
-      <w:proofErr w:type="spellStart"/>
-      <w:r>
-        <w:t>Kesalahan</w:t>
-      </w:r>
-      <w:proofErr w:type="spellEnd"/>
-      <w:r>
-        <w:t xml:space="preserve"> </w:t>
-      </w:r>
-      <w:proofErr w:type="spellStart"/>
-      <w:r>
-        <w:t>Pada</w:t>
-      </w:r>
-      <w:proofErr w:type="spellEnd"/>
-      <w:r>
-        <w:t xml:space="preserve"> </w:t>
-      </w:r>
-      <w:proofErr w:type="spellStart"/>
-      <w:r>
-        <w:t>Saat</w:t>
-      </w:r>
-      <w:proofErr w:type="spellEnd"/>
-      <w:r>
-        <w:t xml:space="preserve"> Input, </w:t>
-      </w:r>
-      <w:proofErr w:type="spellStart"/>
-      <w:r>
-        <w:t>Jumlah</w:t>
-      </w:r>
-      <w:proofErr w:type="spellEnd"/>
-      <w:r>
-        <w:t xml:space="preserve"> Bayar Di Edit di </w:t>
-      </w:r>
-      <w:proofErr w:type="spellStart"/>
-      <w:r>
-        <w:t>Nol</w:t>
-      </w:r>
-      <w:proofErr w:type="spellEnd"/>
-      <w:r>
-        <w:t xml:space="preserve"> </w:t>
-      </w:r>
-      <w:proofErr w:type="spellStart"/>
-      <w:r>
-        <w:t>Kan</w:t>
-      </w:r>
-      <w:proofErr w:type="spellEnd"/>
-      <w:r>
-        <w:t xml:space="preserve"> </w:t>
-      </w:r>
-      <w:proofErr w:type="spellStart"/>
-      <w:r>
-        <w:t>Saja</w:t>
-      </w:r>
-      <w:proofErr w:type="spellEnd"/>
+      <w:r>
+        <w:t>Tombol Delete Tidak Ada Jika Ada Kesalahan Pada Saat Input, Jumlah Bayar Di Edit di Nol Kan Saja</w:t>
+      </w:r>
     </w:p>
     <w:p>
       <w:pPr>
@@ -4656,82 +2236,27 @@
         <w:spacing w:after="120"/>
       </w:pPr>
       <w:r>
-        <w:t xml:space="preserve"> </w:t>
-      </w:r>
-      <w:proofErr w:type="spellStart"/>
-      <w:r>
-        <w:t>Biaya</w:t>
-      </w:r>
-      <w:proofErr w:type="spellEnd"/>
-      <w:r>
-        <w:t xml:space="preserve"> PPDB</w:t>
-      </w:r>
-    </w:p>
-    <w:p>
-      <w:pPr>
-        <w:pStyle w:val="ListParagraph"/>
-      </w:pPr>
-      <w:proofErr w:type="spellStart"/>
-      <w:r>
-        <w:t>Halaman</w:t>
-      </w:r>
-      <w:proofErr w:type="spellEnd"/>
-      <w:r>
-        <w:t xml:space="preserve"> </w:t>
-      </w:r>
-      <w:proofErr w:type="spellStart"/>
-      <w:r>
-        <w:t>Ini</w:t>
-      </w:r>
-      <w:proofErr w:type="spellEnd"/>
-      <w:r>
-        <w:t xml:space="preserve"> </w:t>
-      </w:r>
-      <w:proofErr w:type="spellStart"/>
-      <w:r>
-        <w:t>Berfungsi</w:t>
-      </w:r>
-      <w:proofErr w:type="spellEnd"/>
-      <w:r>
-        <w:t xml:space="preserve"> </w:t>
-      </w:r>
-      <w:proofErr w:type="spellStart"/>
-      <w:r>
-        <w:t>Untuk</w:t>
-      </w:r>
-      <w:proofErr w:type="spellEnd"/>
-      <w:r>
-        <w:t xml:space="preserve"> </w:t>
-      </w:r>
-      <w:proofErr w:type="spellStart"/>
-      <w:r>
-        <w:t>Men</w:t>
+        <w:t xml:space="preserve"> Biaya PPDB</w:t>
+      </w:r>
+    </w:p>
+    <w:p>
+      <w:pPr>
+        <w:pStyle w:val="ListParagraph"/>
+      </w:pPr>
+      <w:r>
+        <w:t>Halaman Ini Berfungsi Untuk Men</w:t>
       </w:r>
       <w:r>
         <w:t>g</w:t>
       </w:r>
       <w:r>
-        <w:t>input</w:t>
-      </w:r>
-      <w:proofErr w:type="spellEnd"/>
-      <w:r>
-        <w:t xml:space="preserve"> </w:t>
-      </w:r>
-      <w:proofErr w:type="spellStart"/>
-      <w:r>
-        <w:t>Biaya</w:t>
-      </w:r>
-      <w:proofErr w:type="spellEnd"/>
-      <w:r>
-        <w:t xml:space="preserve"> </w:t>
-      </w:r>
-      <w:proofErr w:type="spellStart"/>
-      <w:r>
-        <w:t>Transaksi</w:t>
-      </w:r>
-      <w:proofErr w:type="spellEnd"/>
-      <w:r>
-        <w:t xml:space="preserve"> </w:t>
+        <w:t xml:space="preserve">input </w:t>
+      </w:r>
+      <w:r>
+        <w:t xml:space="preserve">Uang Masuk </w:t>
+      </w:r>
+      <w:r>
+        <w:t xml:space="preserve">Biaya Transaksi </w:t>
       </w:r>
       <w:r>
         <w:t>PPDB</w:t>
@@ -4742,40 +2267,8 @@
         <w:pStyle w:val="ListParagraph"/>
         <w:spacing w:after="120"/>
       </w:pPr>
-      <w:proofErr w:type="spellStart"/>
-      <w:r>
-        <w:t>Tampilan</w:t>
-      </w:r>
-      <w:proofErr w:type="spellEnd"/>
-      <w:r>
-        <w:t xml:space="preserve"> </w:t>
-      </w:r>
-      <w:proofErr w:type="spellStart"/>
-      <w:r>
-        <w:t>Beranda</w:t>
-      </w:r>
-      <w:proofErr w:type="spellEnd"/>
-      <w:r>
-        <w:t xml:space="preserve"> </w:t>
-      </w:r>
-      <w:proofErr w:type="spellStart"/>
-      <w:r>
-        <w:t>Transaksi</w:t>
-      </w:r>
-      <w:proofErr w:type="spellEnd"/>
-      <w:r>
-        <w:t xml:space="preserve"> </w:t>
-      </w:r>
-      <w:proofErr w:type="spellStart"/>
-      <w:r>
-        <w:t>Biaya</w:t>
-      </w:r>
-      <w:proofErr w:type="spellEnd"/>
-      <w:r>
-        <w:t xml:space="preserve"> </w:t>
-      </w:r>
-      <w:r>
-        <w:t>PPDB</w:t>
+      <w:r>
+        <w:t>Tampilan Beranda Transaksi Biaya PPDB</w:t>
       </w:r>
     </w:p>
     <w:p>
@@ -4823,28 +2316,219 @@
           </wp:inline>
         </w:drawing>
       </w:r>
-      <w:bookmarkStart w:id="0" w:name="_GoBack"/>
-      <w:bookmarkEnd w:id="0"/>
-    </w:p>
-    <w:p>
-      <w:pPr>
-        <w:pStyle w:val="ListParagraph"/>
-      </w:pPr>
-    </w:p>
-    <w:p>
-      <w:pPr>
-        <w:pStyle w:val="ListParagraph"/>
-      </w:pPr>
-    </w:p>
-    <w:p>
-      <w:pPr>
-        <w:pStyle w:val="ListParagraph"/>
-      </w:pPr>
-    </w:p>
-    <w:p>
-      <w:pPr>
-        <w:pStyle w:val="ListParagraph"/>
-      </w:pPr>
+    </w:p>
+    <w:p>
+      <w:pPr>
+        <w:pStyle w:val="ListParagraph"/>
+        <w:spacing w:after="120"/>
+      </w:pPr>
+    </w:p>
+    <w:p>
+      <w:pPr>
+        <w:pStyle w:val="ListParagraph"/>
+        <w:spacing w:after="120"/>
+      </w:pPr>
+      <w:r>
+        <w:t>Cara Inputnya Yaitu Dengan Memilih Tahun Daftar dan Nama Siswa Kemudian Klik Rencana</w:t>
+      </w:r>
+    </w:p>
+    <w:p>
+      <w:pPr>
+        <w:pStyle w:val="ListParagraph"/>
+        <w:spacing w:after="120"/>
+      </w:pPr>
+      <w:r>
+        <w:t>Pembayaran Maka Data Otomatis Akan Terbuat dan Data Tersebut Hasil Import Dari Program</w:t>
+      </w:r>
+    </w:p>
+    <w:p>
+      <w:pPr>
+        <w:pStyle w:val="ListParagraph"/>
+        <w:spacing w:after="120"/>
+      </w:pPr>
+      <w:r>
+        <w:t>Website PPDB</w:t>
+      </w:r>
+    </w:p>
+    <w:p>
+      <w:pPr>
+        <w:pStyle w:val="ListParagraph"/>
+        <w:spacing w:after="120"/>
+      </w:pPr>
+      <w:r>
+        <w:rPr>
+          <w:noProof/>
+        </w:rPr>
+        <w:drawing>
+          <wp:inline distT="0" distB="0" distL="0" distR="0" wp14:anchorId="74884175" wp14:editId="2A4416DF">
+            <wp:extent cx="5160153" cy="2544793"/>
+            <wp:effectExtent l="0" t="0" r="2540" b="8255"/>
+            <wp:docPr id="3" name="Picture 3"/>
+            <wp:cNvGraphicFramePr>
+              <a:graphicFrameLocks xmlns:a="http://schemas.openxmlformats.org/drawingml/2006/main" noChangeAspect="1"/>
+            </wp:cNvGraphicFramePr>
+            <a:graphic xmlns:a="http://schemas.openxmlformats.org/drawingml/2006/main">
+              <a:graphicData uri="http://schemas.openxmlformats.org/drawingml/2006/picture">
+                <pic:pic xmlns:pic="http://schemas.openxmlformats.org/drawingml/2006/picture">
+                  <pic:nvPicPr>
+                    <pic:cNvPr id="0" name=""/>
+                    <pic:cNvPicPr/>
+                  </pic:nvPicPr>
+                  <pic:blipFill>
+                    <a:blip r:embed="rId25"/>
+                    <a:stretch>
+                      <a:fillRect/>
+                    </a:stretch>
+                  </pic:blipFill>
+                  <pic:spPr>
+                    <a:xfrm>
+                      <a:off x="0" y="0"/>
+                      <a:ext cx="5160153" cy="2544793"/>
+                    </a:xfrm>
+                    <a:prstGeom prst="rect">
+                      <a:avLst/>
+                    </a:prstGeom>
+                  </pic:spPr>
+                </pic:pic>
+              </a:graphicData>
+            </a:graphic>
+          </wp:inline>
+        </w:drawing>
+      </w:r>
+    </w:p>
+    <w:p>
+      <w:pPr>
+        <w:pStyle w:val="ListParagraph"/>
+        <w:spacing w:after="120"/>
+      </w:pPr>
+      <w:r>
+        <w:t>Jika dirasa Inputan Masih Kurang Nominalnya Untuk Total Bayar Yang Harus DiBayarkan</w:t>
+      </w:r>
+    </w:p>
+    <w:p>
+      <w:pPr>
+        <w:pStyle w:val="ListParagraph"/>
+        <w:spacing w:after="120"/>
+      </w:pPr>
+      <w:r>
+        <w:t>Contoh Siswa Yang Melakukan Pembayaran diCicil Misalkan Abdillah Sudah Bayar 3.150.000</w:t>
+      </w:r>
+    </w:p>
+    <w:p>
+      <w:pPr>
+        <w:pStyle w:val="ListParagraph"/>
+        <w:spacing w:after="120"/>
+      </w:pPr>
+      <w:r>
+        <w:t>Dan Seharusnya Dia Bayar 3.500.000 Maka Tinggal Tambah Pembayaran Kemudian</w:t>
+      </w:r>
+    </w:p>
+    <w:p>
+      <w:pPr>
+        <w:pStyle w:val="ListParagraph"/>
+        <w:spacing w:after="120"/>
+      </w:pPr>
+      <w:r>
+        <w:t>Edit Pada Data Yang Baru diTambahkan Isi Jumlah dibayarkan dan Tanggal Bayar Kemudian Simpan</w:t>
+      </w:r>
+    </w:p>
+    <w:p>
+      <w:pPr>
+        <w:pStyle w:val="ListParagraph"/>
+        <w:spacing w:after="120"/>
+      </w:pPr>
+      <w:r>
+        <w:rPr>
+          <w:noProof/>
+        </w:rPr>
+        <w:drawing>
+          <wp:inline distT="0" distB="0" distL="0" distR="0" wp14:anchorId="50D38013" wp14:editId="5CE54AF1">
+            <wp:extent cx="1994729" cy="1837427"/>
+            <wp:effectExtent l="0" t="0" r="5715" b="0"/>
+            <wp:docPr id="16" name="Picture 16"/>
+            <wp:cNvGraphicFramePr>
+              <a:graphicFrameLocks xmlns:a="http://schemas.openxmlformats.org/drawingml/2006/main" noChangeAspect="1"/>
+            </wp:cNvGraphicFramePr>
+            <a:graphic xmlns:a="http://schemas.openxmlformats.org/drawingml/2006/main">
+              <a:graphicData uri="http://schemas.openxmlformats.org/drawingml/2006/picture">
+                <pic:pic xmlns:pic="http://schemas.openxmlformats.org/drawingml/2006/picture">
+                  <pic:nvPicPr>
+                    <pic:cNvPr id="0" name=""/>
+                    <pic:cNvPicPr/>
+                  </pic:nvPicPr>
+                  <pic:blipFill>
+                    <a:blip r:embed="rId26"/>
+                    <a:stretch>
+                      <a:fillRect/>
+                    </a:stretch>
+                  </pic:blipFill>
+                  <pic:spPr>
+                    <a:xfrm>
+                      <a:off x="0" y="0"/>
+                      <a:ext cx="1996604" cy="1839154"/>
+                    </a:xfrm>
+                    <a:prstGeom prst="rect">
+                      <a:avLst/>
+                    </a:prstGeom>
+                  </pic:spPr>
+                </pic:pic>
+              </a:graphicData>
+            </a:graphic>
+          </wp:inline>
+        </w:drawing>
+      </w:r>
+    </w:p>
+    <w:p>
+      <w:pPr>
+        <w:pStyle w:val="ListParagraph"/>
+        <w:spacing w:after="120"/>
+      </w:pPr>
+      <w:r>
+        <w:rPr>
+          <w:noProof/>
+        </w:rPr>
+        <w:drawing>
+          <wp:inline distT="0" distB="0" distL="0" distR="0" wp14:anchorId="193DE7DA" wp14:editId="76F46504">
+            <wp:extent cx="5275221" cy="3001992"/>
+            <wp:effectExtent l="0" t="0" r="1905" b="8255"/>
+            <wp:docPr id="21" name="Picture 21"/>
+            <wp:cNvGraphicFramePr>
+              <a:graphicFrameLocks xmlns:a="http://schemas.openxmlformats.org/drawingml/2006/main" noChangeAspect="1"/>
+            </wp:cNvGraphicFramePr>
+            <a:graphic xmlns:a="http://schemas.openxmlformats.org/drawingml/2006/main">
+              <a:graphicData uri="http://schemas.openxmlformats.org/drawingml/2006/picture">
+                <pic:pic xmlns:pic="http://schemas.openxmlformats.org/drawingml/2006/picture">
+                  <pic:nvPicPr>
+                    <pic:cNvPr id="0" name="Untitled11.jpg"/>
+                    <pic:cNvPicPr/>
+                  </pic:nvPicPr>
+                  <pic:blipFill>
+                    <a:blip r:embed="rId27">
+                      <a:extLst>
+                        <a:ext uri="{28A0092B-C50C-407E-A947-70E740481C1C}">
+                          <a14:useLocalDpi xmlns:a14="http://schemas.microsoft.com/office/drawing/2010/main" val="0"/>
+                        </a:ext>
+                      </a:extLst>
+                    </a:blip>
+                    <a:stretch>
+                      <a:fillRect/>
+                    </a:stretch>
+                  </pic:blipFill>
+                  <pic:spPr>
+                    <a:xfrm>
+                      <a:off x="0" y="0"/>
+                      <a:ext cx="5286484" cy="3008402"/>
+                    </a:xfrm>
+                    <a:prstGeom prst="rect">
+                      <a:avLst/>
+                    </a:prstGeom>
+                  </pic:spPr>
+                </pic:pic>
+              </a:graphicData>
+            </a:graphic>
+          </wp:inline>
+        </w:drawing>
+      </w:r>
     </w:p>
     <w:p>
       <w:pPr>
@@ -4862,57 +2546,19 @@
         <w:spacing w:after="120"/>
       </w:pPr>
       <w:r>
-        <w:t xml:space="preserve"> </w:t>
-      </w:r>
-      <w:proofErr w:type="spellStart"/>
-      <w:r>
-        <w:t>Biaya</w:t>
-      </w:r>
-      <w:proofErr w:type="spellEnd"/>
-      <w:r>
-        <w:t xml:space="preserve"> SPP</w:t>
-      </w:r>
-    </w:p>
-    <w:p>
-      <w:pPr>
-        <w:pStyle w:val="ListParagraph"/>
-        <w:spacing w:after="120"/>
-      </w:pPr>
-      <w:proofErr w:type="spellStart"/>
-      <w:r>
-        <w:t>Halaman</w:t>
-      </w:r>
-      <w:proofErr w:type="spellEnd"/>
-      <w:r>
-        <w:t xml:space="preserve"> </w:t>
-      </w:r>
-      <w:proofErr w:type="spellStart"/>
-      <w:r>
-        <w:t>Ini</w:t>
-      </w:r>
-      <w:proofErr w:type="spellEnd"/>
-      <w:r>
-        <w:t xml:space="preserve"> </w:t>
-      </w:r>
-      <w:proofErr w:type="spellStart"/>
-      <w:r>
-        <w:t>Berfungsi</w:t>
-      </w:r>
-      <w:proofErr w:type="spellEnd"/>
-      <w:r>
-        <w:t xml:space="preserve"> </w:t>
-      </w:r>
-      <w:proofErr w:type="spellStart"/>
-      <w:r>
-        <w:t>Untuk</w:t>
-      </w:r>
-      <w:proofErr w:type="spellEnd"/>
-      <w:r>
-        <w:t xml:space="preserve"> </w:t>
-      </w:r>
-      <w:proofErr w:type="spellStart"/>
-      <w:r>
-        <w:t>Men</w:t>
+        <w:t xml:space="preserve"> Biaya </w:t>
+      </w:r>
+      <w:r>
+        <w:t>Lain Siswa</w:t>
+      </w:r>
+    </w:p>
+    <w:p>
+      <w:pPr>
+        <w:pStyle w:val="ListParagraph"/>
+        <w:spacing w:after="120"/>
+      </w:pPr>
+      <w:r>
+        <w:t>Halaman Ini Berfungsi Untuk Men</w:t>
       </w:r>
       <w:r>
         <w:t>g</w:t>
@@ -4920,59 +2566,342 @@
       <w:r>
         <w:t>input</w:t>
       </w:r>
-      <w:proofErr w:type="spellEnd"/>
-      <w:r>
-        <w:t xml:space="preserve"> </w:t>
-      </w:r>
-      <w:proofErr w:type="spellStart"/>
-      <w:r>
-        <w:t>Biaya</w:t>
-      </w:r>
-      <w:proofErr w:type="spellEnd"/>
-      <w:r>
-        <w:t xml:space="preserve"> </w:t>
-      </w:r>
-      <w:proofErr w:type="spellStart"/>
-      <w:r>
-        <w:t>Transaksi</w:t>
-      </w:r>
-      <w:proofErr w:type="spellEnd"/>
-      <w:r>
-        <w:t xml:space="preserve"> </w:t>
-      </w:r>
-      <w:proofErr w:type="spellStart"/>
-      <w:r>
-        <w:t>Bayaran</w:t>
-      </w:r>
-      <w:proofErr w:type="spellEnd"/>
-      <w:r>
-        <w:t xml:space="preserve"> SPP </w:t>
-      </w:r>
-      <w:proofErr w:type="spellStart"/>
-      <w:r>
-        <w:t>Bulanan</w:t>
-      </w:r>
-      <w:proofErr w:type="spellEnd"/>
-      <w:r>
-        <w:t xml:space="preserve"> </w:t>
-      </w:r>
-      <w:proofErr w:type="spellStart"/>
-      <w:r>
-        <w:t>Siswa</w:t>
-      </w:r>
-      <w:proofErr w:type="spellEnd"/>
-    </w:p>
-    <w:p>
-      <w:pPr>
-        <w:pStyle w:val="ListParagraph"/>
-        <w:spacing w:after="120"/>
-      </w:pPr>
-    </w:p>
-    <w:p>
-      <w:pPr>
-        <w:pStyle w:val="ListParagraph"/>
-        <w:spacing w:after="120"/>
-      </w:pPr>
+      <w:r>
+        <w:t xml:space="preserve"> Uang Masuk</w:t>
+      </w:r>
+      <w:r>
+        <w:t xml:space="preserve"> Biaya Transaksi </w:t>
+      </w:r>
+      <w:r>
+        <w:t>Biaya Lain Siswa atau Biaya Yang</w:t>
+      </w:r>
+    </w:p>
+    <w:p>
+      <w:pPr>
+        <w:pStyle w:val="ListParagraph"/>
+        <w:spacing w:after="120"/>
+      </w:pPr>
+      <w:r>
+        <w:t xml:space="preserve">Berhubungan Dengan Siswa, </w:t>
+      </w:r>
+    </w:p>
+    <w:p>
+      <w:pPr>
+        <w:pStyle w:val="ListParagraph"/>
+        <w:spacing w:after="120"/>
+      </w:pPr>
+      <w:r>
+        <w:t>Ta mpilan Beranda</w:t>
+      </w:r>
+      <w:r>
+        <w:t xml:space="preserve"> Biaya Lain Siswa</w:t>
+      </w:r>
+    </w:p>
+    <w:p>
+      <w:pPr>
+        <w:pStyle w:val="ListParagraph"/>
+        <w:spacing w:after="120"/>
+      </w:pPr>
+      <w:r>
+        <w:rPr>
+          <w:noProof/>
+        </w:rPr>
+        <w:drawing>
+          <wp:inline distT="0" distB="0" distL="0" distR="0" wp14:anchorId="2B935C22" wp14:editId="3D1672A6">
+            <wp:extent cx="4364966" cy="1946048"/>
+            <wp:effectExtent l="0" t="0" r="0" b="0"/>
+            <wp:docPr id="23" name="Picture 23"/>
+            <wp:cNvGraphicFramePr>
+              <a:graphicFrameLocks xmlns:a="http://schemas.openxmlformats.org/drawingml/2006/main" noChangeAspect="1"/>
+            </wp:cNvGraphicFramePr>
+            <a:graphic xmlns:a="http://schemas.openxmlformats.org/drawingml/2006/main">
+              <a:graphicData uri="http://schemas.openxmlformats.org/drawingml/2006/picture">
+                <pic:pic xmlns:pic="http://schemas.openxmlformats.org/drawingml/2006/picture">
+                  <pic:nvPicPr>
+                    <pic:cNvPr id="0" name=""/>
+                    <pic:cNvPicPr/>
+                  </pic:nvPicPr>
+                  <pic:blipFill>
+                    <a:blip r:embed="rId28"/>
+                    <a:stretch>
+                      <a:fillRect/>
+                    </a:stretch>
+                  </pic:blipFill>
+                  <pic:spPr>
+                    <a:xfrm>
+                      <a:off x="0" y="0"/>
+                      <a:ext cx="4367514" cy="1947184"/>
+                    </a:xfrm>
+                    <a:prstGeom prst="rect">
+                      <a:avLst/>
+                    </a:prstGeom>
+                  </pic:spPr>
+                </pic:pic>
+              </a:graphicData>
+            </a:graphic>
+          </wp:inline>
+        </w:drawing>
+      </w:r>
+    </w:p>
+    <w:p>
+      <w:pPr>
+        <w:pStyle w:val="ListParagraph"/>
+        <w:spacing w:after="120"/>
+      </w:pPr>
+      <w:r>
+        <w:t>Contoh Saya Akan Meng</w:t>
+      </w:r>
+      <w:r>
+        <w:t xml:space="preserve">input Biaya Semester Ganjil </w:t>
+      </w:r>
+      <w:r>
+        <w:t>Atas Nama Abdillah Kelas X IIS</w:t>
+      </w:r>
+    </w:p>
+    <w:p>
+      <w:pPr>
+        <w:pStyle w:val="ListParagraph"/>
+        <w:spacing w:after="120"/>
+      </w:pPr>
+      <w:r>
+        <w:t>Dengan Biaya Yang Sudah Saya Setting 1.000.000</w:t>
+      </w:r>
+      <w:r>
+        <w:t xml:space="preserve"> Dengan C</w:t>
+      </w:r>
+      <w:r>
+        <w:t>icilan 2</w:t>
+      </w:r>
+      <w:r>
+        <w:t>x P</w:t>
+      </w:r>
+      <w:r>
+        <w:t>embayaran</w:t>
+      </w:r>
+    </w:p>
+    <w:p>
+      <w:pPr>
+        <w:pStyle w:val="ListParagraph"/>
+        <w:spacing w:after="120"/>
+      </w:pPr>
+      <w:r>
+        <w:rPr>
+          <w:noProof/>
+        </w:rPr>
+        <w:drawing>
+          <wp:inline distT="0" distB="0" distL="0" distR="0" wp14:anchorId="773C41D3" wp14:editId="38B1986F">
+            <wp:extent cx="4364966" cy="1968432"/>
+            <wp:effectExtent l="0" t="0" r="0" b="0"/>
+            <wp:docPr id="25" name="Picture 25"/>
+            <wp:cNvGraphicFramePr>
+              <a:graphicFrameLocks xmlns:a="http://schemas.openxmlformats.org/drawingml/2006/main" noChangeAspect="1"/>
+            </wp:cNvGraphicFramePr>
+            <a:graphic xmlns:a="http://schemas.openxmlformats.org/drawingml/2006/main">
+              <a:graphicData uri="http://schemas.openxmlformats.org/drawingml/2006/picture">
+                <pic:pic xmlns:pic="http://schemas.openxmlformats.org/drawingml/2006/picture">
+                  <pic:nvPicPr>
+                    <pic:cNvPr id="0" name=""/>
+                    <pic:cNvPicPr/>
+                  </pic:nvPicPr>
+                  <pic:blipFill>
+                    <a:blip r:embed="rId29"/>
+                    <a:stretch>
+                      <a:fillRect/>
+                    </a:stretch>
+                  </pic:blipFill>
+                  <pic:spPr>
+                    <a:xfrm>
+                      <a:off x="0" y="0"/>
+                      <a:ext cx="4374998" cy="1972956"/>
+                    </a:xfrm>
+                    <a:prstGeom prst="rect">
+                      <a:avLst/>
+                    </a:prstGeom>
+                  </pic:spPr>
+                </pic:pic>
+              </a:graphicData>
+            </a:graphic>
+          </wp:inline>
+        </w:drawing>
+      </w:r>
+    </w:p>
+    <w:p>
+      <w:pPr>
+        <w:pStyle w:val="ListParagraph"/>
+        <w:spacing w:after="120"/>
+      </w:pPr>
+      <w:r>
+        <w:t>Lengkapi Data-datanya Kemudian Klik Rencana Pembayaran</w:t>
+      </w:r>
+      <w:r>
+        <w:t>, Pada text Total Biaya Otomatis</w:t>
+      </w:r>
+    </w:p>
+    <w:p>
+      <w:pPr>
+        <w:pStyle w:val="ListParagraph"/>
+        <w:spacing w:after="120"/>
+      </w:pPr>
+      <w:r>
+        <w:t>Terisi Sesuai Data Yang diSetting Di Nomor 3.3 Biaya Kategori</w:t>
+      </w:r>
+    </w:p>
+    <w:p>
+      <w:pPr>
+        <w:pStyle w:val="ListParagraph"/>
+        <w:spacing w:after="120"/>
+      </w:pPr>
+      <w:r>
+        <w:rPr>
+          <w:noProof/>
+        </w:rPr>
+        <w:drawing>
+          <wp:inline distT="0" distB="0" distL="0" distR="0" wp14:anchorId="285DDD3C" wp14:editId="6BEE7392">
+            <wp:extent cx="4287328" cy="2167482"/>
+            <wp:effectExtent l="0" t="0" r="0" b="4445"/>
+            <wp:docPr id="26" name="Picture 26"/>
+            <wp:cNvGraphicFramePr>
+              <a:graphicFrameLocks xmlns:a="http://schemas.openxmlformats.org/drawingml/2006/main" noChangeAspect="1"/>
+            </wp:cNvGraphicFramePr>
+            <a:graphic xmlns:a="http://schemas.openxmlformats.org/drawingml/2006/main">
+              <a:graphicData uri="http://schemas.openxmlformats.org/drawingml/2006/picture">
+                <pic:pic xmlns:pic="http://schemas.openxmlformats.org/drawingml/2006/picture">
+                  <pic:nvPicPr>
+                    <pic:cNvPr id="0" name=""/>
+                    <pic:cNvPicPr/>
+                  </pic:nvPicPr>
+                  <pic:blipFill>
+                    <a:blip r:embed="rId30"/>
+                    <a:stretch>
+                      <a:fillRect/>
+                    </a:stretch>
+                  </pic:blipFill>
+                  <pic:spPr>
+                    <a:xfrm>
+                      <a:off x="0" y="0"/>
+                      <a:ext cx="4298690" cy="2173226"/>
+                    </a:xfrm>
+                    <a:prstGeom prst="rect">
+                      <a:avLst/>
+                    </a:prstGeom>
+                  </pic:spPr>
+                </pic:pic>
+              </a:graphicData>
+            </a:graphic>
+          </wp:inline>
+        </w:drawing>
+      </w:r>
+    </w:p>
+    <w:p>
+      <w:pPr>
+        <w:pStyle w:val="ListParagraph"/>
+        <w:spacing w:after="120"/>
+      </w:pPr>
+      <w:r>
+        <w:t>Jika Siswa Melakukan Pembayaran Tinggal Klik Tombol Edit di Table Lengkapi Tanggal dan Jumlah</w:t>
+      </w:r>
+    </w:p>
+    <w:p>
+      <w:pPr>
+        <w:pStyle w:val="ListParagraph"/>
+        <w:spacing w:after="120"/>
+      </w:pPr>
+      <w:r>
+        <w:t>Yang Akan di Bayarkan</w:t>
+      </w:r>
+    </w:p>
+    <w:p>
+      <w:pPr>
+        <w:pStyle w:val="ListParagraph"/>
+        <w:spacing w:after="120"/>
+      </w:pPr>
+      <w:r>
+        <w:rPr>
+          <w:noProof/>
+        </w:rPr>
+        <w:lastRenderedPageBreak/>
+        <w:drawing>
+          <wp:inline distT="0" distB="0" distL="0" distR="0" wp14:anchorId="35C9D0CC" wp14:editId="55F469EA">
+            <wp:extent cx="1966823" cy="2301767"/>
+            <wp:effectExtent l="0" t="0" r="0" b="3810"/>
+            <wp:docPr id="27" name="Picture 27"/>
+            <wp:cNvGraphicFramePr>
+              <a:graphicFrameLocks xmlns:a="http://schemas.openxmlformats.org/drawingml/2006/main" noChangeAspect="1"/>
+            </wp:cNvGraphicFramePr>
+            <a:graphic xmlns:a="http://schemas.openxmlformats.org/drawingml/2006/main">
+              <a:graphicData uri="http://schemas.openxmlformats.org/drawingml/2006/picture">
+                <pic:pic xmlns:pic="http://schemas.openxmlformats.org/drawingml/2006/picture">
+                  <pic:nvPicPr>
+                    <pic:cNvPr id="0" name=""/>
+                    <pic:cNvPicPr/>
+                  </pic:nvPicPr>
+                  <pic:blipFill>
+                    <a:blip r:embed="rId31"/>
+                    <a:stretch>
+                      <a:fillRect/>
+                    </a:stretch>
+                  </pic:blipFill>
+                  <pic:spPr>
+                    <a:xfrm>
+                      <a:off x="0" y="0"/>
+                      <a:ext cx="1967015" cy="2301992"/>
+                    </a:xfrm>
+                    <a:prstGeom prst="rect">
+                      <a:avLst/>
+                    </a:prstGeom>
+                  </pic:spPr>
+                </pic:pic>
+              </a:graphicData>
+            </a:graphic>
+          </wp:inline>
+        </w:drawing>
+      </w:r>
+    </w:p>
+    <w:p>
+      <w:pPr>
+        <w:pStyle w:val="ListParagraph"/>
+        <w:spacing w:after="120"/>
+      </w:pPr>
+      <w:r>
+        <w:rPr>
+          <w:noProof/>
+        </w:rPr>
+        <w:drawing>
+          <wp:inline distT="0" distB="0" distL="0" distR="0" wp14:anchorId="16C9A163" wp14:editId="50410BD6">
+            <wp:extent cx="5197309" cy="2544793"/>
+            <wp:effectExtent l="0" t="0" r="3810" b="8255"/>
+            <wp:docPr id="28" name="Picture 28"/>
+            <wp:cNvGraphicFramePr>
+              <a:graphicFrameLocks xmlns:a="http://schemas.openxmlformats.org/drawingml/2006/main" noChangeAspect="1"/>
+            </wp:cNvGraphicFramePr>
+            <a:graphic xmlns:a="http://schemas.openxmlformats.org/drawingml/2006/main">
+              <a:graphicData uri="http://schemas.openxmlformats.org/drawingml/2006/picture">
+                <pic:pic xmlns:pic="http://schemas.openxmlformats.org/drawingml/2006/picture">
+                  <pic:nvPicPr>
+                    <pic:cNvPr id="0" name=""/>
+                    <pic:cNvPicPr/>
+                  </pic:nvPicPr>
+                  <pic:blipFill>
+                    <a:blip r:embed="rId32"/>
+                    <a:stretch>
+                      <a:fillRect/>
+                    </a:stretch>
+                  </pic:blipFill>
+                  <pic:spPr>
+                    <a:xfrm>
+                      <a:off x="0" y="0"/>
+                      <a:ext cx="5202857" cy="2547509"/>
+                    </a:xfrm>
+                    <a:prstGeom prst="rect">
+                      <a:avLst/>
+                    </a:prstGeom>
+                  </pic:spPr>
+                </pic:pic>
+              </a:graphicData>
+            </a:graphic>
+          </wp:inline>
+        </w:drawing>
+      </w:r>
     </w:p>
     <w:p>
       <w:pPr>
@@ -4990,104 +2919,1387 @@
         <w:spacing w:after="120"/>
       </w:pPr>
       <w:r>
+        <w:t xml:space="preserve"> Biaya </w:t>
+      </w:r>
+      <w:r>
+        <w:t>Eksternal</w:t>
+      </w:r>
+    </w:p>
+    <w:p>
+      <w:pPr>
+        <w:pStyle w:val="ListParagraph"/>
+      </w:pPr>
+      <w:r>
+        <w:t>Halaman Ini Berfungsi Untuk Men</w:t>
+      </w:r>
+      <w:r>
+        <w:t>g</w:t>
+      </w:r>
+      <w:r>
+        <w:t>input</w:t>
+      </w:r>
+      <w:r>
+        <w:t xml:space="preserve"> Uang Masuk</w:t>
+      </w:r>
+      <w:r>
         <w:t xml:space="preserve"> </w:t>
       </w:r>
-      <w:proofErr w:type="spellStart"/>
-      <w:r>
-        <w:t>Biaya</w:t>
-      </w:r>
-      <w:proofErr w:type="spellEnd"/>
-      <w:r>
-        <w:t xml:space="preserve"> SPP</w:t>
-      </w:r>
-    </w:p>
-    <w:p>
-      <w:pPr>
-        <w:pStyle w:val="ListParagraph"/>
-      </w:pPr>
-      <w:proofErr w:type="spellStart"/>
-      <w:r>
-        <w:t>Halaman</w:t>
-      </w:r>
-      <w:proofErr w:type="spellEnd"/>
+      <w:r>
+        <w:t>Biaya Eksternal Yang Tidak Ada</w:t>
+      </w:r>
       <w:r>
         <w:t xml:space="preserve"> </w:t>
       </w:r>
-      <w:proofErr w:type="spellStart"/>
-      <w:r>
-        <w:t>Ini</w:t>
-      </w:r>
-      <w:proofErr w:type="spellEnd"/>
+      <w:r>
+        <w:t>Kaitannya Dengan</w:t>
+      </w:r>
+    </w:p>
+    <w:p>
+      <w:pPr>
+        <w:pStyle w:val="ListParagraph"/>
+      </w:pPr>
+      <w:r>
+        <w:t xml:space="preserve">Siswa </w:t>
+      </w:r>
+      <w:r>
+        <w:t xml:space="preserve">Misalkan </w:t>
+      </w:r>
+      <w:r>
+        <w:t>Dana Dari Pemerintah, Bos Pemilik Yayasan Atau Bisa Juga Sumbangan Dari Hamba Allah</w:t>
+      </w:r>
+    </w:p>
+    <w:p>
+      <w:pPr>
+        <w:pStyle w:val="ListParagraph"/>
+      </w:pPr>
+      <w:r>
+        <w:t>Tampilan Beranda Biaya Eksternal</w:t>
+      </w:r>
+    </w:p>
+    <w:p>
+      <w:pPr>
+        <w:pStyle w:val="ListParagraph"/>
+      </w:pPr>
+      <w:r>
+        <w:rPr>
+          <w:noProof/>
+        </w:rPr>
+        <w:drawing>
+          <wp:inline distT="0" distB="0" distL="0" distR="0" wp14:anchorId="46E902FA" wp14:editId="74D046BF">
+            <wp:extent cx="5943600" cy="2392680"/>
+            <wp:effectExtent l="0" t="0" r="0" b="7620"/>
+            <wp:docPr id="33" name="Picture 33"/>
+            <wp:cNvGraphicFramePr>
+              <a:graphicFrameLocks xmlns:a="http://schemas.openxmlformats.org/drawingml/2006/main" noChangeAspect="1"/>
+            </wp:cNvGraphicFramePr>
+            <a:graphic xmlns:a="http://schemas.openxmlformats.org/drawingml/2006/main">
+              <a:graphicData uri="http://schemas.openxmlformats.org/drawingml/2006/picture">
+                <pic:pic xmlns:pic="http://schemas.openxmlformats.org/drawingml/2006/picture">
+                  <pic:nvPicPr>
+                    <pic:cNvPr id="0" name=""/>
+                    <pic:cNvPicPr/>
+                  </pic:nvPicPr>
+                  <pic:blipFill>
+                    <a:blip r:embed="rId33"/>
+                    <a:stretch>
+                      <a:fillRect/>
+                    </a:stretch>
+                  </pic:blipFill>
+                  <pic:spPr>
+                    <a:xfrm>
+                      <a:off x="0" y="0"/>
+                      <a:ext cx="5943600" cy="2392680"/>
+                    </a:xfrm>
+                    <a:prstGeom prst="rect">
+                      <a:avLst/>
+                    </a:prstGeom>
+                  </pic:spPr>
+                </pic:pic>
+              </a:graphicData>
+            </a:graphic>
+          </wp:inline>
+        </w:drawing>
+      </w:r>
+    </w:p>
+    <w:p>
+      <w:pPr>
+        <w:pStyle w:val="ListParagraph"/>
+      </w:pPr>
+    </w:p>
+    <w:p>
+      <w:pPr>
+        <w:pStyle w:val="ListParagraph"/>
+      </w:pPr>
+    </w:p>
+    <w:p>
+      <w:pPr>
+        <w:pStyle w:val="ListParagraph"/>
+      </w:pPr>
+      <w:r>
+        <w:t>Klik Buat Dokumen Untuk Memulai Input Transaksi Baru</w:t>
+      </w:r>
+    </w:p>
+    <w:p>
+      <w:pPr>
+        <w:pStyle w:val="ListParagraph"/>
+      </w:pPr>
+      <w:r>
+        <w:t>Tampilan Halaman Inputan Biaya Eksternal</w:t>
+      </w:r>
+    </w:p>
+    <w:p>
+      <w:pPr>
+        <w:pStyle w:val="ListParagraph"/>
+      </w:pPr>
+      <w:r>
+        <w:rPr>
+          <w:noProof/>
+        </w:rPr>
+        <w:lastRenderedPageBreak/>
+        <w:drawing>
+          <wp:inline distT="0" distB="0" distL="0" distR="0" wp14:anchorId="5082422A" wp14:editId="428EB4A8">
+            <wp:extent cx="4830792" cy="1930768"/>
+            <wp:effectExtent l="0" t="0" r="8255" b="0"/>
+            <wp:docPr id="22" name="Picture 22"/>
+            <wp:cNvGraphicFramePr>
+              <a:graphicFrameLocks xmlns:a="http://schemas.openxmlformats.org/drawingml/2006/main" noChangeAspect="1"/>
+            </wp:cNvGraphicFramePr>
+            <a:graphic xmlns:a="http://schemas.openxmlformats.org/drawingml/2006/main">
+              <a:graphicData uri="http://schemas.openxmlformats.org/drawingml/2006/picture">
+                <pic:pic xmlns:pic="http://schemas.openxmlformats.org/drawingml/2006/picture">
+                  <pic:nvPicPr>
+                    <pic:cNvPr id="0" name=""/>
+                    <pic:cNvPicPr/>
+                  </pic:nvPicPr>
+                  <pic:blipFill>
+                    <a:blip r:embed="rId34"/>
+                    <a:stretch>
+                      <a:fillRect/>
+                    </a:stretch>
+                  </pic:blipFill>
+                  <pic:spPr>
+                    <a:xfrm>
+                      <a:off x="0" y="0"/>
+                      <a:ext cx="4837453" cy="1933430"/>
+                    </a:xfrm>
+                    <a:prstGeom prst="rect">
+                      <a:avLst/>
+                    </a:prstGeom>
+                  </pic:spPr>
+                </pic:pic>
+              </a:graphicData>
+            </a:graphic>
+          </wp:inline>
+        </w:drawing>
+      </w:r>
+    </w:p>
+    <w:p>
+      <w:pPr>
+        <w:pStyle w:val="ListParagraph"/>
+      </w:pPr>
+      <w:r>
+        <w:rPr>
+          <w:noProof/>
+        </w:rPr>
+        <w:drawing>
+          <wp:inline distT="0" distB="0" distL="0" distR="0" wp14:anchorId="270A3490" wp14:editId="0B08199B">
+            <wp:extent cx="5036563" cy="1647645"/>
+            <wp:effectExtent l="0" t="0" r="0" b="0"/>
+            <wp:docPr id="24" name="Picture 24"/>
+            <wp:cNvGraphicFramePr>
+              <a:graphicFrameLocks xmlns:a="http://schemas.openxmlformats.org/drawingml/2006/main" noChangeAspect="1"/>
+            </wp:cNvGraphicFramePr>
+            <a:graphic xmlns:a="http://schemas.openxmlformats.org/drawingml/2006/main">
+              <a:graphicData uri="http://schemas.openxmlformats.org/drawingml/2006/picture">
+                <pic:pic xmlns:pic="http://schemas.openxmlformats.org/drawingml/2006/picture">
+                  <pic:nvPicPr>
+                    <pic:cNvPr id="0" name=""/>
+                    <pic:cNvPicPr/>
+                  </pic:nvPicPr>
+                  <pic:blipFill>
+                    <a:blip r:embed="rId35"/>
+                    <a:stretch>
+                      <a:fillRect/>
+                    </a:stretch>
+                  </pic:blipFill>
+                  <pic:spPr>
+                    <a:xfrm>
+                      <a:off x="0" y="0"/>
+                      <a:ext cx="5045456" cy="1650554"/>
+                    </a:xfrm>
+                    <a:prstGeom prst="rect">
+                      <a:avLst/>
+                    </a:prstGeom>
+                  </pic:spPr>
+                </pic:pic>
+              </a:graphicData>
+            </a:graphic>
+          </wp:inline>
+        </w:drawing>
+      </w:r>
+    </w:p>
+    <w:p>
+      <w:pPr>
+        <w:pStyle w:val="ListParagraph"/>
+      </w:pPr>
+      <w:r>
+        <w:t>Klik Buat Dokumen Baru</w:t>
+      </w:r>
+    </w:p>
+    <w:p>
+      <w:pPr>
+        <w:pStyle w:val="ListParagraph"/>
+      </w:pPr>
+      <w:r>
+        <w:rPr>
+          <w:noProof/>
+        </w:rPr>
+        <w:drawing>
+          <wp:inline distT="0" distB="0" distL="0" distR="0" wp14:anchorId="25AAB610" wp14:editId="28FD7C0A">
+            <wp:extent cx="4882551" cy="2123596"/>
+            <wp:effectExtent l="0" t="0" r="0" b="0"/>
+            <wp:docPr id="29" name="Picture 29"/>
+            <wp:cNvGraphicFramePr>
+              <a:graphicFrameLocks xmlns:a="http://schemas.openxmlformats.org/drawingml/2006/main" noChangeAspect="1"/>
+            </wp:cNvGraphicFramePr>
+            <a:graphic xmlns:a="http://schemas.openxmlformats.org/drawingml/2006/main">
+              <a:graphicData uri="http://schemas.openxmlformats.org/drawingml/2006/picture">
+                <pic:pic xmlns:pic="http://schemas.openxmlformats.org/drawingml/2006/picture">
+                  <pic:nvPicPr>
+                    <pic:cNvPr id="0" name=""/>
+                    <pic:cNvPicPr/>
+                  </pic:nvPicPr>
+                  <pic:blipFill>
+                    <a:blip r:embed="rId36"/>
+                    <a:stretch>
+                      <a:fillRect/>
+                    </a:stretch>
+                  </pic:blipFill>
+                  <pic:spPr>
+                    <a:xfrm>
+                      <a:off x="0" y="0"/>
+                      <a:ext cx="4896806" cy="2129796"/>
+                    </a:xfrm>
+                    <a:prstGeom prst="rect">
+                      <a:avLst/>
+                    </a:prstGeom>
+                  </pic:spPr>
+                </pic:pic>
+              </a:graphicData>
+            </a:graphic>
+          </wp:inline>
+        </w:drawing>
+      </w:r>
+    </w:p>
+    <w:p>
+      <w:pPr>
+        <w:pStyle w:val="ListParagraph"/>
+      </w:pPr>
+      <w:r>
+        <w:t xml:space="preserve">Klik Edit diTable Untuk Memasukkan Nilai </w:t>
+      </w:r>
+      <w:r>
+        <w:t xml:space="preserve">Transaksi </w:t>
+      </w:r>
+      <w:r>
+        <w:t>Yang Sudah Dibayarkan</w:t>
+      </w:r>
+    </w:p>
+    <w:p>
+      <w:pPr>
+        <w:pStyle w:val="ListParagraph"/>
+      </w:pPr>
+      <w:r>
+        <w:rPr>
+          <w:noProof/>
+        </w:rPr>
+        <w:drawing>
+          <wp:inline distT="0" distB="0" distL="0" distR="0">
+            <wp:extent cx="4942936" cy="2557947"/>
+            <wp:effectExtent l="0" t="0" r="0" b="0"/>
+            <wp:docPr id="30" name="Picture 30"/>
+            <wp:cNvGraphicFramePr>
+              <a:graphicFrameLocks xmlns:a="http://schemas.openxmlformats.org/drawingml/2006/main" noChangeAspect="1"/>
+            </wp:cNvGraphicFramePr>
+            <a:graphic xmlns:a="http://schemas.openxmlformats.org/drawingml/2006/main">
+              <a:graphicData uri="http://schemas.openxmlformats.org/drawingml/2006/picture">
+                <pic:pic xmlns:pic="http://schemas.openxmlformats.org/drawingml/2006/picture">
+                  <pic:nvPicPr>
+                    <pic:cNvPr id="0" name="Untitled12.jpg"/>
+                    <pic:cNvPicPr/>
+                  </pic:nvPicPr>
+                  <pic:blipFill>
+                    <a:blip r:embed="rId37">
+                      <a:extLst>
+                        <a:ext uri="{28A0092B-C50C-407E-A947-70E740481C1C}">
+                          <a14:useLocalDpi xmlns:a14="http://schemas.microsoft.com/office/drawing/2010/main" val="0"/>
+                        </a:ext>
+                      </a:extLst>
+                    </a:blip>
+                    <a:stretch>
+                      <a:fillRect/>
+                    </a:stretch>
+                  </pic:blipFill>
+                  <pic:spPr>
+                    <a:xfrm>
+                      <a:off x="0" y="0"/>
+                      <a:ext cx="4944697" cy="2558858"/>
+                    </a:xfrm>
+                    <a:prstGeom prst="rect">
+                      <a:avLst/>
+                    </a:prstGeom>
+                  </pic:spPr>
+                </pic:pic>
+              </a:graphicData>
+            </a:graphic>
+          </wp:inline>
+        </w:drawing>
+      </w:r>
+    </w:p>
+    <w:p>
+      <w:pPr>
+        <w:pStyle w:val="ListParagraph"/>
+      </w:pPr>
+      <w:r>
+        <w:rPr>
+          <w:noProof/>
+        </w:rPr>
+        <w:lastRenderedPageBreak/>
+        <w:drawing>
+          <wp:inline distT="0" distB="0" distL="0" distR="0">
+            <wp:extent cx="5546785" cy="2304997"/>
+            <wp:effectExtent l="0" t="0" r="0" b="635"/>
+            <wp:docPr id="31" name="Picture 31"/>
+            <wp:cNvGraphicFramePr>
+              <a:graphicFrameLocks xmlns:a="http://schemas.openxmlformats.org/drawingml/2006/main" noChangeAspect="1"/>
+            </wp:cNvGraphicFramePr>
+            <a:graphic xmlns:a="http://schemas.openxmlformats.org/drawingml/2006/main">
+              <a:graphicData uri="http://schemas.openxmlformats.org/drawingml/2006/picture">
+                <pic:pic xmlns:pic="http://schemas.openxmlformats.org/drawingml/2006/picture">
+                  <pic:nvPicPr>
+                    <pic:cNvPr id="0" name="Untitled13.jpg"/>
+                    <pic:cNvPicPr/>
+                  </pic:nvPicPr>
+                  <pic:blipFill>
+                    <a:blip r:embed="rId38">
+                      <a:extLst>
+                        <a:ext uri="{28A0092B-C50C-407E-A947-70E740481C1C}">
+                          <a14:useLocalDpi xmlns:a14="http://schemas.microsoft.com/office/drawing/2010/main" val="0"/>
+                        </a:ext>
+                      </a:extLst>
+                    </a:blip>
+                    <a:stretch>
+                      <a:fillRect/>
+                    </a:stretch>
+                  </pic:blipFill>
+                  <pic:spPr>
+                    <a:xfrm>
+                      <a:off x="0" y="0"/>
+                      <a:ext cx="5556976" cy="2309232"/>
+                    </a:xfrm>
+                    <a:prstGeom prst="rect">
+                      <a:avLst/>
+                    </a:prstGeom>
+                  </pic:spPr>
+                </pic:pic>
+              </a:graphicData>
+            </a:graphic>
+          </wp:inline>
+        </w:drawing>
+      </w:r>
+    </w:p>
+    <w:p>
+      <w:pPr>
+        <w:pStyle w:val="ListParagraph"/>
+      </w:pPr>
+      <w:r>
+        <w:t>Contoh Edit Data Karena Memasukkan Nomor Dokument Atau Yang Lainnya</w:t>
+      </w:r>
+    </w:p>
+    <w:p>
+      <w:pPr>
+        <w:pStyle w:val="ListParagraph"/>
+      </w:pPr>
+      <w:r>
+        <w:t>Pada Table Sebelah Kiri Terdatap 3 Tombol, Tombol Perama Untuk Melihat Detail Transaksi Dan</w:t>
+      </w:r>
+    </w:p>
+    <w:p>
+      <w:pPr>
+        <w:pStyle w:val="ListParagraph"/>
+      </w:pPr>
+      <w:r>
+        <w:t>Menamilkannya diTable Sebelah Kanan , Tombol Edit Tengah Berfungsi Mengedit data Header Transaksi</w:t>
+      </w:r>
+    </w:p>
+    <w:p>
+      <w:pPr>
+        <w:pStyle w:val="ListParagraph"/>
+      </w:pPr>
+      <w:r>
+        <w:t xml:space="preserve">Contoh Edit Nominal Total Biaya Atau Nomor Dokumen, Disini Saya Mencoba Mengedit No Document </w:t>
+      </w:r>
+    </w:p>
+    <w:p>
+      <w:pPr>
+        <w:pStyle w:val="ListParagraph"/>
+      </w:pPr>
+      <w:r>
+        <w:t>Menjadi BL-1233 Dan Total Biaya Menadi 21.000.000</w:t>
+      </w:r>
+    </w:p>
+    <w:p>
+      <w:pPr>
+        <w:pStyle w:val="ListParagraph"/>
+      </w:pPr>
+      <w:r>
+        <w:rPr>
+          <w:noProof/>
+        </w:rPr>
+        <w:drawing>
+          <wp:inline distT="0" distB="0" distL="0" distR="0" wp14:anchorId="5BF503EC" wp14:editId="787E0287">
+            <wp:extent cx="5943600" cy="2804795"/>
+            <wp:effectExtent l="0" t="0" r="0" b="0"/>
+            <wp:docPr id="36" name="Picture 36"/>
+            <wp:cNvGraphicFramePr>
+              <a:graphicFrameLocks xmlns:a="http://schemas.openxmlformats.org/drawingml/2006/main" noChangeAspect="1"/>
+            </wp:cNvGraphicFramePr>
+            <a:graphic xmlns:a="http://schemas.openxmlformats.org/drawingml/2006/main">
+              <a:graphicData uri="http://schemas.openxmlformats.org/drawingml/2006/picture">
+                <pic:pic xmlns:pic="http://schemas.openxmlformats.org/drawingml/2006/picture">
+                  <pic:nvPicPr>
+                    <pic:cNvPr id="0" name=""/>
+                    <pic:cNvPicPr/>
+                  </pic:nvPicPr>
+                  <pic:blipFill>
+                    <a:blip r:embed="rId39"/>
+                    <a:stretch>
+                      <a:fillRect/>
+                    </a:stretch>
+                  </pic:blipFill>
+                  <pic:spPr>
+                    <a:xfrm>
+                      <a:off x="0" y="0"/>
+                      <a:ext cx="5943600" cy="2804795"/>
+                    </a:xfrm>
+                    <a:prstGeom prst="rect">
+                      <a:avLst/>
+                    </a:prstGeom>
+                  </pic:spPr>
+                </pic:pic>
+              </a:graphicData>
+            </a:graphic>
+          </wp:inline>
+        </w:drawing>
+      </w:r>
+    </w:p>
+    <w:p>
+      <w:pPr>
+        <w:pStyle w:val="ListParagraph"/>
+      </w:pPr>
+      <w:r>
+        <w:rPr>
+          <w:noProof/>
+        </w:rPr>
+        <w:drawing>
+          <wp:inline distT="0" distB="0" distL="0" distR="0" wp14:anchorId="4A8833E2" wp14:editId="09D09664">
+            <wp:extent cx="2510287" cy="2869593"/>
+            <wp:effectExtent l="0" t="0" r="4445" b="6985"/>
+            <wp:docPr id="37" name="Picture 37"/>
+            <wp:cNvGraphicFramePr>
+              <a:graphicFrameLocks xmlns:a="http://schemas.openxmlformats.org/drawingml/2006/main" noChangeAspect="1"/>
+            </wp:cNvGraphicFramePr>
+            <a:graphic xmlns:a="http://schemas.openxmlformats.org/drawingml/2006/main">
+              <a:graphicData uri="http://schemas.openxmlformats.org/drawingml/2006/picture">
+                <pic:pic xmlns:pic="http://schemas.openxmlformats.org/drawingml/2006/picture">
+                  <pic:nvPicPr>
+                    <pic:cNvPr id="0" name=""/>
+                    <pic:cNvPicPr/>
+                  </pic:nvPicPr>
+                  <pic:blipFill>
+                    <a:blip r:embed="rId40"/>
+                    <a:stretch>
+                      <a:fillRect/>
+                    </a:stretch>
+                  </pic:blipFill>
+                  <pic:spPr>
+                    <a:xfrm>
+                      <a:off x="0" y="0"/>
+                      <a:ext cx="2510986" cy="2870392"/>
+                    </a:xfrm>
+                    <a:prstGeom prst="rect">
+                      <a:avLst/>
+                    </a:prstGeom>
+                  </pic:spPr>
+                </pic:pic>
+              </a:graphicData>
+            </a:graphic>
+          </wp:inline>
+        </w:drawing>
+      </w:r>
+    </w:p>
+    <w:p>
+      <w:pPr>
+        <w:pStyle w:val="ListParagraph"/>
+      </w:pPr>
+      <w:r>
+        <w:lastRenderedPageBreak/>
+        <w:t>Ketika Saya Edit Dan Nominal Saya Jadikan 21.000.000 Otomatis Jumlah Yang Diinputkan Kurang 1.000.000</w:t>
+      </w:r>
+    </w:p>
+    <w:p>
+      <w:pPr>
+        <w:pStyle w:val="ListParagraph"/>
+      </w:pPr>
+      <w:r>
+        <w:t>Maka Harus diTambah Pembayarannya Atau diedit Pembayarannya, Disini Sya Coba Mencontoh kan 2x</w:t>
+      </w:r>
+    </w:p>
+    <w:p>
+      <w:pPr>
+        <w:pStyle w:val="ListParagraph"/>
+      </w:pPr>
+      <w:r>
+        <w:t>Pembayaran .</w:t>
+      </w:r>
+    </w:p>
+    <w:p>
+      <w:pPr>
+        <w:pStyle w:val="ListParagraph"/>
+      </w:pPr>
+      <w:r>
+        <w:t>Klik Tambah Pembayaran</w:t>
+      </w:r>
+    </w:p>
+    <w:p>
+      <w:pPr>
+        <w:pStyle w:val="ListParagraph"/>
+      </w:pPr>
+      <w:r>
+        <w:rPr>
+          <w:noProof/>
+        </w:rPr>
+        <w:drawing>
+          <wp:inline distT="0" distB="0" distL="0" distR="0" wp14:anchorId="6BED9DCF" wp14:editId="5A1F56FA">
+            <wp:extent cx="5991684" cy="2682815"/>
+            <wp:effectExtent l="0" t="0" r="0" b="3810"/>
+            <wp:docPr id="38" name="Picture 38"/>
+            <wp:cNvGraphicFramePr>
+              <a:graphicFrameLocks xmlns:a="http://schemas.openxmlformats.org/drawingml/2006/main" noChangeAspect="1"/>
+            </wp:cNvGraphicFramePr>
+            <a:graphic xmlns:a="http://schemas.openxmlformats.org/drawingml/2006/main">
+              <a:graphicData uri="http://schemas.openxmlformats.org/drawingml/2006/picture">
+                <pic:pic xmlns:pic="http://schemas.openxmlformats.org/drawingml/2006/picture">
+                  <pic:nvPicPr>
+                    <pic:cNvPr id="0" name=""/>
+                    <pic:cNvPicPr/>
+                  </pic:nvPicPr>
+                  <pic:blipFill>
+                    <a:blip r:embed="rId41"/>
+                    <a:stretch>
+                      <a:fillRect/>
+                    </a:stretch>
+                  </pic:blipFill>
+                  <pic:spPr>
+                    <a:xfrm>
+                      <a:off x="0" y="0"/>
+                      <a:ext cx="6010447" cy="2691216"/>
+                    </a:xfrm>
+                    <a:prstGeom prst="rect">
+                      <a:avLst/>
+                    </a:prstGeom>
+                  </pic:spPr>
+                </pic:pic>
+              </a:graphicData>
+            </a:graphic>
+          </wp:inline>
+        </w:drawing>
+      </w:r>
+    </w:p>
+    <w:p>
+      <w:pPr>
+        <w:pStyle w:val="ListParagraph"/>
+      </w:pPr>
+      <w:r>
+        <w:rPr>
+          <w:noProof/>
+        </w:rPr>
+        <w:drawing>
+          <wp:inline distT="0" distB="0" distL="0" distR="0" wp14:anchorId="205F357E" wp14:editId="69FBB3F7">
+            <wp:extent cx="2054144" cy="2579298"/>
+            <wp:effectExtent l="0" t="0" r="3810" b="0"/>
+            <wp:docPr id="39" name="Picture 39"/>
+            <wp:cNvGraphicFramePr>
+              <a:graphicFrameLocks xmlns:a="http://schemas.openxmlformats.org/drawingml/2006/main" noChangeAspect="1"/>
+            </wp:cNvGraphicFramePr>
+            <a:graphic xmlns:a="http://schemas.openxmlformats.org/drawingml/2006/main">
+              <a:graphicData uri="http://schemas.openxmlformats.org/drawingml/2006/picture">
+                <pic:pic xmlns:pic="http://schemas.openxmlformats.org/drawingml/2006/picture">
+                  <pic:nvPicPr>
+                    <pic:cNvPr id="0" name=""/>
+                    <pic:cNvPicPr/>
+                  </pic:nvPicPr>
+                  <pic:blipFill>
+                    <a:blip r:embed="rId42"/>
+                    <a:stretch>
+                      <a:fillRect/>
+                    </a:stretch>
+                  </pic:blipFill>
+                  <pic:spPr>
+                    <a:xfrm>
+                      <a:off x="0" y="0"/>
+                      <a:ext cx="2066682" cy="2595041"/>
+                    </a:xfrm>
+                    <a:prstGeom prst="rect">
+                      <a:avLst/>
+                    </a:prstGeom>
+                  </pic:spPr>
+                </pic:pic>
+              </a:graphicData>
+            </a:graphic>
+          </wp:inline>
+        </w:drawing>
+      </w:r>
+    </w:p>
+    <w:p>
+      <w:pPr>
+        <w:pStyle w:val="ListParagraph"/>
+      </w:pPr>
+      <w:r>
+        <w:rPr>
+          <w:noProof/>
+        </w:rPr>
+        <w:drawing>
+          <wp:inline distT="0" distB="0" distL="0" distR="0" wp14:anchorId="4B2DAEA8" wp14:editId="2CFA026C">
+            <wp:extent cx="5943600" cy="2729865"/>
+            <wp:effectExtent l="0" t="0" r="0" b="0"/>
+            <wp:docPr id="40" name="Picture 40"/>
+            <wp:cNvGraphicFramePr>
+              <a:graphicFrameLocks xmlns:a="http://schemas.openxmlformats.org/drawingml/2006/main" noChangeAspect="1"/>
+            </wp:cNvGraphicFramePr>
+            <a:graphic xmlns:a="http://schemas.openxmlformats.org/drawingml/2006/main">
+              <a:graphicData uri="http://schemas.openxmlformats.org/drawingml/2006/picture">
+                <pic:pic xmlns:pic="http://schemas.openxmlformats.org/drawingml/2006/picture">
+                  <pic:nvPicPr>
+                    <pic:cNvPr id="0" name=""/>
+                    <pic:cNvPicPr/>
+                  </pic:nvPicPr>
+                  <pic:blipFill>
+                    <a:blip r:embed="rId43"/>
+                    <a:stretch>
+                      <a:fillRect/>
+                    </a:stretch>
+                  </pic:blipFill>
+                  <pic:spPr>
+                    <a:xfrm>
+                      <a:off x="0" y="0"/>
+                      <a:ext cx="5943600" cy="2729865"/>
+                    </a:xfrm>
+                    <a:prstGeom prst="rect">
+                      <a:avLst/>
+                    </a:prstGeom>
+                  </pic:spPr>
+                </pic:pic>
+              </a:graphicData>
+            </a:graphic>
+          </wp:inline>
+        </w:drawing>
+      </w:r>
+    </w:p>
+    <w:p>
+      <w:pPr>
+        <w:pStyle w:val="ListParagraph"/>
+      </w:pPr>
+    </w:p>
+    <w:p>
+      <w:pPr>
+        <w:pStyle w:val="ListParagraph"/>
+        <w:numPr>
+          <w:ilvl w:val="0"/>
+          <w:numId w:val="31"/>
+        </w:numPr>
+        <w:rPr>
+          <w:b/>
+        </w:rPr>
+      </w:pPr>
+      <w:r>
+        <w:rPr>
+          <w:b/>
+        </w:rPr>
+        <w:lastRenderedPageBreak/>
+        <w:t>Transaksi Uang Keluar</w:t>
+      </w:r>
+    </w:p>
+    <w:p>
+      <w:pPr>
+        <w:pStyle w:val="ListParagraph"/>
+        <w:numPr>
+          <w:ilvl w:val="0"/>
+          <w:numId w:val="43"/>
+        </w:numPr>
+      </w:pPr>
+      <w:r>
+        <w:t>Biaya Operasional</w:t>
+      </w:r>
+    </w:p>
+    <w:p>
+      <w:pPr>
+        <w:pStyle w:val="ListParagraph"/>
+        <w:ind w:left="1080"/>
+      </w:pPr>
+      <w:r>
+        <w:t>Halaman Ini Berfungsi Untuk Menginput Uang Keluar Biaya Operasional</w:t>
+      </w:r>
+      <w:r>
+        <w:t xml:space="preserve"> Tanpa</w:t>
+      </w:r>
       <w:r>
         <w:t xml:space="preserve"> </w:t>
       </w:r>
-      <w:proofErr w:type="spellStart"/>
-      <w:r>
-        <w:t>Berfungsi</w:t>
-      </w:r>
-      <w:proofErr w:type="spellEnd"/>
+      <w:r>
+        <w:t>Proposal Atau</w:t>
+      </w:r>
+    </w:p>
+    <w:p>
+      <w:pPr>
+        <w:pStyle w:val="ListParagraph"/>
+        <w:ind w:left="1080"/>
+      </w:pPr>
+      <w:r>
+        <w:t xml:space="preserve">Perencanaan Di Awal </w:t>
+      </w:r>
+      <w:r>
+        <w:t>Contoh Seperti</w:t>
+      </w:r>
       <w:r>
         <w:t xml:space="preserve"> </w:t>
       </w:r>
-      <w:proofErr w:type="spellStart"/>
-      <w:r>
-        <w:t>Untuk</w:t>
-      </w:r>
-      <w:proofErr w:type="spellEnd"/>
+      <w:r>
+        <w:t>Bayar Listrik, Air,  Telp , Internet dll</w:t>
+      </w:r>
+    </w:p>
+    <w:p>
+      <w:pPr>
+        <w:pStyle w:val="ListParagraph"/>
+        <w:ind w:left="1080"/>
+      </w:pPr>
+      <w:r>
+        <w:t>Untuk Cara Input Kurang Lebih Sama Dengan Inputan</w:t>
+      </w:r>
+      <w:r>
+        <w:t xml:space="preserve"> Uang Masuk di</w:t>
+      </w:r>
+      <w:r>
+        <w:t xml:space="preserve"> Nomor 4.4 Biaya Eksternal</w:t>
+      </w:r>
+    </w:p>
+    <w:p>
+      <w:pPr>
+        <w:pStyle w:val="ListParagraph"/>
+        <w:ind w:left="1080"/>
+      </w:pPr>
+      <w:r>
+        <w:t>Disini Saya Akan Coba Menginput Biaya Bayar Listrik dan Air</w:t>
+      </w:r>
+    </w:p>
+    <w:p>
+      <w:pPr>
+        <w:pStyle w:val="ListParagraph"/>
+        <w:ind w:left="1080"/>
+      </w:pPr>
+      <w:r>
+        <w:t>Tampilan  Beranda Biaya Operasional</w:t>
+      </w:r>
+    </w:p>
+    <w:p>
+      <w:pPr>
+        <w:pStyle w:val="ListParagraph"/>
+        <w:ind w:left="1080"/>
+      </w:pPr>
+      <w:r>
+        <w:rPr>
+          <w:noProof/>
+        </w:rPr>
+        <w:drawing>
+          <wp:inline distT="0" distB="0" distL="0" distR="0" wp14:anchorId="6C6FC3E7" wp14:editId="2F09393D">
+            <wp:extent cx="4037162" cy="1929729"/>
+            <wp:effectExtent l="0" t="0" r="1905" b="0"/>
+            <wp:docPr id="34" name="Picture 34"/>
+            <wp:cNvGraphicFramePr>
+              <a:graphicFrameLocks xmlns:a="http://schemas.openxmlformats.org/drawingml/2006/main" noChangeAspect="1"/>
+            </wp:cNvGraphicFramePr>
+            <a:graphic xmlns:a="http://schemas.openxmlformats.org/drawingml/2006/main">
+              <a:graphicData uri="http://schemas.openxmlformats.org/drawingml/2006/picture">
+                <pic:pic xmlns:pic="http://schemas.openxmlformats.org/drawingml/2006/picture">
+                  <pic:nvPicPr>
+                    <pic:cNvPr id="0" name=""/>
+                    <pic:cNvPicPr/>
+                  </pic:nvPicPr>
+                  <pic:blipFill>
+                    <a:blip r:embed="rId44"/>
+                    <a:stretch>
+                      <a:fillRect/>
+                    </a:stretch>
+                  </pic:blipFill>
+                  <pic:spPr>
+                    <a:xfrm>
+                      <a:off x="0" y="0"/>
+                      <a:ext cx="4054379" cy="1937958"/>
+                    </a:xfrm>
+                    <a:prstGeom prst="rect">
+                      <a:avLst/>
+                    </a:prstGeom>
+                  </pic:spPr>
+                </pic:pic>
+              </a:graphicData>
+            </a:graphic>
+          </wp:inline>
+        </w:drawing>
+      </w:r>
+    </w:p>
+    <w:p>
+      <w:pPr>
+        <w:pStyle w:val="ListParagraph"/>
+        <w:ind w:left="1080"/>
+      </w:pPr>
+      <w:r>
+        <w:t>Contoh Tambah Data</w:t>
+      </w:r>
+    </w:p>
+    <w:p>
+      <w:pPr>
+        <w:pStyle w:val="ListParagraph"/>
+        <w:ind w:left="1080"/>
+      </w:pPr>
+      <w:r>
+        <w:rPr>
+          <w:noProof/>
+        </w:rPr>
+        <w:drawing>
+          <wp:inline distT="0" distB="0" distL="0" distR="0" wp14:anchorId="58AD42ED" wp14:editId="717BA20C">
+            <wp:extent cx="3985404" cy="1394891"/>
+            <wp:effectExtent l="0" t="0" r="0" b="0"/>
+            <wp:docPr id="35" name="Picture 35"/>
+            <wp:cNvGraphicFramePr>
+              <a:graphicFrameLocks xmlns:a="http://schemas.openxmlformats.org/drawingml/2006/main" noChangeAspect="1"/>
+            </wp:cNvGraphicFramePr>
+            <a:graphic xmlns:a="http://schemas.openxmlformats.org/drawingml/2006/main">
+              <a:graphicData uri="http://schemas.openxmlformats.org/drawingml/2006/picture">
+                <pic:pic xmlns:pic="http://schemas.openxmlformats.org/drawingml/2006/picture">
+                  <pic:nvPicPr>
+                    <pic:cNvPr id="0" name=""/>
+                    <pic:cNvPicPr/>
+                  </pic:nvPicPr>
+                  <pic:blipFill>
+                    <a:blip r:embed="rId45"/>
+                    <a:stretch>
+                      <a:fillRect/>
+                    </a:stretch>
+                  </pic:blipFill>
+                  <pic:spPr>
+                    <a:xfrm>
+                      <a:off x="0" y="0"/>
+                      <a:ext cx="3988869" cy="1396104"/>
+                    </a:xfrm>
+                    <a:prstGeom prst="rect">
+                      <a:avLst/>
+                    </a:prstGeom>
+                  </pic:spPr>
+                </pic:pic>
+              </a:graphicData>
+            </a:graphic>
+          </wp:inline>
+        </w:drawing>
+      </w:r>
+    </w:p>
+    <w:p>
+      <w:pPr>
+        <w:pStyle w:val="ListParagraph"/>
+        <w:ind w:left="1080"/>
+      </w:pPr>
+      <w:r>
+        <w:rPr>
+          <w:noProof/>
+        </w:rPr>
+        <w:drawing>
+          <wp:inline distT="0" distB="0" distL="0" distR="0" wp14:anchorId="6FD97706" wp14:editId="22A6EF3C">
+            <wp:extent cx="4037162" cy="1710619"/>
+            <wp:effectExtent l="0" t="0" r="1905" b="4445"/>
+            <wp:docPr id="41" name="Picture 41"/>
+            <wp:cNvGraphicFramePr>
+              <a:graphicFrameLocks xmlns:a="http://schemas.openxmlformats.org/drawingml/2006/main" noChangeAspect="1"/>
+            </wp:cNvGraphicFramePr>
+            <a:graphic xmlns:a="http://schemas.openxmlformats.org/drawingml/2006/main">
+              <a:graphicData uri="http://schemas.openxmlformats.org/drawingml/2006/picture">
+                <pic:pic xmlns:pic="http://schemas.openxmlformats.org/drawingml/2006/picture">
+                  <pic:nvPicPr>
+                    <pic:cNvPr id="0" name=""/>
+                    <pic:cNvPicPr/>
+                  </pic:nvPicPr>
+                  <pic:blipFill>
+                    <a:blip r:embed="rId46"/>
+                    <a:stretch>
+                      <a:fillRect/>
+                    </a:stretch>
+                  </pic:blipFill>
+                  <pic:spPr>
+                    <a:xfrm>
+                      <a:off x="0" y="0"/>
+                      <a:ext cx="4045970" cy="1714351"/>
+                    </a:xfrm>
+                    <a:prstGeom prst="rect">
+                      <a:avLst/>
+                    </a:prstGeom>
+                  </pic:spPr>
+                </pic:pic>
+              </a:graphicData>
+            </a:graphic>
+          </wp:inline>
+        </w:drawing>
+      </w:r>
+    </w:p>
+    <w:p>
+      <w:pPr>
+        <w:pStyle w:val="ListParagraph"/>
+        <w:ind w:left="1080"/>
+      </w:pPr>
+      <w:r>
+        <w:t>Klik Edit diTable Untuk Memasukkan Biaya Yang Dikeluarkan</w:t>
+      </w:r>
+    </w:p>
+    <w:p>
+      <w:pPr>
+        <w:pStyle w:val="ListParagraph"/>
+        <w:ind w:left="1080"/>
+      </w:pPr>
+      <w:r>
+        <w:rPr>
+          <w:noProof/>
+        </w:rPr>
+        <w:drawing>
+          <wp:inline distT="0" distB="0" distL="0" distR="0" wp14:anchorId="66CF00AB" wp14:editId="3E20B091">
+            <wp:extent cx="4097520" cy="2078966"/>
+            <wp:effectExtent l="0" t="0" r="0" b="0"/>
+            <wp:docPr id="42" name="Picture 42"/>
+            <wp:cNvGraphicFramePr>
+              <a:graphicFrameLocks xmlns:a="http://schemas.openxmlformats.org/drawingml/2006/main" noChangeAspect="1"/>
+            </wp:cNvGraphicFramePr>
+            <a:graphic xmlns:a="http://schemas.openxmlformats.org/drawingml/2006/main">
+              <a:graphicData uri="http://schemas.openxmlformats.org/drawingml/2006/picture">
+                <pic:pic xmlns:pic="http://schemas.openxmlformats.org/drawingml/2006/picture">
+                  <pic:nvPicPr>
+                    <pic:cNvPr id="0" name=""/>
+                    <pic:cNvPicPr/>
+                  </pic:nvPicPr>
+                  <pic:blipFill>
+                    <a:blip r:embed="rId47"/>
+                    <a:stretch>
+                      <a:fillRect/>
+                    </a:stretch>
+                  </pic:blipFill>
+                  <pic:spPr>
+                    <a:xfrm>
+                      <a:off x="0" y="0"/>
+                      <a:ext cx="4103222" cy="2081859"/>
+                    </a:xfrm>
+                    <a:prstGeom prst="rect">
+                      <a:avLst/>
+                    </a:prstGeom>
+                  </pic:spPr>
+                </pic:pic>
+              </a:graphicData>
+            </a:graphic>
+          </wp:inline>
+        </w:drawing>
+      </w:r>
+    </w:p>
+    <w:p>
+      <w:pPr>
+        <w:pStyle w:val="ListParagraph"/>
+        <w:ind w:left="1080"/>
+      </w:pPr>
+      <w:r>
+        <w:rPr>
+          <w:noProof/>
+        </w:rPr>
+        <w:lastRenderedPageBreak/>
+        <w:drawing>
+          <wp:inline distT="0" distB="0" distL="0" distR="0" wp14:anchorId="03FF332F" wp14:editId="7806A9B6">
+            <wp:extent cx="4546121" cy="1959300"/>
+            <wp:effectExtent l="0" t="0" r="6985" b="3175"/>
+            <wp:docPr id="43" name="Picture 43"/>
+            <wp:cNvGraphicFramePr>
+              <a:graphicFrameLocks xmlns:a="http://schemas.openxmlformats.org/drawingml/2006/main" noChangeAspect="1"/>
+            </wp:cNvGraphicFramePr>
+            <a:graphic xmlns:a="http://schemas.openxmlformats.org/drawingml/2006/main">
+              <a:graphicData uri="http://schemas.openxmlformats.org/drawingml/2006/picture">
+                <pic:pic xmlns:pic="http://schemas.openxmlformats.org/drawingml/2006/picture">
+                  <pic:nvPicPr>
+                    <pic:cNvPr id="0" name=""/>
+                    <pic:cNvPicPr/>
+                  </pic:nvPicPr>
+                  <pic:blipFill>
+                    <a:blip r:embed="rId48"/>
+                    <a:stretch>
+                      <a:fillRect/>
+                    </a:stretch>
+                  </pic:blipFill>
+                  <pic:spPr>
+                    <a:xfrm>
+                      <a:off x="0" y="0"/>
+                      <a:ext cx="4546121" cy="1959300"/>
+                    </a:xfrm>
+                    <a:prstGeom prst="rect">
+                      <a:avLst/>
+                    </a:prstGeom>
+                  </pic:spPr>
+                </pic:pic>
+              </a:graphicData>
+            </a:graphic>
+          </wp:inline>
+        </w:drawing>
+      </w:r>
+    </w:p>
+    <w:p>
+      <w:pPr>
+        <w:pStyle w:val="ListParagraph"/>
+        <w:ind w:left="1080"/>
+      </w:pPr>
+    </w:p>
+    <w:p>
+      <w:pPr>
+        <w:pStyle w:val="ListParagraph"/>
+        <w:ind w:left="1080"/>
+      </w:pPr>
+    </w:p>
+    <w:p>
+      <w:pPr>
+        <w:pStyle w:val="ListParagraph"/>
+        <w:ind w:left="1080"/>
+      </w:pPr>
+    </w:p>
+    <w:p>
+      <w:pPr>
+        <w:pStyle w:val="ListParagraph"/>
+        <w:ind w:left="1080"/>
+      </w:pPr>
+    </w:p>
+    <w:p>
+      <w:pPr>
+        <w:pStyle w:val="ListParagraph"/>
+        <w:ind w:left="1080"/>
+      </w:pPr>
+    </w:p>
+    <w:p>
+      <w:pPr>
+        <w:pStyle w:val="ListParagraph"/>
+        <w:ind w:left="1080"/>
+      </w:pPr>
+    </w:p>
+    <w:p>
+      <w:pPr>
+        <w:pStyle w:val="ListParagraph"/>
+        <w:ind w:left="1080"/>
+      </w:pPr>
+    </w:p>
+    <w:p>
+      <w:pPr>
+        <w:pStyle w:val="ListParagraph"/>
+        <w:ind w:left="1080"/>
+      </w:pPr>
+    </w:p>
+    <w:p>
+      <w:pPr>
+        <w:pStyle w:val="ListParagraph"/>
+        <w:ind w:left="1080"/>
+      </w:pPr>
+    </w:p>
+    <w:p>
+      <w:pPr>
+        <w:pStyle w:val="ListParagraph"/>
+        <w:numPr>
+          <w:ilvl w:val="0"/>
+          <w:numId w:val="43"/>
+        </w:numPr>
+      </w:pPr>
+      <w:r>
+        <w:t>Perencanaan Biaya</w:t>
+      </w:r>
+    </w:p>
+    <w:p>
+      <w:pPr>
+        <w:pStyle w:val="ListParagraph"/>
+        <w:ind w:left="1080"/>
+      </w:pPr>
+    </w:p>
+    <w:p>
+      <w:pPr>
+        <w:pStyle w:val="ListParagraph"/>
+        <w:numPr>
+          <w:ilvl w:val="0"/>
+          <w:numId w:val="43"/>
+        </w:numPr>
+      </w:pPr>
+      <w:r>
+        <w:t>Aktualisasi Biaya</w:t>
+      </w:r>
+    </w:p>
+    <w:p>
+      <w:pPr>
+        <w:pStyle w:val="ListParagraph"/>
+      </w:pPr>
+    </w:p>
+    <w:p>
+      <w:pPr>
+        <w:pStyle w:val="ListParagraph"/>
+        <w:numPr>
+          <w:ilvl w:val="0"/>
+          <w:numId w:val="31"/>
+        </w:numPr>
+        <w:rPr>
+          <w:b/>
+        </w:rPr>
+      </w:pPr>
+      <w:r>
+        <w:rPr>
+          <w:b/>
+        </w:rPr>
+        <w:t>Laporan Masuk</w:t>
+      </w:r>
+    </w:p>
+    <w:p>
+      <w:pPr>
+        <w:pStyle w:val="ListParagraph"/>
+        <w:numPr>
+          <w:ilvl w:val="0"/>
+          <w:numId w:val="44"/>
+        </w:numPr>
+      </w:pPr>
+      <w:r>
+        <w:t>SPP</w:t>
+      </w:r>
+    </w:p>
+    <w:p>
+      <w:pPr>
+        <w:pStyle w:val="ListParagraph"/>
+        <w:ind w:left="1080"/>
+      </w:pPr>
+      <w:r>
+        <w:t>Halaman Laporan Masuk SPP Ini Berfu</w:t>
+      </w:r>
+      <w:r>
+        <w:t>ngsi Untuk Menampilkan dan MengE</w:t>
+      </w:r>
+      <w:r>
+        <w:t xml:space="preserve">xport Data Ke XLS </w:t>
+      </w:r>
+    </w:p>
+    <w:p>
+      <w:pPr>
+        <w:pStyle w:val="ListParagraph"/>
+        <w:ind w:left="1080"/>
+      </w:pPr>
+      <w:r>
+        <w:t>Dari Data Inputan Transaksi Masuk Biaya SPP</w:t>
+      </w:r>
+      <w:r>
+        <w:t xml:space="preserve"> Selama 12 Bulan Periode Akademik</w:t>
+      </w:r>
+      <w:r>
+        <w:t xml:space="preserve"> Per Siswa</w:t>
+      </w:r>
+      <w:r>
+        <w:t xml:space="preserve">, </w:t>
+      </w:r>
+    </w:p>
+    <w:p>
+      <w:pPr>
+        <w:pStyle w:val="ListParagraph"/>
+        <w:ind w:left="1080"/>
+      </w:pPr>
+      <w:r>
+        <w:t>Untuk Default Pencarian Tahun Akademik</w:t>
+      </w:r>
+      <w:r>
+        <w:t xml:space="preserve"> Untuk</w:t>
+      </w:r>
       <w:r>
         <w:t xml:space="preserve"> </w:t>
       </w:r>
-      <w:proofErr w:type="spellStart"/>
-      <w:r>
-        <w:t>Men</w:t>
-      </w:r>
-      <w:r>
-        <w:t>g</w:t>
-      </w:r>
-      <w:r>
-        <w:t>input</w:t>
-      </w:r>
-      <w:proofErr w:type="spellEnd"/>
+      <w:r>
+        <w:t>Yang Lain Bisa Disetting Periode Bulan Awal-Tahun ,</w:t>
+      </w:r>
+    </w:p>
+    <w:p>
+      <w:pPr>
+        <w:pStyle w:val="ListParagraph"/>
+        <w:ind w:left="1080"/>
+      </w:pPr>
+      <w:r>
+        <w:t>Periode Bulan Akhir-Tahun, Nama Kelas</w:t>
+      </w:r>
       <w:r>
         <w:t xml:space="preserve"> </w:t>
       </w:r>
-      <w:proofErr w:type="spellStart"/>
-      <w:r>
-        <w:t>Biaya</w:t>
-      </w:r>
-      <w:proofErr w:type="spellEnd"/>
-      <w:r>
-        <w:t xml:space="preserve"> </w:t>
-      </w:r>
-      <w:proofErr w:type="spellStart"/>
-      <w:r>
-        <w:t>Transaksi</w:t>
-      </w:r>
-      <w:proofErr w:type="spellEnd"/>
-      <w:r>
-        <w:t xml:space="preserve"> </w:t>
-      </w:r>
-      <w:proofErr w:type="spellStart"/>
-      <w:r>
-        <w:t>Bayaran</w:t>
-      </w:r>
-      <w:proofErr w:type="spellEnd"/>
-      <w:r>
-        <w:t xml:space="preserve"> SPP </w:t>
-      </w:r>
-      <w:proofErr w:type="spellStart"/>
-      <w:r>
-        <w:t>Bulanan</w:t>
-      </w:r>
-      <w:proofErr w:type="spellEnd"/>
-      <w:r>
-        <w:t xml:space="preserve"> </w:t>
-      </w:r>
-      <w:proofErr w:type="spellStart"/>
-      <w:r>
-        <w:t>Siswa</w:t>
-      </w:r>
-      <w:proofErr w:type="spellEnd"/>
+      <w:r>
+        <w:t>d</w:t>
+      </w:r>
+      <w:r>
+        <w:t>an Nama Siswa</w:t>
+      </w:r>
+    </w:p>
+    <w:p>
+      <w:pPr>
+        <w:pStyle w:val="ListParagraph"/>
+        <w:ind w:left="1080"/>
+      </w:pPr>
+      <w:r>
+        <w:rPr>
+          <w:noProof/>
+        </w:rPr>
+        <w:drawing>
+          <wp:inline distT="0" distB="0" distL="0" distR="0" wp14:anchorId="58C59311" wp14:editId="7D9EF6B2">
+            <wp:extent cx="5943600" cy="2873375"/>
+            <wp:effectExtent l="0" t="0" r="0" b="3175"/>
+            <wp:docPr id="44" name="Picture 44"/>
+            <wp:cNvGraphicFramePr>
+              <a:graphicFrameLocks xmlns:a="http://schemas.openxmlformats.org/drawingml/2006/main" noChangeAspect="1"/>
+            </wp:cNvGraphicFramePr>
+            <a:graphic xmlns:a="http://schemas.openxmlformats.org/drawingml/2006/main">
+              <a:graphicData uri="http://schemas.openxmlformats.org/drawingml/2006/picture">
+                <pic:pic xmlns:pic="http://schemas.openxmlformats.org/drawingml/2006/picture">
+                  <pic:nvPicPr>
+                    <pic:cNvPr id="0" name=""/>
+                    <pic:cNvPicPr/>
+                  </pic:nvPicPr>
+                  <pic:blipFill>
+                    <a:blip r:embed="rId49"/>
+                    <a:stretch>
+                      <a:fillRect/>
+                    </a:stretch>
+                  </pic:blipFill>
+                  <pic:spPr>
+                    <a:xfrm>
+                      <a:off x="0" y="0"/>
+                      <a:ext cx="5943600" cy="2873375"/>
+                    </a:xfrm>
+                    <a:prstGeom prst="rect">
+                      <a:avLst/>
+                    </a:prstGeom>
+                  </pic:spPr>
+                </pic:pic>
+              </a:graphicData>
+            </a:graphic>
+          </wp:inline>
+        </w:drawing>
+      </w:r>
+    </w:p>
+    <w:p>
+      <w:pPr>
+        <w:pStyle w:val="ListParagraph"/>
+        <w:ind w:left="1080"/>
+      </w:pPr>
+    </w:p>
+    <w:p>
+      <w:pPr>
+        <w:pStyle w:val="ListParagraph"/>
+        <w:numPr>
+          <w:ilvl w:val="0"/>
+          <w:numId w:val="44"/>
+        </w:numPr>
+      </w:pPr>
+      <w:r>
+        <w:t>PPDB</w:t>
+      </w:r>
+    </w:p>
+    <w:p>
+      <w:pPr>
+        <w:pStyle w:val="ListParagraph"/>
+        <w:ind w:left="1080"/>
+      </w:pPr>
+      <w:r>
+        <w:lastRenderedPageBreak/>
+        <w:t>Halaman Laporan Masuk PPDB Ini Berfu</w:t>
+      </w:r>
+      <w:r>
+        <w:t>ngsi Untuk Menampilkan dan MengE</w:t>
+      </w:r>
+      <w:r>
+        <w:t>xport Data Ke XLS</w:t>
+      </w:r>
+    </w:p>
+    <w:p>
+      <w:pPr>
+        <w:pStyle w:val="ListParagraph"/>
+        <w:ind w:left="1080"/>
+      </w:pPr>
+      <w:r>
+        <w:t>Dari Data Inputan Transaksi Masuk Biaya PPDB Per Siswa</w:t>
+      </w:r>
+    </w:p>
+    <w:p>
+      <w:pPr>
+        <w:pStyle w:val="ListParagraph"/>
+        <w:ind w:left="1080"/>
+      </w:pPr>
+      <w:bookmarkStart w:id="0" w:name="_GoBack"/>
+      <w:bookmarkEnd w:id="0"/>
+    </w:p>
+    <w:p>
+      <w:pPr>
+        <w:pStyle w:val="ListParagraph"/>
+        <w:ind w:left="1080"/>
+      </w:pPr>
+    </w:p>
+    <w:p>
+      <w:pPr>
+        <w:pStyle w:val="ListParagraph"/>
+        <w:numPr>
+          <w:ilvl w:val="0"/>
+          <w:numId w:val="44"/>
+        </w:numPr>
+      </w:pPr>
+      <w:r>
+        <w:t>Biaya Lain Siswa</w:t>
+      </w:r>
+    </w:p>
+    <w:p>
+      <w:pPr>
+        <w:pStyle w:val="ListParagraph"/>
+        <w:numPr>
+          <w:ilvl w:val="0"/>
+          <w:numId w:val="44"/>
+        </w:numPr>
+      </w:pPr>
+      <w:r>
+        <w:t>Biaya Eksternal</w:t>
+      </w:r>
+    </w:p>
+    <w:p>
+      <w:pPr>
+        <w:pStyle w:val="ListParagraph"/>
+        <w:ind w:left="1080"/>
+      </w:pPr>
+    </w:p>
+    <w:p>
+      <w:pPr>
+        <w:pStyle w:val="ListParagraph"/>
+        <w:ind w:left="1080"/>
+      </w:pPr>
+    </w:p>
+    <w:p>
+      <w:pPr>
+        <w:pStyle w:val="ListParagraph"/>
+        <w:ind w:left="360"/>
+        <w:rPr>
+          <w:b/>
+        </w:rPr>
+      </w:pPr>
+    </w:p>
+    <w:p>
+      <w:pPr>
+        <w:pStyle w:val="ListParagraph"/>
+      </w:pPr>
     </w:p>
     <w:p>
       <w:pPr>
@@ -5587,7 +4799,7 @@
   <w:abstractNum w:abstractNumId="4">
     <w:nsid w:val="16131AEC"/>
     <w:multiLevelType w:val="hybridMultilevel"/>
-    <w:tmpl w:val="5F908706"/>
+    <w:tmpl w:val="7ACC7F08"/>
     <w:lvl w:ilvl="0" w:tplc="0409000F">
       <w:start w:val="1"/>
       <w:numFmt w:val="decimal"/>
@@ -5671,6 +4883,95 @@
     </w:lvl>
   </w:abstractNum>
   <w:abstractNum w:abstractNumId="5">
+    <w:nsid w:val="19323712"/>
+    <w:multiLevelType w:val="hybridMultilevel"/>
+    <w:tmpl w:val="F5DC9030"/>
+    <w:lvl w:ilvl="0" w:tplc="A0207C3E">
+      <w:start w:val="1"/>
+      <w:numFmt w:val="decimal"/>
+      <w:lvlText w:val="6.%1."/>
+      <w:lvlJc w:val="left"/>
+      <w:pPr>
+        <w:ind w:left="1080" w:hanging="360"/>
+      </w:pPr>
+      <w:rPr>
+        <w:rFonts w:hint="default"/>
+      </w:rPr>
+    </w:lvl>
+    <w:lvl w:ilvl="1" w:tplc="04090019" w:tentative="1">
+      <w:start w:val="1"/>
+      <w:numFmt w:val="lowerLetter"/>
+      <w:lvlText w:val="%2."/>
+      <w:lvlJc w:val="left"/>
+      <w:pPr>
+        <w:ind w:left="1800" w:hanging="360"/>
+      </w:pPr>
+    </w:lvl>
+    <w:lvl w:ilvl="2" w:tplc="0409001B" w:tentative="1">
+      <w:start w:val="1"/>
+      <w:numFmt w:val="lowerRoman"/>
+      <w:lvlText w:val="%3."/>
+      <w:lvlJc w:val="right"/>
+      <w:pPr>
+        <w:ind w:left="2520" w:hanging="180"/>
+      </w:pPr>
+    </w:lvl>
+    <w:lvl w:ilvl="3" w:tplc="0409000F" w:tentative="1">
+      <w:start w:val="1"/>
+      <w:numFmt w:val="decimal"/>
+      <w:lvlText w:val="%4."/>
+      <w:lvlJc w:val="left"/>
+      <w:pPr>
+        <w:ind w:left="3240" w:hanging="360"/>
+      </w:pPr>
+    </w:lvl>
+    <w:lvl w:ilvl="4" w:tplc="04090019" w:tentative="1">
+      <w:start w:val="1"/>
+      <w:numFmt w:val="lowerLetter"/>
+      <w:lvlText w:val="%5."/>
+      <w:lvlJc w:val="left"/>
+      <w:pPr>
+        <w:ind w:left="3960" w:hanging="360"/>
+      </w:pPr>
+    </w:lvl>
+    <w:lvl w:ilvl="5" w:tplc="0409001B" w:tentative="1">
+      <w:start w:val="1"/>
+      <w:numFmt w:val="lowerRoman"/>
+      <w:lvlText w:val="%6."/>
+      <w:lvlJc w:val="right"/>
+      <w:pPr>
+        <w:ind w:left="4680" w:hanging="180"/>
+      </w:pPr>
+    </w:lvl>
+    <w:lvl w:ilvl="6" w:tplc="0409000F" w:tentative="1">
+      <w:start w:val="1"/>
+      <w:numFmt w:val="decimal"/>
+      <w:lvlText w:val="%7."/>
+      <w:lvlJc w:val="left"/>
+      <w:pPr>
+        <w:ind w:left="5400" w:hanging="360"/>
+      </w:pPr>
+    </w:lvl>
+    <w:lvl w:ilvl="7" w:tplc="04090019" w:tentative="1">
+      <w:start w:val="1"/>
+      <w:numFmt w:val="lowerLetter"/>
+      <w:lvlText w:val="%8."/>
+      <w:lvlJc w:val="left"/>
+      <w:pPr>
+        <w:ind w:left="6120" w:hanging="360"/>
+      </w:pPr>
+    </w:lvl>
+    <w:lvl w:ilvl="8" w:tplc="0409001B" w:tentative="1">
+      <w:start w:val="1"/>
+      <w:numFmt w:val="lowerRoman"/>
+      <w:lvlText w:val="%9."/>
+      <w:lvlJc w:val="right"/>
+      <w:pPr>
+        <w:ind w:left="6840" w:hanging="180"/>
+      </w:pPr>
+    </w:lvl>
+  </w:abstractNum>
+  <w:abstractNum w:abstractNumId="6">
     <w:nsid w:val="2068766A"/>
     <w:multiLevelType w:val="hybridMultilevel"/>
     <w:tmpl w:val="019E7AE0"/>
@@ -5783,7 +5084,7 @@
       </w:rPr>
     </w:lvl>
   </w:abstractNum>
-  <w:abstractNum w:abstractNumId="6">
+  <w:abstractNum w:abstractNumId="7">
     <w:nsid w:val="22513F20"/>
     <w:multiLevelType w:val="hybridMultilevel"/>
     <w:tmpl w:val="16D2CC02"/>
@@ -5869,7 +5170,7 @@
       </w:pPr>
     </w:lvl>
   </w:abstractNum>
-  <w:abstractNum w:abstractNumId="7">
+  <w:abstractNum w:abstractNumId="8">
     <w:nsid w:val="22DC1BB9"/>
     <w:multiLevelType w:val="multilevel"/>
     <w:tmpl w:val="0409001D"/>
@@ -5955,7 +5256,96 @@
       </w:pPr>
     </w:lvl>
   </w:abstractNum>
-  <w:abstractNum w:abstractNumId="8">
+  <w:abstractNum w:abstractNumId="9">
+    <w:nsid w:val="2A4A1E85"/>
+    <w:multiLevelType w:val="hybridMultilevel"/>
+    <w:tmpl w:val="30BC096C"/>
+    <w:lvl w:ilvl="0" w:tplc="9E32823E">
+      <w:start w:val="1"/>
+      <w:numFmt w:val="decimal"/>
+      <w:lvlText w:val="5.%1."/>
+      <w:lvlJc w:val="left"/>
+      <w:pPr>
+        <w:ind w:left="1080" w:hanging="360"/>
+      </w:pPr>
+      <w:rPr>
+        <w:rFonts w:hint="default"/>
+      </w:rPr>
+    </w:lvl>
+    <w:lvl w:ilvl="1" w:tplc="04090019" w:tentative="1">
+      <w:start w:val="1"/>
+      <w:numFmt w:val="lowerLetter"/>
+      <w:lvlText w:val="%2."/>
+      <w:lvlJc w:val="left"/>
+      <w:pPr>
+        <w:ind w:left="1800" w:hanging="360"/>
+      </w:pPr>
+    </w:lvl>
+    <w:lvl w:ilvl="2" w:tplc="0409001B" w:tentative="1">
+      <w:start w:val="1"/>
+      <w:numFmt w:val="lowerRoman"/>
+      <w:lvlText w:val="%3."/>
+      <w:lvlJc w:val="right"/>
+      <w:pPr>
+        <w:ind w:left="2520" w:hanging="180"/>
+      </w:pPr>
+    </w:lvl>
+    <w:lvl w:ilvl="3" w:tplc="0409000F" w:tentative="1">
+      <w:start w:val="1"/>
+      <w:numFmt w:val="decimal"/>
+      <w:lvlText w:val="%4."/>
+      <w:lvlJc w:val="left"/>
+      <w:pPr>
+        <w:ind w:left="3240" w:hanging="360"/>
+      </w:pPr>
+    </w:lvl>
+    <w:lvl w:ilvl="4" w:tplc="04090019" w:tentative="1">
+      <w:start w:val="1"/>
+      <w:numFmt w:val="lowerLetter"/>
+      <w:lvlText w:val="%5."/>
+      <w:lvlJc w:val="left"/>
+      <w:pPr>
+        <w:ind w:left="3960" w:hanging="360"/>
+      </w:pPr>
+    </w:lvl>
+    <w:lvl w:ilvl="5" w:tplc="0409001B" w:tentative="1">
+      <w:start w:val="1"/>
+      <w:numFmt w:val="lowerRoman"/>
+      <w:lvlText w:val="%6."/>
+      <w:lvlJc w:val="right"/>
+      <w:pPr>
+        <w:ind w:left="4680" w:hanging="180"/>
+      </w:pPr>
+    </w:lvl>
+    <w:lvl w:ilvl="6" w:tplc="0409000F" w:tentative="1">
+      <w:start w:val="1"/>
+      <w:numFmt w:val="decimal"/>
+      <w:lvlText w:val="%7."/>
+      <w:lvlJc w:val="left"/>
+      <w:pPr>
+        <w:ind w:left="5400" w:hanging="360"/>
+      </w:pPr>
+    </w:lvl>
+    <w:lvl w:ilvl="7" w:tplc="04090019" w:tentative="1">
+      <w:start w:val="1"/>
+      <w:numFmt w:val="lowerLetter"/>
+      <w:lvlText w:val="%8."/>
+      <w:lvlJc w:val="left"/>
+      <w:pPr>
+        <w:ind w:left="6120" w:hanging="360"/>
+      </w:pPr>
+    </w:lvl>
+    <w:lvl w:ilvl="8" w:tplc="0409001B" w:tentative="1">
+      <w:start w:val="1"/>
+      <w:numFmt w:val="lowerRoman"/>
+      <w:lvlText w:val="%9."/>
+      <w:lvlJc w:val="right"/>
+      <w:pPr>
+        <w:ind w:left="6840" w:hanging="180"/>
+      </w:pPr>
+    </w:lvl>
+  </w:abstractNum>
+  <w:abstractNum w:abstractNumId="10">
     <w:nsid w:val="2B686DCA"/>
     <w:multiLevelType w:val="hybridMultilevel"/>
     <w:tmpl w:val="527A6954"/>
@@ -6044,7 +5434,7 @@
       </w:pPr>
     </w:lvl>
   </w:abstractNum>
-  <w:abstractNum w:abstractNumId="9">
+  <w:abstractNum w:abstractNumId="11">
     <w:nsid w:val="2CF612C0"/>
     <w:multiLevelType w:val="multilevel"/>
     <w:tmpl w:val="0409001D"/>
@@ -6130,7 +5520,7 @@
       </w:pPr>
     </w:lvl>
   </w:abstractNum>
-  <w:abstractNum w:abstractNumId="10">
+  <w:abstractNum w:abstractNumId="12">
     <w:nsid w:val="2F2261D9"/>
     <w:multiLevelType w:val="hybridMultilevel"/>
     <w:tmpl w:val="F4EC930C"/>
@@ -6243,7 +5633,7 @@
       </w:rPr>
     </w:lvl>
   </w:abstractNum>
-  <w:abstractNum w:abstractNumId="11">
+  <w:abstractNum w:abstractNumId="13">
     <w:nsid w:val="2F492CC3"/>
     <w:multiLevelType w:val="hybridMultilevel"/>
     <w:tmpl w:val="FE7C7FBA"/>
@@ -6356,7 +5746,7 @@
       </w:rPr>
     </w:lvl>
   </w:abstractNum>
-  <w:abstractNum w:abstractNumId="12">
+  <w:abstractNum w:abstractNumId="14">
     <w:nsid w:val="30A7355C"/>
     <w:multiLevelType w:val="multilevel"/>
     <w:tmpl w:val="0409001D"/>
@@ -6442,7 +5832,7 @@
       </w:pPr>
     </w:lvl>
   </w:abstractNum>
-  <w:abstractNum w:abstractNumId="13">
+  <w:abstractNum w:abstractNumId="15">
     <w:nsid w:val="31C3450C"/>
     <w:multiLevelType w:val="hybridMultilevel"/>
     <w:tmpl w:val="33C8CC4C"/>
@@ -6531,7 +5921,7 @@
       </w:pPr>
     </w:lvl>
   </w:abstractNum>
-  <w:abstractNum w:abstractNumId="14">
+  <w:abstractNum w:abstractNumId="16">
     <w:nsid w:val="335E4E50"/>
     <w:multiLevelType w:val="multilevel"/>
     <w:tmpl w:val="1932DA04"/>
@@ -6644,7 +6034,7 @@
       </w:rPr>
     </w:lvl>
   </w:abstractNum>
-  <w:abstractNum w:abstractNumId="15">
+  <w:abstractNum w:abstractNumId="17">
     <w:nsid w:val="341B1A7D"/>
     <w:multiLevelType w:val="hybridMultilevel"/>
     <w:tmpl w:val="6A0A57C4"/>
@@ -6757,7 +6147,7 @@
       </w:rPr>
     </w:lvl>
   </w:abstractNum>
-  <w:abstractNum w:abstractNumId="16">
+  <w:abstractNum w:abstractNumId="18">
     <w:nsid w:val="35C470B5"/>
     <w:multiLevelType w:val="hybridMultilevel"/>
     <w:tmpl w:val="1DC67BE0"/>
@@ -6870,7 +6260,7 @@
       </w:rPr>
     </w:lvl>
   </w:abstractNum>
-  <w:abstractNum w:abstractNumId="17">
+  <w:abstractNum w:abstractNumId="19">
     <w:nsid w:val="36341B23"/>
     <w:multiLevelType w:val="hybridMultilevel"/>
     <w:tmpl w:val="F32CA0A2"/>
@@ -6983,7 +6373,7 @@
       </w:rPr>
     </w:lvl>
   </w:abstractNum>
-  <w:abstractNum w:abstractNumId="18">
+  <w:abstractNum w:abstractNumId="20">
     <w:nsid w:val="38902575"/>
     <w:multiLevelType w:val="hybridMultilevel"/>
     <w:tmpl w:val="6E76301C"/>
@@ -7096,7 +6486,7 @@
       </w:rPr>
     </w:lvl>
   </w:abstractNum>
-  <w:abstractNum w:abstractNumId="19">
+  <w:abstractNum w:abstractNumId="21">
     <w:nsid w:val="3C0707CB"/>
     <w:multiLevelType w:val="hybridMultilevel"/>
     <w:tmpl w:val="3B047EEE"/>
@@ -7209,7 +6599,7 @@
       </w:rPr>
     </w:lvl>
   </w:abstractNum>
-  <w:abstractNum w:abstractNumId="20">
+  <w:abstractNum w:abstractNumId="22">
     <w:nsid w:val="3C1D6C32"/>
     <w:multiLevelType w:val="hybridMultilevel"/>
     <w:tmpl w:val="34C609DC"/>
@@ -7298,7 +6688,7 @@
       </w:pPr>
     </w:lvl>
   </w:abstractNum>
-  <w:abstractNum w:abstractNumId="21">
+  <w:abstractNum w:abstractNumId="23">
     <w:nsid w:val="3C363664"/>
     <w:multiLevelType w:val="hybridMultilevel"/>
     <w:tmpl w:val="979CDD9A"/>
@@ -7384,7 +6774,7 @@
       </w:pPr>
     </w:lvl>
   </w:abstractNum>
-  <w:abstractNum w:abstractNumId="22">
+  <w:abstractNum w:abstractNumId="24">
     <w:nsid w:val="3C8B6CD0"/>
     <w:multiLevelType w:val="hybridMultilevel"/>
     <w:tmpl w:val="3BC212B0"/>
@@ -7470,7 +6860,7 @@
       </w:pPr>
     </w:lvl>
   </w:abstractNum>
-  <w:abstractNum w:abstractNumId="23">
+  <w:abstractNum w:abstractNumId="25">
     <w:nsid w:val="3CE27471"/>
     <w:multiLevelType w:val="hybridMultilevel"/>
     <w:tmpl w:val="B83EB050"/>
@@ -7583,7 +6973,7 @@
       </w:rPr>
     </w:lvl>
   </w:abstractNum>
-  <w:abstractNum w:abstractNumId="24">
+  <w:abstractNum w:abstractNumId="26">
     <w:nsid w:val="3E840057"/>
     <w:multiLevelType w:val="hybridMultilevel"/>
     <w:tmpl w:val="03809FC4"/>
@@ -7672,7 +7062,7 @@
       </w:pPr>
     </w:lvl>
   </w:abstractNum>
-  <w:abstractNum w:abstractNumId="25">
+  <w:abstractNum w:abstractNumId="27">
     <w:nsid w:val="41C446EE"/>
     <w:multiLevelType w:val="hybridMultilevel"/>
     <w:tmpl w:val="8C02CC86"/>
@@ -7784,7 +7174,7 @@
       </w:rPr>
     </w:lvl>
   </w:abstractNum>
-  <w:abstractNum w:abstractNumId="26">
+  <w:abstractNum w:abstractNumId="28">
     <w:nsid w:val="44CF7A43"/>
     <w:multiLevelType w:val="hybridMultilevel"/>
     <w:tmpl w:val="14E4D97C"/>
@@ -7870,7 +7260,7 @@
       </w:pPr>
     </w:lvl>
   </w:abstractNum>
-  <w:abstractNum w:abstractNumId="27">
+  <w:abstractNum w:abstractNumId="29">
     <w:nsid w:val="44D96D64"/>
     <w:multiLevelType w:val="hybridMultilevel"/>
     <w:tmpl w:val="E59E661A"/>
@@ -7983,7 +7373,7 @@
       </w:rPr>
     </w:lvl>
   </w:abstractNum>
-  <w:abstractNum w:abstractNumId="28">
+  <w:abstractNum w:abstractNumId="30">
     <w:nsid w:val="461960CF"/>
     <w:multiLevelType w:val="hybridMultilevel"/>
     <w:tmpl w:val="52F0459C"/>
@@ -8096,7 +7486,7 @@
       </w:rPr>
     </w:lvl>
   </w:abstractNum>
-  <w:abstractNum w:abstractNumId="29">
+  <w:abstractNum w:abstractNumId="31">
     <w:nsid w:val="4C616F65"/>
     <w:multiLevelType w:val="multilevel"/>
     <w:tmpl w:val="46A2060C"/>
@@ -8209,7 +7599,7 @@
       </w:rPr>
     </w:lvl>
   </w:abstractNum>
-  <w:abstractNum w:abstractNumId="30">
+  <w:abstractNum w:abstractNumId="32">
     <w:nsid w:val="4C884B78"/>
     <w:multiLevelType w:val="hybridMultilevel"/>
     <w:tmpl w:val="184EE286"/>
@@ -8322,7 +7712,7 @@
       </w:rPr>
     </w:lvl>
   </w:abstractNum>
-  <w:abstractNum w:abstractNumId="31">
+  <w:abstractNum w:abstractNumId="33">
     <w:nsid w:val="4CAA5F97"/>
     <w:multiLevelType w:val="hybridMultilevel"/>
     <w:tmpl w:val="A8C4D1CE"/>
@@ -8434,7 +7824,7 @@
       </w:rPr>
     </w:lvl>
   </w:abstractNum>
-  <w:abstractNum w:abstractNumId="32">
+  <w:abstractNum w:abstractNumId="34">
     <w:nsid w:val="4F077D47"/>
     <w:multiLevelType w:val="multilevel"/>
     <w:tmpl w:val="11F41690"/>
@@ -8520,7 +7910,7 @@
       </w:pPr>
     </w:lvl>
   </w:abstractNum>
-  <w:abstractNum w:abstractNumId="33">
+  <w:abstractNum w:abstractNumId="35">
     <w:nsid w:val="5122499B"/>
     <w:multiLevelType w:val="hybridMultilevel"/>
     <w:tmpl w:val="06C2895E"/>
@@ -8632,7 +8022,7 @@
       </w:rPr>
     </w:lvl>
   </w:abstractNum>
-  <w:abstractNum w:abstractNumId="34">
+  <w:abstractNum w:abstractNumId="36">
     <w:nsid w:val="57936215"/>
     <w:multiLevelType w:val="hybridMultilevel"/>
     <w:tmpl w:val="FF26E4A4"/>
@@ -8721,7 +8111,7 @@
       </w:pPr>
     </w:lvl>
   </w:abstractNum>
-  <w:abstractNum w:abstractNumId="35">
+  <w:abstractNum w:abstractNumId="37">
     <w:nsid w:val="5A7222FD"/>
     <w:multiLevelType w:val="hybridMultilevel"/>
     <w:tmpl w:val="CA00F790"/>
@@ -8834,7 +8224,7 @@
       </w:rPr>
     </w:lvl>
   </w:abstractNum>
-  <w:abstractNum w:abstractNumId="36">
+  <w:abstractNum w:abstractNumId="38">
     <w:nsid w:val="67F3211D"/>
     <w:multiLevelType w:val="hybridMultilevel"/>
     <w:tmpl w:val="44305ECE"/>
@@ -8947,7 +8337,7 @@
       </w:rPr>
     </w:lvl>
   </w:abstractNum>
-  <w:abstractNum w:abstractNumId="37">
+  <w:abstractNum w:abstractNumId="39">
     <w:nsid w:val="6DEB0CA8"/>
     <w:multiLevelType w:val="hybridMultilevel"/>
     <w:tmpl w:val="6F2A0B6A"/>
@@ -9036,7 +8426,7 @@
       </w:pPr>
     </w:lvl>
   </w:abstractNum>
-  <w:abstractNum w:abstractNumId="38">
+  <w:abstractNum w:abstractNumId="40">
     <w:nsid w:val="6E4B711E"/>
     <w:multiLevelType w:val="hybridMultilevel"/>
     <w:tmpl w:val="11F41690"/>
@@ -9122,7 +8512,7 @@
       </w:pPr>
     </w:lvl>
   </w:abstractNum>
-  <w:abstractNum w:abstractNumId="39">
+  <w:abstractNum w:abstractNumId="41">
     <w:nsid w:val="75051D51"/>
     <w:multiLevelType w:val="hybridMultilevel"/>
     <w:tmpl w:val="CD3AAF04"/>
@@ -9235,7 +8625,7 @@
       </w:rPr>
     </w:lvl>
   </w:abstractNum>
-  <w:abstractNum w:abstractNumId="40">
+  <w:abstractNum w:abstractNumId="42">
     <w:nsid w:val="763111D3"/>
     <w:multiLevelType w:val="hybridMultilevel"/>
     <w:tmpl w:val="1B201498"/>
@@ -9321,7 +8711,7 @@
       </w:pPr>
     </w:lvl>
   </w:abstractNum>
-  <w:abstractNum w:abstractNumId="41">
+  <w:abstractNum w:abstractNumId="43">
     <w:nsid w:val="78F05B7D"/>
     <w:multiLevelType w:val="hybridMultilevel"/>
     <w:tmpl w:val="E8C8E614"/>
@@ -9435,130 +8825,136 @@
     </w:lvl>
   </w:abstractNum>
   <w:num w:numId="1">
+    <w:abstractNumId w:val="23"/>
+  </w:num>
+  <w:num w:numId="2">
+    <w:abstractNumId w:val="7"/>
+  </w:num>
+  <w:num w:numId="3">
+    <w:abstractNumId w:val="11"/>
+  </w:num>
+  <w:num w:numId="4">
+    <w:abstractNumId w:val="8"/>
+  </w:num>
+  <w:num w:numId="5">
     <w:abstractNumId w:val="21"/>
   </w:num>
-  <w:num w:numId="2">
-    <w:abstractNumId w:val="6"/>
-  </w:num>
-  <w:num w:numId="3">
-    <w:abstractNumId w:val="9"/>
-  </w:num>
-  <w:num w:numId="4">
-    <w:abstractNumId w:val="7"/>
-  </w:num>
-  <w:num w:numId="5">
-    <w:abstractNumId w:val="19"/>
-  </w:num>
   <w:num w:numId="6">
-    <w:abstractNumId w:val="12"/>
+    <w:abstractNumId w:val="14"/>
   </w:num>
   <w:num w:numId="7">
-    <w:abstractNumId w:val="40"/>
+    <w:abstractNumId w:val="42"/>
   </w:num>
   <w:num w:numId="8">
-    <w:abstractNumId w:val="5"/>
+    <w:abstractNumId w:val="6"/>
   </w:num>
   <w:num w:numId="9">
     <w:abstractNumId w:val="1"/>
   </w:num>
   <w:num w:numId="10">
-    <w:abstractNumId w:val="18"/>
+    <w:abstractNumId w:val="20"/>
   </w:num>
   <w:num w:numId="11">
-    <w:abstractNumId w:val="10"/>
+    <w:abstractNumId w:val="12"/>
   </w:num>
   <w:num w:numId="12">
-    <w:abstractNumId w:val="37"/>
+    <w:abstractNumId w:val="39"/>
   </w:num>
   <w:num w:numId="13">
-    <w:abstractNumId w:val="23"/>
+    <w:abstractNumId w:val="25"/>
   </w:num>
   <w:num w:numId="14">
     <w:abstractNumId w:val="3"/>
   </w:num>
   <w:num w:numId="15">
+    <w:abstractNumId w:val="32"/>
+  </w:num>
+  <w:num w:numId="16">
+    <w:abstractNumId w:val="18"/>
+  </w:num>
+  <w:num w:numId="17">
     <w:abstractNumId w:val="30"/>
   </w:num>
-  <w:num w:numId="16">
-    <w:abstractNumId w:val="16"/>
-  </w:num>
-  <w:num w:numId="17">
-    <w:abstractNumId w:val="28"/>
-  </w:num>
   <w:num w:numId="18">
-    <w:abstractNumId w:val="34"/>
+    <w:abstractNumId w:val="36"/>
   </w:num>
   <w:num w:numId="19">
     <w:abstractNumId w:val="0"/>
   </w:num>
   <w:num w:numId="20">
-    <w:abstractNumId w:val="32"/>
+    <w:abstractNumId w:val="34"/>
   </w:num>
   <w:num w:numId="21">
-    <w:abstractNumId w:val="11"/>
+    <w:abstractNumId w:val="13"/>
   </w:num>
   <w:num w:numId="22">
+    <w:abstractNumId w:val="43"/>
+  </w:num>
+  <w:num w:numId="23">
+    <w:abstractNumId w:val="29"/>
+  </w:num>
+  <w:num w:numId="24">
+    <w:abstractNumId w:val="19"/>
+  </w:num>
+  <w:num w:numId="25">
     <w:abstractNumId w:val="41"/>
   </w:num>
-  <w:num w:numId="23">
-    <w:abstractNumId w:val="27"/>
-  </w:num>
-  <w:num w:numId="24">
-    <w:abstractNumId w:val="17"/>
-  </w:num>
-  <w:num w:numId="25">
-    <w:abstractNumId w:val="39"/>
-  </w:num>
   <w:num w:numId="26">
-    <w:abstractNumId w:val="24"/>
+    <w:abstractNumId w:val="26"/>
   </w:num>
   <w:num w:numId="27">
-    <w:abstractNumId w:val="36"/>
+    <w:abstractNumId w:val="38"/>
   </w:num>
   <w:num w:numId="28">
-    <w:abstractNumId w:val="38"/>
+    <w:abstractNumId w:val="40"/>
   </w:num>
   <w:num w:numId="29">
-    <w:abstractNumId w:val="26"/>
+    <w:abstractNumId w:val="28"/>
   </w:num>
   <w:num w:numId="30">
-    <w:abstractNumId w:val="22"/>
+    <w:abstractNumId w:val="24"/>
   </w:num>
   <w:num w:numId="31">
     <w:abstractNumId w:val="4"/>
   </w:num>
   <w:num w:numId="32">
-    <w:abstractNumId w:val="14"/>
+    <w:abstractNumId w:val="16"/>
   </w:num>
   <w:num w:numId="33">
-    <w:abstractNumId w:val="29"/>
+    <w:abstractNumId w:val="31"/>
   </w:num>
   <w:num w:numId="34">
+    <w:abstractNumId w:val="35"/>
+  </w:num>
+  <w:num w:numId="35">
     <w:abstractNumId w:val="33"/>
   </w:num>
-  <w:num w:numId="35">
-    <w:abstractNumId w:val="31"/>
-  </w:num>
   <w:num w:numId="36">
-    <w:abstractNumId w:val="25"/>
+    <w:abstractNumId w:val="27"/>
   </w:num>
   <w:num w:numId="37">
-    <w:abstractNumId w:val="13"/>
+    <w:abstractNumId w:val="15"/>
   </w:num>
   <w:num w:numId="38">
-    <w:abstractNumId w:val="15"/>
+    <w:abstractNumId w:val="17"/>
   </w:num>
   <w:num w:numId="39">
-    <w:abstractNumId w:val="8"/>
+    <w:abstractNumId w:val="10"/>
   </w:num>
   <w:num w:numId="40">
-    <w:abstractNumId w:val="20"/>
+    <w:abstractNumId w:val="22"/>
   </w:num>
   <w:num w:numId="41">
     <w:abstractNumId w:val="2"/>
   </w:num>
   <w:num w:numId="42">
-    <w:abstractNumId w:val="35"/>
+    <w:abstractNumId w:val="37"/>
+  </w:num>
+  <w:num w:numId="43">
+    <w:abstractNumId w:val="9"/>
+  </w:num>
+  <w:num w:numId="44">
+    <w:abstractNumId w:val="5"/>
   </w:num>
 </w:numbering>
 </file>
@@ -10337,7 +9733,7 @@
 </file>
 
 <file path=customXml/itemProps1.xml><?xml version="1.0" encoding="utf-8"?>
-<ds:datastoreItem xmlns:ds="http://schemas.openxmlformats.org/officeDocument/2006/customXml" ds:itemID="{A73B9068-CFC2-45F1-BD04-C6E2A54232EB}">
+<ds:datastoreItem xmlns:ds="http://schemas.openxmlformats.org/officeDocument/2006/customXml" ds:itemID="{1A9D52B8-6BAA-4916-AE6E-EAA732DAE11A}">
   <ds:schemaRefs>
     <ds:schemaRef ds:uri="http://schemas.openxmlformats.org/officeDocument/2006/bibliography"/>
   </ds:schemaRefs>

--- a/connection/gambar form/Module Book Bendahara.docx
+++ b/connection/gambar form/Module Book Bendahara.docx
@@ -7,7 +7,15 @@
         <w:spacing w:after="120"/>
       </w:pPr>
       <w:r>
-        <w:t xml:space="preserve">Link Website : </w:t>
+        <w:t xml:space="preserve">Link </w:t>
+      </w:r>
+      <w:proofErr w:type="gramStart"/>
+      <w:r>
+        <w:t>Website :</w:t>
+      </w:r>
+      <w:proofErr w:type="gramEnd"/>
+      <w:r>
+        <w:t xml:space="preserve"> </w:t>
       </w:r>
       <w:hyperlink r:id="rId7" w:history="1">
         <w:r>
@@ -941,7 +949,15 @@
         <w:t xml:space="preserve"> Data</w:t>
       </w:r>
       <w:r>
-        <w:t xml:space="preserve"> Baru , Edit</w:t>
+        <w:t xml:space="preserve"> </w:t>
+      </w:r>
+      <w:proofErr w:type="gramStart"/>
+      <w:r>
+        <w:t>Baru ,</w:t>
+      </w:r>
+      <w:proofErr w:type="gramEnd"/>
+      <w:r>
+        <w:t xml:space="preserve"> Edit</w:t>
       </w:r>
       <w:r>
         <w:t xml:space="preserve"> Data</w:t>
@@ -1951,8 +1967,13 @@
         <w:spacing w:after="120"/>
       </w:pPr>
       <w:r>
-        <w:t>Setelah Selesai Akan Tampil Ditable Bawah Sebagai Berikut :</w:t>
-      </w:r>
+        <w:t xml:space="preserve">Setelah Selesai Akan Tampil Ditable Bawah Sebagai </w:t>
+      </w:r>
+      <w:proofErr w:type="gramStart"/>
+      <w:r>
+        <w:t>Berikut :</w:t>
+      </w:r>
+      <w:proofErr w:type="gramEnd"/>
     </w:p>
     <w:p>
       <w:pPr>
@@ -2006,7 +2027,15 @@
         <w:spacing w:after="120"/>
       </w:pPr>
       <w:r>
-        <w:t xml:space="preserve">Data-data Tersebut TerBuat Otomatis Selama 12 Bulan , Berdasarkan Settingan </w:t>
+        <w:t xml:space="preserve">Data-data Tersebut TerBuat Otomatis Selama 12 </w:t>
+      </w:r>
+      <w:proofErr w:type="gramStart"/>
+      <w:r>
+        <w:t>Bulan ,</w:t>
+      </w:r>
+      <w:proofErr w:type="gramEnd"/>
+      <w:r>
+        <w:t xml:space="preserve"> Berdasarkan Settingan </w:t>
       </w:r>
       <w:r>
         <w:t>Tarif dan Kelas Pada</w:t>
@@ -3329,7 +3358,15 @@
         <w:pStyle w:val="ListParagraph"/>
       </w:pPr>
       <w:r>
-        <w:t>Menamilkannya diTable Sebelah Kanan , Tombol Edit Tengah Berfungsi Mengedit data Header Transaksi</w:t>
+        <w:t xml:space="preserve">Menamilkannya diTable Sebelah </w:t>
+      </w:r>
+      <w:proofErr w:type="gramStart"/>
+      <w:r>
+        <w:t>Kanan ,</w:t>
+      </w:r>
+      <w:proofErr w:type="gramEnd"/>
+      <w:r>
+        <w:t xml:space="preserve"> Tombol Edit Tengah Berfungsi Mengedit data Header Transaksi</w:t>
       </w:r>
     </w:p>
     <w:p>
@@ -3452,16 +3489,26 @@
         <w:pStyle w:val="ListParagraph"/>
       </w:pPr>
       <w:r>
-        <w:t>Maka Harus diTambah Pembayarannya Atau diedit Pembayarannya, Disini Sya Coba Mencontoh kan 2x</w:t>
-      </w:r>
-    </w:p>
-    <w:p>
-      <w:pPr>
-        <w:pStyle w:val="ListParagraph"/>
-      </w:pPr>
+        <w:t xml:space="preserve">Maka Harus diTambah Pembayarannya Atau diedit Pembayarannya, Disini Sya Coba Mencontoh </w:t>
+      </w:r>
+      <w:proofErr w:type="gramStart"/>
+      <w:r>
+        <w:t>kan</w:t>
+      </w:r>
+      <w:proofErr w:type="gramEnd"/>
+      <w:r>
+        <w:t xml:space="preserve"> 2x</w:t>
+      </w:r>
+    </w:p>
+    <w:p>
+      <w:pPr>
+        <w:pStyle w:val="ListParagraph"/>
+      </w:pPr>
+      <w:proofErr w:type="gramStart"/>
       <w:r>
         <w:t>Pembayaran .</w:t>
       </w:r>
+      <w:proofErr w:type="gramEnd"/>
     </w:p>
     <w:p>
       <w:pPr>
@@ -3675,7 +3722,15 @@
         <w:t xml:space="preserve"> </w:t>
       </w:r>
       <w:r>
-        <w:t>Bayar Listrik, Air,  Telp , Internet dll</w:t>
+        <w:t>Bayar Listrik, Air</w:t>
+      </w:r>
+      <w:proofErr w:type="gramStart"/>
+      <w:r>
+        <w:t>,  Telp</w:t>
+      </w:r>
+      <w:proofErr w:type="gramEnd"/>
+      <w:r>
+        <w:t xml:space="preserve"> , Internet dll</w:t>
       </w:r>
     </w:p>
     <w:p>
@@ -3699,7 +3754,10 @@
         <w:ind w:left="1080"/>
       </w:pPr>
       <w:r>
-        <w:t>Disini Saya Akan Coba Menginput Biaya Bayar Listrik dan Air</w:t>
+        <w:t>Disini Saya Akan Coba Mengi</w:t>
+      </w:r>
+      <w:r>
+        <w:t>nput Biaya Bayar Listrik</w:t>
       </w:r>
     </w:p>
     <w:p>
@@ -3707,8 +3765,13 @@
         <w:pStyle w:val="ListParagraph"/>
         <w:ind w:left="1080"/>
       </w:pPr>
-      <w:r>
-        <w:t>Tampilan  Beranda Biaya Operasional</w:t>
+      <w:proofErr w:type="gramStart"/>
+      <w:r>
+        <w:t>Tampilan  Beranda</w:t>
+      </w:r>
+      <w:proofErr w:type="gramEnd"/>
+      <w:r>
+        <w:t xml:space="preserve"> Biaya Operasional</w:t>
       </w:r>
     </w:p>
     <w:p>
@@ -3877,10 +3940,10 @@
           <w:noProof/>
         </w:rPr>
         <w:drawing>
-          <wp:inline distT="0" distB="0" distL="0" distR="0" wp14:anchorId="66CF00AB" wp14:editId="3E20B091">
-            <wp:extent cx="4097520" cy="2078966"/>
-            <wp:effectExtent l="0" t="0" r="0" b="0"/>
-            <wp:docPr id="42" name="Picture 42"/>
+          <wp:inline distT="0" distB="0" distL="0" distR="0">
+            <wp:extent cx="3994030" cy="2236657"/>
+            <wp:effectExtent l="0" t="0" r="6985" b="0"/>
+            <wp:docPr id="32" name="Picture 32"/>
             <wp:cNvGraphicFramePr>
               <a:graphicFrameLocks xmlns:a="http://schemas.openxmlformats.org/drawingml/2006/main" noChangeAspect="1"/>
             </wp:cNvGraphicFramePr>
@@ -3888,11 +3951,17 @@
               <a:graphicData uri="http://schemas.openxmlformats.org/drawingml/2006/picture">
                 <pic:pic xmlns:pic="http://schemas.openxmlformats.org/drawingml/2006/picture">
                   <pic:nvPicPr>
-                    <pic:cNvPr id="0" name=""/>
+                    <pic:cNvPr id="0" name="Untitled15.jpg"/>
                     <pic:cNvPicPr/>
                   </pic:nvPicPr>
                   <pic:blipFill>
-                    <a:blip r:embed="rId47"/>
+                    <a:blip r:embed="rId47" cstate="print">
+                      <a:extLst>
+                        <a:ext uri="{28A0092B-C50C-407E-A947-70E740481C1C}">
+                          <a14:useLocalDpi xmlns:a14="http://schemas.microsoft.com/office/drawing/2010/main" val="0"/>
+                        </a:ext>
+                      </a:extLst>
+                    </a:blip>
                     <a:stretch>
                       <a:fillRect/>
                     </a:stretch>
@@ -3900,7 +3969,7 @@
                   <pic:spPr>
                     <a:xfrm>
                       <a:off x="0" y="0"/>
-                      <a:ext cx="4103222" cy="2081859"/>
+                      <a:ext cx="4000412" cy="2240231"/>
                     </a:xfrm>
                     <a:prstGeom prst="rect">
                       <a:avLst/>
@@ -3924,10 +3993,10 @@
         </w:rPr>
         <w:lastRenderedPageBreak/>
         <w:drawing>
-          <wp:inline distT="0" distB="0" distL="0" distR="0" wp14:anchorId="03FF332F" wp14:editId="7806A9B6">
-            <wp:extent cx="4546121" cy="1959300"/>
-            <wp:effectExtent l="0" t="0" r="6985" b="3175"/>
-            <wp:docPr id="43" name="Picture 43"/>
+          <wp:inline distT="0" distB="0" distL="0" distR="0" wp14:anchorId="270CD3E5" wp14:editId="67430399">
+            <wp:extent cx="5002913" cy="2044460"/>
+            <wp:effectExtent l="0" t="0" r="7620" b="0"/>
+            <wp:docPr id="45" name="Picture 45"/>
             <wp:cNvGraphicFramePr>
               <a:graphicFrameLocks xmlns:a="http://schemas.openxmlformats.org/drawingml/2006/main" noChangeAspect="1"/>
             </wp:cNvGraphicFramePr>
@@ -3947,7 +4016,7 @@
                   <pic:spPr>
                     <a:xfrm>
                       <a:off x="0" y="0"/>
-                      <a:ext cx="4546121" cy="1959300"/>
+                      <a:ext cx="5022105" cy="2052303"/>
                     </a:xfrm>
                     <a:prstGeom prst="rect">
                       <a:avLst/>
@@ -3971,181 +4040,13 @@
         <w:pStyle w:val="ListParagraph"/>
         <w:ind w:left="1080"/>
       </w:pPr>
-    </w:p>
-    <w:p>
-      <w:pPr>
-        <w:pStyle w:val="ListParagraph"/>
-        <w:ind w:left="1080"/>
-      </w:pPr>
-    </w:p>
-    <w:p>
-      <w:pPr>
-        <w:pStyle w:val="ListParagraph"/>
-        <w:ind w:left="1080"/>
-      </w:pPr>
-    </w:p>
-    <w:p>
-      <w:pPr>
-        <w:pStyle w:val="ListParagraph"/>
-        <w:ind w:left="1080"/>
-      </w:pPr>
-    </w:p>
-    <w:p>
-      <w:pPr>
-        <w:pStyle w:val="ListParagraph"/>
-        <w:ind w:left="1080"/>
-      </w:pPr>
-    </w:p>
-    <w:p>
-      <w:pPr>
-        <w:pStyle w:val="ListParagraph"/>
-        <w:ind w:left="1080"/>
-      </w:pPr>
-    </w:p>
-    <w:p>
-      <w:pPr>
-        <w:pStyle w:val="ListParagraph"/>
-        <w:ind w:left="1080"/>
-      </w:pPr>
-    </w:p>
-    <w:p>
-      <w:pPr>
-        <w:pStyle w:val="ListParagraph"/>
-        <w:ind w:left="1080"/>
-      </w:pPr>
-    </w:p>
-    <w:p>
-      <w:pPr>
-        <w:pStyle w:val="ListParagraph"/>
-        <w:numPr>
-          <w:ilvl w:val="0"/>
-          <w:numId w:val="43"/>
-        </w:numPr>
-      </w:pPr>
-      <w:r>
-        <w:t>Perencanaan Biaya</w:t>
-      </w:r>
-    </w:p>
-    <w:p>
-      <w:pPr>
-        <w:pStyle w:val="ListParagraph"/>
-        <w:ind w:left="1080"/>
-      </w:pPr>
-    </w:p>
-    <w:p>
-      <w:pPr>
-        <w:pStyle w:val="ListParagraph"/>
-        <w:numPr>
-          <w:ilvl w:val="0"/>
-          <w:numId w:val="43"/>
-        </w:numPr>
-      </w:pPr>
-      <w:r>
-        <w:t>Aktualisasi Biaya</w:t>
-      </w:r>
-    </w:p>
-    <w:p>
-      <w:pPr>
-        <w:pStyle w:val="ListParagraph"/>
-      </w:pPr>
-    </w:p>
-    <w:p>
-      <w:pPr>
-        <w:pStyle w:val="ListParagraph"/>
-        <w:numPr>
-          <w:ilvl w:val="0"/>
-          <w:numId w:val="31"/>
-        </w:numPr>
-        <w:rPr>
-          <w:b/>
-        </w:rPr>
-      </w:pPr>
-      <w:r>
-        <w:rPr>
-          <w:b/>
-        </w:rPr>
-        <w:t>Laporan Masuk</w:t>
-      </w:r>
-    </w:p>
-    <w:p>
-      <w:pPr>
-        <w:pStyle w:val="ListParagraph"/>
-        <w:numPr>
-          <w:ilvl w:val="0"/>
-          <w:numId w:val="44"/>
-        </w:numPr>
-      </w:pPr>
-      <w:r>
-        <w:t>SPP</w:t>
-      </w:r>
-    </w:p>
-    <w:p>
-      <w:pPr>
-        <w:pStyle w:val="ListParagraph"/>
-        <w:ind w:left="1080"/>
-      </w:pPr>
-      <w:r>
-        <w:t>Halaman Laporan Masuk SPP Ini Berfu</w:t>
-      </w:r>
-      <w:r>
-        <w:t>ngsi Untuk Menampilkan dan MengE</w:t>
-      </w:r>
-      <w:r>
-        <w:t xml:space="preserve">xport Data Ke XLS </w:t>
-      </w:r>
-    </w:p>
-    <w:p>
-      <w:pPr>
-        <w:pStyle w:val="ListParagraph"/>
-        <w:ind w:left="1080"/>
-      </w:pPr>
-      <w:r>
-        <w:t>Dari Data Inputan Transaksi Masuk Biaya SPP</w:t>
-      </w:r>
-      <w:r>
-        <w:t xml:space="preserve"> Selama 12 Bulan Periode Akademik</w:t>
-      </w:r>
-      <w:r>
-        <w:t xml:space="preserve"> Per Siswa</w:t>
-      </w:r>
-      <w:r>
-        <w:t xml:space="preserve">, </w:t>
-      </w:r>
-    </w:p>
-    <w:p>
-      <w:pPr>
-        <w:pStyle w:val="ListParagraph"/>
-        <w:ind w:left="1080"/>
-      </w:pPr>
-      <w:r>
-        <w:t>Untuk Default Pencarian Tahun Akademik</w:t>
-      </w:r>
-      <w:r>
-        <w:t xml:space="preserve"> Untuk</w:t>
-      </w:r>
-      <w:r>
-        <w:t xml:space="preserve"> </w:t>
-      </w:r>
-      <w:r>
-        <w:t>Yang Lain Bisa Disetting Periode Bulan Awal-Tahun ,</w:t>
-      </w:r>
-    </w:p>
-    <w:p>
-      <w:pPr>
-        <w:pStyle w:val="ListParagraph"/>
-        <w:ind w:left="1080"/>
-      </w:pPr>
-      <w:r>
-        <w:t>Periode Bulan Akhir-Tahun, Nama Kelas</w:t>
-      </w:r>
-      <w:r>
-        <w:t xml:space="preserve"> </w:t>
-      </w:r>
-      <w:r>
-        <w:t>d</w:t>
-      </w:r>
-      <w:r>
-        <w:t>an Nama Siswa</w:t>
+      <w:proofErr w:type="gramStart"/>
+      <w:r>
+        <w:t>Tampilan  Beranda</w:t>
+      </w:r>
+      <w:proofErr w:type="gramEnd"/>
+      <w:r>
+        <w:t xml:space="preserve"> Biaya Operasional Pada Saat Cari Data</w:t>
       </w:r>
     </w:p>
     <w:p>
@@ -4158,10 +4059,10 @@
           <w:noProof/>
         </w:rPr>
         <w:drawing>
-          <wp:inline distT="0" distB="0" distL="0" distR="0" wp14:anchorId="58C59311" wp14:editId="7D9EF6B2">
-            <wp:extent cx="5943600" cy="2873375"/>
-            <wp:effectExtent l="0" t="0" r="0" b="3175"/>
-            <wp:docPr id="44" name="Picture 44"/>
+          <wp:inline distT="0" distB="0" distL="0" distR="0" wp14:anchorId="0588E104" wp14:editId="6F2CF745">
+            <wp:extent cx="5250697" cy="2467155"/>
+            <wp:effectExtent l="0" t="0" r="7620" b="0"/>
+            <wp:docPr id="46" name="Picture 46"/>
             <wp:cNvGraphicFramePr>
               <a:graphicFrameLocks xmlns:a="http://schemas.openxmlformats.org/drawingml/2006/main" noChangeAspect="1"/>
             </wp:cNvGraphicFramePr>
@@ -4181,7 +4082,7 @@
                   <pic:spPr>
                     <a:xfrm>
                       <a:off x="0" y="0"/>
-                      <a:ext cx="5943600" cy="2873375"/>
+                      <a:ext cx="5254475" cy="2468930"/>
                     </a:xfrm>
                     <a:prstGeom prst="rect">
                       <a:avLst/>
@@ -4205,11 +4106,11 @@
         <w:pStyle w:val="ListParagraph"/>
         <w:numPr>
           <w:ilvl w:val="0"/>
-          <w:numId w:val="44"/>
+          <w:numId w:val="43"/>
         </w:numPr>
       </w:pPr>
       <w:r>
-        <w:t>PPDB</w:t>
+        <w:t>Perencanaan Biaya</w:t>
       </w:r>
     </w:p>
     <w:p>
@@ -4218,14 +4119,135 @@
         <w:ind w:left="1080"/>
       </w:pPr>
       <w:r>
+        <w:t>Halaman Ini</w:t>
+      </w:r>
+      <w:r>
+        <w:t xml:space="preserve"> Berfungsi Untuk Menginput Rencana Biaya Pengeluaran Untuk Diajukan KePihak Tertentu</w:t>
+      </w:r>
+    </w:p>
+    <w:p>
+      <w:pPr>
+        <w:pStyle w:val="ListParagraph"/>
+        <w:ind w:left="1080"/>
+      </w:pPr>
+      <w:r>
+        <w:t>Biasa Disertakan Lampiran Atau Proposal Untuk Mengajukannya, Contoh Biaya Pembangunan Sekolah,</w:t>
+      </w:r>
+    </w:p>
+    <w:p>
+      <w:pPr>
+        <w:pStyle w:val="ListParagraph"/>
+        <w:ind w:left="1080"/>
+      </w:pPr>
+      <w:r>
+        <w:t xml:space="preserve">Biaya </w:t>
+      </w:r>
+      <w:proofErr w:type="gramStart"/>
+      <w:r>
+        <w:t>Rekreasi ,</w:t>
+      </w:r>
+      <w:proofErr w:type="gramEnd"/>
+      <w:r>
+        <w:t xml:space="preserve"> Biaya Buka Bersama dll</w:t>
+      </w:r>
+    </w:p>
+    <w:p>
+      <w:pPr>
+        <w:pStyle w:val="ListParagraph"/>
+        <w:ind w:left="1080"/>
+      </w:pPr>
+      <w:r>
+        <w:t>Disini Contoh Saya Mencoba Mengajukan Biaya Pengeluaran Untuk Buka Bersama</w:t>
+      </w:r>
+      <w:r>
+        <w:t xml:space="preserve"> Dengan Total</w:t>
+      </w:r>
+    </w:p>
+    <w:p>
+      <w:pPr>
+        <w:pStyle w:val="ListParagraph"/>
+        <w:ind w:left="1080"/>
+      </w:pPr>
+      <w:r>
+        <w:t>Semua Biaya Perkiraan 8juta dan Detail Inputan Meliputi Beli Makan</w:t>
+      </w:r>
+      <w:proofErr w:type="gramStart"/>
+      <w:r>
+        <w:t>,Minum</w:t>
+      </w:r>
+      <w:proofErr w:type="gramEnd"/>
+      <w:r>
+        <w:t xml:space="preserve"> dll</w:t>
+      </w:r>
+    </w:p>
+    <w:p>
+      <w:pPr>
+        <w:pStyle w:val="ListParagraph"/>
+        <w:ind w:left="1080"/>
+      </w:pPr>
+      <w:proofErr w:type="gramStart"/>
+      <w:r>
+        <w:t>Tampilan  Beranda</w:t>
+      </w:r>
+      <w:proofErr w:type="gramEnd"/>
+      <w:r>
+        <w:t xml:space="preserve"> Perencanaan Biaya</w:t>
+      </w:r>
+    </w:p>
+    <w:p>
+      <w:pPr>
+        <w:pStyle w:val="ListParagraph"/>
+        <w:ind w:left="1080"/>
+      </w:pPr>
+      <w:r>
+        <w:rPr>
+          <w:noProof/>
+        </w:rPr>
+        <w:drawing>
+          <wp:inline distT="0" distB="0" distL="0" distR="0" wp14:anchorId="53ACDE73" wp14:editId="63E6EA81">
+            <wp:extent cx="5290075" cy="2458528"/>
+            <wp:effectExtent l="0" t="0" r="6350" b="0"/>
+            <wp:docPr id="47" name="Picture 47"/>
+            <wp:cNvGraphicFramePr>
+              <a:graphicFrameLocks xmlns:a="http://schemas.openxmlformats.org/drawingml/2006/main" noChangeAspect="1"/>
+            </wp:cNvGraphicFramePr>
+            <a:graphic xmlns:a="http://schemas.openxmlformats.org/drawingml/2006/main">
+              <a:graphicData uri="http://schemas.openxmlformats.org/drawingml/2006/picture">
+                <pic:pic xmlns:pic="http://schemas.openxmlformats.org/drawingml/2006/picture">
+                  <pic:nvPicPr>
+                    <pic:cNvPr id="0" name=""/>
+                    <pic:cNvPicPr/>
+                  </pic:nvPicPr>
+                  <pic:blipFill>
+                    <a:blip r:embed="rId50"/>
+                    <a:stretch>
+                      <a:fillRect/>
+                    </a:stretch>
+                  </pic:blipFill>
+                  <pic:spPr>
+                    <a:xfrm>
+                      <a:off x="0" y="0"/>
+                      <a:ext cx="5293519" cy="2460129"/>
+                    </a:xfrm>
+                    <a:prstGeom prst="rect">
+                      <a:avLst/>
+                    </a:prstGeom>
+                  </pic:spPr>
+                </pic:pic>
+              </a:graphicData>
+            </a:graphic>
+          </wp:inline>
+        </w:drawing>
+      </w:r>
+    </w:p>
+    <w:p>
+      <w:pPr>
+        <w:pStyle w:val="ListParagraph"/>
+        <w:ind w:left="1080"/>
+      </w:pPr>
+      <w:r>
         <w:lastRenderedPageBreak/>
-        <w:t>Halaman Laporan Masuk PPDB Ini Berfu</w:t>
-      </w:r>
-      <w:r>
-        <w:t>ngsi Untuk Menampilkan dan MengE</w:t>
-      </w:r>
-      <w:r>
-        <w:t>xport Data Ke XLS</w:t>
+        <w:t>Klik Buat Dokumen</w:t>
       </w:r>
     </w:p>
     <w:p>
@@ -4234,7 +4256,44 @@
         <w:ind w:left="1080"/>
       </w:pPr>
       <w:r>
-        <w:t>Dari Data Inputan Transaksi Masuk Biaya PPDB Per Siswa</w:t>
+        <w:rPr>
+          <w:noProof/>
+        </w:rPr>
+        <w:drawing>
+          <wp:inline distT="0" distB="0" distL="0" distR="0" wp14:anchorId="285DA18E" wp14:editId="2FD5B3F4">
+            <wp:extent cx="5873503" cy="2406769"/>
+            <wp:effectExtent l="0" t="0" r="0" b="0"/>
+            <wp:docPr id="49" name="Picture 49"/>
+            <wp:cNvGraphicFramePr>
+              <a:graphicFrameLocks xmlns:a="http://schemas.openxmlformats.org/drawingml/2006/main" noChangeAspect="1"/>
+            </wp:cNvGraphicFramePr>
+            <a:graphic xmlns:a="http://schemas.openxmlformats.org/drawingml/2006/main">
+              <a:graphicData uri="http://schemas.openxmlformats.org/drawingml/2006/picture">
+                <pic:pic xmlns:pic="http://schemas.openxmlformats.org/drawingml/2006/picture">
+                  <pic:nvPicPr>
+                    <pic:cNvPr id="0" name=""/>
+                    <pic:cNvPicPr/>
+                  </pic:nvPicPr>
+                  <pic:blipFill>
+                    <a:blip r:embed="rId51"/>
+                    <a:stretch>
+                      <a:fillRect/>
+                    </a:stretch>
+                  </pic:blipFill>
+                  <pic:spPr>
+                    <a:xfrm>
+                      <a:off x="0" y="0"/>
+                      <a:ext cx="5873950" cy="2406952"/>
+                    </a:xfrm>
+                    <a:prstGeom prst="rect">
+                      <a:avLst/>
+                    </a:prstGeom>
+                  </pic:spPr>
+                </pic:pic>
+              </a:graphicData>
+            </a:graphic>
+          </wp:inline>
+        </w:drawing>
       </w:r>
     </w:p>
     <w:p>
@@ -4242,14 +4301,436 @@
         <w:pStyle w:val="ListParagraph"/>
         <w:ind w:left="1080"/>
       </w:pPr>
-      <w:bookmarkStart w:id="0" w:name="_GoBack"/>
-      <w:bookmarkEnd w:id="0"/>
     </w:p>
     <w:p>
       <w:pPr>
         <w:pStyle w:val="ListParagraph"/>
         <w:ind w:left="1080"/>
       </w:pPr>
+      <w:r>
+        <w:rPr>
+          <w:noProof/>
+        </w:rPr>
+        <w:drawing>
+          <wp:inline distT="0" distB="0" distL="0" distR="0" wp14:anchorId="6CB13F24" wp14:editId="5CFC4026">
+            <wp:extent cx="5943600" cy="2708694"/>
+            <wp:effectExtent l="0" t="0" r="0" b="0"/>
+            <wp:docPr id="51" name="Picture 51"/>
+            <wp:cNvGraphicFramePr>
+              <a:graphicFrameLocks xmlns:a="http://schemas.openxmlformats.org/drawingml/2006/main" noChangeAspect="1"/>
+            </wp:cNvGraphicFramePr>
+            <a:graphic xmlns:a="http://schemas.openxmlformats.org/drawingml/2006/main">
+              <a:graphicData uri="http://schemas.openxmlformats.org/drawingml/2006/picture">
+                <pic:pic xmlns:pic="http://schemas.openxmlformats.org/drawingml/2006/picture">
+                  <pic:nvPicPr>
+                    <pic:cNvPr id="0" name=""/>
+                    <pic:cNvPicPr/>
+                  </pic:nvPicPr>
+                  <pic:blipFill>
+                    <a:blip r:embed="rId52"/>
+                    <a:stretch>
+                      <a:fillRect/>
+                    </a:stretch>
+                  </pic:blipFill>
+                  <pic:spPr>
+                    <a:xfrm>
+                      <a:off x="0" y="0"/>
+                      <a:ext cx="5943600" cy="2708694"/>
+                    </a:xfrm>
+                    <a:prstGeom prst="rect">
+                      <a:avLst/>
+                    </a:prstGeom>
+                  </pic:spPr>
+                </pic:pic>
+              </a:graphicData>
+            </a:graphic>
+          </wp:inline>
+        </w:drawing>
+      </w:r>
+    </w:p>
+    <w:p>
+      <w:pPr>
+        <w:pStyle w:val="ListParagraph"/>
+        <w:ind w:left="1080"/>
+      </w:pPr>
+      <w:r>
+        <w:t xml:space="preserve">Setelah </w:t>
+      </w:r>
+      <w:r>
+        <w:t xml:space="preserve">Edit dan Tambah Item </w:t>
+      </w:r>
+      <w:r>
+        <w:t>Perencanaan Biaya</w:t>
+      </w:r>
+      <w:r>
+        <w:t xml:space="preserve"> Untuk Buka Bersama</w:t>
+      </w:r>
+    </w:p>
+    <w:p>
+      <w:pPr>
+        <w:pStyle w:val="ListParagraph"/>
+        <w:ind w:left="1080"/>
+      </w:pPr>
+      <w:r>
+        <w:rPr>
+          <w:noProof/>
+        </w:rPr>
+        <w:drawing>
+          <wp:inline distT="0" distB="0" distL="0" distR="0" wp14:anchorId="3BA29F98" wp14:editId="68D1652E">
+            <wp:extent cx="5943600" cy="3191773"/>
+            <wp:effectExtent l="0" t="0" r="0" b="8890"/>
+            <wp:docPr id="52" name="Picture 52"/>
+            <wp:cNvGraphicFramePr>
+              <a:graphicFrameLocks xmlns:a="http://schemas.openxmlformats.org/drawingml/2006/main" noChangeAspect="1"/>
+            </wp:cNvGraphicFramePr>
+            <a:graphic xmlns:a="http://schemas.openxmlformats.org/drawingml/2006/main">
+              <a:graphicData uri="http://schemas.openxmlformats.org/drawingml/2006/picture">
+                <pic:pic xmlns:pic="http://schemas.openxmlformats.org/drawingml/2006/picture">
+                  <pic:nvPicPr>
+                    <pic:cNvPr id="0" name=""/>
+                    <pic:cNvPicPr/>
+                  </pic:nvPicPr>
+                  <pic:blipFill>
+                    <a:blip r:embed="rId53"/>
+                    <a:stretch>
+                      <a:fillRect/>
+                    </a:stretch>
+                  </pic:blipFill>
+                  <pic:spPr>
+                    <a:xfrm>
+                      <a:off x="0" y="0"/>
+                      <a:ext cx="5943600" cy="3191773"/>
+                    </a:xfrm>
+                    <a:prstGeom prst="rect">
+                      <a:avLst/>
+                    </a:prstGeom>
+                  </pic:spPr>
+                </pic:pic>
+              </a:graphicData>
+            </a:graphic>
+          </wp:inline>
+        </w:drawing>
+      </w:r>
+    </w:p>
+    <w:p>
+      <w:pPr>
+        <w:pStyle w:val="ListParagraph"/>
+        <w:ind w:left="1080"/>
+      </w:pPr>
+    </w:p>
+    <w:p>
+      <w:pPr>
+        <w:pStyle w:val="ListParagraph"/>
+        <w:numPr>
+          <w:ilvl w:val="0"/>
+          <w:numId w:val="43"/>
+        </w:numPr>
+      </w:pPr>
+      <w:r>
+        <w:t>Aktualisasi Biaya</w:t>
+      </w:r>
+    </w:p>
+    <w:p>
+      <w:pPr>
+        <w:pStyle w:val="ListParagraph"/>
+        <w:ind w:left="1080"/>
+      </w:pPr>
+      <w:r>
+        <w:t xml:space="preserve">Halaman Ini Berfungsi Untuk Menginput Aktualisasi Biaya Berdasarkan </w:t>
+      </w:r>
+      <w:r>
+        <w:t>Acuan Inputan Perencanaan</w:t>
+      </w:r>
+      <w:r>
+        <w:t xml:space="preserve"> </w:t>
+      </w:r>
+    </w:p>
+    <w:p>
+      <w:pPr>
+        <w:pStyle w:val="ListParagraph"/>
+        <w:ind w:left="1080"/>
+      </w:pPr>
+      <w:r>
+        <w:t xml:space="preserve">Atau Lanjutan Dari </w:t>
+      </w:r>
+      <w:r>
+        <w:t>Biaya</w:t>
+      </w:r>
+      <w:r>
+        <w:t xml:space="preserve"> Perencanaan</w:t>
+      </w:r>
+      <w:r>
+        <w:t xml:space="preserve"> Pada Nomor 5.2 </w:t>
+      </w:r>
+    </w:p>
+    <w:p>
+      <w:pPr>
+        <w:pStyle w:val="ListParagraph"/>
+        <w:ind w:left="1080"/>
+      </w:pPr>
+      <w:proofErr w:type="gramStart"/>
+      <w:r>
+        <w:t>Tampilan  Beranda</w:t>
+      </w:r>
+      <w:proofErr w:type="gramEnd"/>
+      <w:r>
+        <w:t xml:space="preserve"> Aktualisasi Biaya</w:t>
+      </w:r>
+    </w:p>
+    <w:p>
+      <w:pPr>
+        <w:pStyle w:val="ListParagraph"/>
+        <w:ind w:left="1080"/>
+      </w:pPr>
+      <w:r>
+        <w:rPr>
+          <w:noProof/>
+        </w:rPr>
+        <w:drawing>
+          <wp:inline distT="0" distB="0" distL="0" distR="0" wp14:anchorId="307733E1" wp14:editId="7FCED790">
+            <wp:extent cx="5009856" cy="1992702"/>
+            <wp:effectExtent l="0" t="0" r="635" b="7620"/>
+            <wp:docPr id="42" name="Picture 42"/>
+            <wp:cNvGraphicFramePr>
+              <a:graphicFrameLocks xmlns:a="http://schemas.openxmlformats.org/drawingml/2006/main" noChangeAspect="1"/>
+            </wp:cNvGraphicFramePr>
+            <a:graphic xmlns:a="http://schemas.openxmlformats.org/drawingml/2006/main">
+              <a:graphicData uri="http://schemas.openxmlformats.org/drawingml/2006/picture">
+                <pic:pic xmlns:pic="http://schemas.openxmlformats.org/drawingml/2006/picture">
+                  <pic:nvPicPr>
+                    <pic:cNvPr id="0" name=""/>
+                    <pic:cNvPicPr/>
+                  </pic:nvPicPr>
+                  <pic:blipFill>
+                    <a:blip r:embed="rId54"/>
+                    <a:stretch>
+                      <a:fillRect/>
+                    </a:stretch>
+                  </pic:blipFill>
+                  <pic:spPr>
+                    <a:xfrm>
+                      <a:off x="0" y="0"/>
+                      <a:ext cx="5022248" cy="1997631"/>
+                    </a:xfrm>
+                    <a:prstGeom prst="rect">
+                      <a:avLst/>
+                    </a:prstGeom>
+                  </pic:spPr>
+                </pic:pic>
+              </a:graphicData>
+            </a:graphic>
+          </wp:inline>
+        </w:drawing>
+      </w:r>
+    </w:p>
+    <w:p>
+      <w:pPr>
+        <w:pStyle w:val="ListParagraph"/>
+        <w:ind w:left="1080"/>
+      </w:pPr>
+      <w:r>
+        <w:rPr>
+          <w:noProof/>
+        </w:rPr>
+        <w:drawing>
+          <wp:inline distT="0" distB="0" distL="0" distR="0" wp14:anchorId="327FD233" wp14:editId="0FB58155">
+            <wp:extent cx="5029200" cy="1978367"/>
+            <wp:effectExtent l="0" t="0" r="0" b="3175"/>
+            <wp:docPr id="43" name="Picture 43"/>
+            <wp:cNvGraphicFramePr>
+              <a:graphicFrameLocks xmlns:a="http://schemas.openxmlformats.org/drawingml/2006/main" noChangeAspect="1"/>
+            </wp:cNvGraphicFramePr>
+            <a:graphic xmlns:a="http://schemas.openxmlformats.org/drawingml/2006/main">
+              <a:graphicData uri="http://schemas.openxmlformats.org/drawingml/2006/picture">
+                <pic:pic xmlns:pic="http://schemas.openxmlformats.org/drawingml/2006/picture">
+                  <pic:nvPicPr>
+                    <pic:cNvPr id="0" name=""/>
+                    <pic:cNvPicPr/>
+                  </pic:nvPicPr>
+                  <pic:blipFill>
+                    <a:blip r:embed="rId55"/>
+                    <a:stretch>
+                      <a:fillRect/>
+                    </a:stretch>
+                  </pic:blipFill>
+                  <pic:spPr>
+                    <a:xfrm>
+                      <a:off x="0" y="0"/>
+                      <a:ext cx="5040799" cy="1982930"/>
+                    </a:xfrm>
+                    <a:prstGeom prst="rect">
+                      <a:avLst/>
+                    </a:prstGeom>
+                  </pic:spPr>
+                </pic:pic>
+              </a:graphicData>
+            </a:graphic>
+          </wp:inline>
+        </w:drawing>
+      </w:r>
+    </w:p>
+    <w:p>
+      <w:pPr>
+        <w:pStyle w:val="ListParagraph"/>
+        <w:ind w:left="1080"/>
+      </w:pPr>
+      <w:r>
+        <w:rPr>
+          <w:noProof/>
+        </w:rPr>
+        <w:drawing>
+          <wp:inline distT="0" distB="0" distL="0" distR="0" wp14:anchorId="2887B9F7" wp14:editId="7986B754">
+            <wp:extent cx="5029200" cy="1540998"/>
+            <wp:effectExtent l="0" t="0" r="0" b="2540"/>
+            <wp:docPr id="48" name="Picture 48"/>
+            <wp:cNvGraphicFramePr>
+              <a:graphicFrameLocks xmlns:a="http://schemas.openxmlformats.org/drawingml/2006/main" noChangeAspect="1"/>
+            </wp:cNvGraphicFramePr>
+            <a:graphic xmlns:a="http://schemas.openxmlformats.org/drawingml/2006/main">
+              <a:graphicData uri="http://schemas.openxmlformats.org/drawingml/2006/picture">
+                <pic:pic xmlns:pic="http://schemas.openxmlformats.org/drawingml/2006/picture">
+                  <pic:nvPicPr>
+                    <pic:cNvPr id="0" name=""/>
+                    <pic:cNvPicPr/>
+                  </pic:nvPicPr>
+                  <pic:blipFill>
+                    <a:blip r:embed="rId56"/>
+                    <a:stretch>
+                      <a:fillRect/>
+                    </a:stretch>
+                  </pic:blipFill>
+                  <pic:spPr>
+                    <a:xfrm>
+                      <a:off x="0" y="0"/>
+                      <a:ext cx="5056541" cy="1549376"/>
+                    </a:xfrm>
+                    <a:prstGeom prst="rect">
+                      <a:avLst/>
+                    </a:prstGeom>
+                  </pic:spPr>
+                </pic:pic>
+              </a:graphicData>
+            </a:graphic>
+          </wp:inline>
+        </w:drawing>
+      </w:r>
+    </w:p>
+    <w:p>
+      <w:pPr>
+        <w:pStyle w:val="ListParagraph"/>
+        <w:ind w:left="1080"/>
+      </w:pPr>
+      <w:r>
+        <w:rPr>
+          <w:noProof/>
+        </w:rPr>
+        <w:drawing>
+          <wp:inline distT="0" distB="0" distL="0" distR="0" wp14:anchorId="05491111" wp14:editId="5DF8DB61">
+            <wp:extent cx="5029200" cy="2442601"/>
+            <wp:effectExtent l="0" t="0" r="0" b="0"/>
+            <wp:docPr id="50" name="Picture 50"/>
+            <wp:cNvGraphicFramePr>
+              <a:graphicFrameLocks xmlns:a="http://schemas.openxmlformats.org/drawingml/2006/main" noChangeAspect="1"/>
+            </wp:cNvGraphicFramePr>
+            <a:graphic xmlns:a="http://schemas.openxmlformats.org/drawingml/2006/main">
+              <a:graphicData uri="http://schemas.openxmlformats.org/drawingml/2006/picture">
+                <pic:pic xmlns:pic="http://schemas.openxmlformats.org/drawingml/2006/picture">
+                  <pic:nvPicPr>
+                    <pic:cNvPr id="0" name=""/>
+                    <pic:cNvPicPr/>
+                  </pic:nvPicPr>
+                  <pic:blipFill>
+                    <a:blip r:embed="rId57"/>
+                    <a:stretch>
+                      <a:fillRect/>
+                    </a:stretch>
+                  </pic:blipFill>
+                  <pic:spPr>
+                    <a:xfrm>
+                      <a:off x="0" y="0"/>
+                      <a:ext cx="5029200" cy="2442601"/>
+                    </a:xfrm>
+                    <a:prstGeom prst="rect">
+                      <a:avLst/>
+                    </a:prstGeom>
+                  </pic:spPr>
+                </pic:pic>
+              </a:graphicData>
+            </a:graphic>
+          </wp:inline>
+        </w:drawing>
+      </w:r>
+    </w:p>
+    <w:p>
+      <w:pPr>
+        <w:pStyle w:val="ListParagraph"/>
+        <w:ind w:left="1080"/>
+      </w:pPr>
+      <w:r>
+        <w:rPr>
+          <w:noProof/>
+        </w:rPr>
+        <w:lastRenderedPageBreak/>
+        <w:drawing>
+          <wp:inline distT="0" distB="0" distL="0" distR="0" wp14:anchorId="1B52CA6C" wp14:editId="522C4EE6">
+            <wp:extent cx="4356340" cy="2162346"/>
+            <wp:effectExtent l="0" t="0" r="6350" b="9525"/>
+            <wp:docPr id="53" name="Picture 53"/>
+            <wp:cNvGraphicFramePr>
+              <a:graphicFrameLocks xmlns:a="http://schemas.openxmlformats.org/drawingml/2006/main" noChangeAspect="1"/>
+            </wp:cNvGraphicFramePr>
+            <a:graphic xmlns:a="http://schemas.openxmlformats.org/drawingml/2006/main">
+              <a:graphicData uri="http://schemas.openxmlformats.org/drawingml/2006/picture">
+                <pic:pic xmlns:pic="http://schemas.openxmlformats.org/drawingml/2006/picture">
+                  <pic:nvPicPr>
+                    <pic:cNvPr id="0" name=""/>
+                    <pic:cNvPicPr/>
+                  </pic:nvPicPr>
+                  <pic:blipFill>
+                    <a:blip r:embed="rId58"/>
+                    <a:stretch>
+                      <a:fillRect/>
+                    </a:stretch>
+                  </pic:blipFill>
+                  <pic:spPr>
+                    <a:xfrm>
+                      <a:off x="0" y="0"/>
+                      <a:ext cx="4356340" cy="2162346"/>
+                    </a:xfrm>
+                    <a:prstGeom prst="rect">
+                      <a:avLst/>
+                    </a:prstGeom>
+                  </pic:spPr>
+                </pic:pic>
+              </a:graphicData>
+            </a:graphic>
+          </wp:inline>
+        </w:drawing>
+      </w:r>
+    </w:p>
+    <w:p>
+      <w:pPr>
+        <w:pStyle w:val="ListParagraph"/>
+        <w:ind w:left="1080"/>
+      </w:pPr>
+    </w:p>
+    <w:p>
+      <w:pPr>
+        <w:pStyle w:val="ListParagraph"/>
+        <w:numPr>
+          <w:ilvl w:val="0"/>
+          <w:numId w:val="31"/>
+        </w:numPr>
+        <w:rPr>
+          <w:b/>
+        </w:rPr>
+      </w:pPr>
+      <w:r>
+        <w:rPr>
+          <w:b/>
+        </w:rPr>
+        <w:t>Laporan Masuk</w:t>
+      </w:r>
     </w:p>
     <w:p>
       <w:pPr>
@@ -4260,8 +4741,134 @@
         </w:numPr>
       </w:pPr>
       <w:r>
-        <w:t>Biaya Lain Siswa</w:t>
-      </w:r>
+        <w:t>SPP</w:t>
+      </w:r>
+    </w:p>
+    <w:p>
+      <w:pPr>
+        <w:pStyle w:val="ListParagraph"/>
+        <w:ind w:left="1080"/>
+      </w:pPr>
+      <w:r>
+        <w:t>Halaman Laporan Masuk SPP Ini Berfu</w:t>
+      </w:r>
+      <w:r>
+        <w:t>ngsi Untuk Menampilkan dan MengE</w:t>
+      </w:r>
+      <w:r>
+        <w:t xml:space="preserve">xport Data Ke XLS </w:t>
+      </w:r>
+    </w:p>
+    <w:p>
+      <w:pPr>
+        <w:pStyle w:val="ListParagraph"/>
+        <w:ind w:left="1080"/>
+      </w:pPr>
+      <w:r>
+        <w:t xml:space="preserve">Laporan SPP </w:t>
+      </w:r>
+      <w:r>
+        <w:t>Dari Data Inputan Transaksi Masuk Biaya SPP</w:t>
+      </w:r>
+      <w:r>
+        <w:t xml:space="preserve"> Selama 12 Bulan Periode Akademik</w:t>
+      </w:r>
+      <w:r>
+        <w:t xml:space="preserve">, </w:t>
+      </w:r>
+    </w:p>
+    <w:p>
+      <w:pPr>
+        <w:pStyle w:val="ListParagraph"/>
+        <w:ind w:left="1080"/>
+      </w:pPr>
+      <w:r>
+        <w:t>Untuk Default Pencarian Tahun Akademik</w:t>
+      </w:r>
+      <w:r>
+        <w:t xml:space="preserve"> Untuk</w:t>
+      </w:r>
+      <w:r>
+        <w:t xml:space="preserve"> </w:t>
+      </w:r>
+      <w:r>
+        <w:t>Yang Lain Bisa Disetting Periode Bulan Awal-</w:t>
+      </w:r>
+      <w:proofErr w:type="gramStart"/>
+      <w:r>
+        <w:t>Tahun ,</w:t>
+      </w:r>
+      <w:proofErr w:type="gramEnd"/>
+    </w:p>
+    <w:p>
+      <w:pPr>
+        <w:pStyle w:val="ListParagraph"/>
+        <w:ind w:left="1080"/>
+      </w:pPr>
+      <w:r>
+        <w:t>Periode Bulan Akhir-Tahun, Nama Kelas</w:t>
+      </w:r>
+      <w:r>
+        <w:t xml:space="preserve"> </w:t>
+      </w:r>
+      <w:r>
+        <w:t>d</w:t>
+      </w:r>
+      <w:r>
+        <w:t>an Nama Siswa</w:t>
+      </w:r>
+    </w:p>
+    <w:p>
+      <w:pPr>
+        <w:pStyle w:val="ListParagraph"/>
+        <w:ind w:left="1080"/>
+      </w:pPr>
+      <w:r>
+        <w:rPr>
+          <w:noProof/>
+        </w:rPr>
+        <w:drawing>
+          <wp:inline distT="0" distB="0" distL="0" distR="0" wp14:anchorId="58C59311" wp14:editId="7D9EF6B2">
+            <wp:extent cx="4580627" cy="2214459"/>
+            <wp:effectExtent l="0" t="0" r="0" b="0"/>
+            <wp:docPr id="44" name="Picture 44"/>
+            <wp:cNvGraphicFramePr>
+              <a:graphicFrameLocks xmlns:a="http://schemas.openxmlformats.org/drawingml/2006/main" noChangeAspect="1"/>
+            </wp:cNvGraphicFramePr>
+            <a:graphic xmlns:a="http://schemas.openxmlformats.org/drawingml/2006/main">
+              <a:graphicData uri="http://schemas.openxmlformats.org/drawingml/2006/picture">
+                <pic:pic xmlns:pic="http://schemas.openxmlformats.org/drawingml/2006/picture">
+                  <pic:nvPicPr>
+                    <pic:cNvPr id="0" name=""/>
+                    <pic:cNvPicPr/>
+                  </pic:nvPicPr>
+                  <pic:blipFill>
+                    <a:blip r:embed="rId59"/>
+                    <a:stretch>
+                      <a:fillRect/>
+                    </a:stretch>
+                  </pic:blipFill>
+                  <pic:spPr>
+                    <a:xfrm>
+                      <a:off x="0" y="0"/>
+                      <a:ext cx="4588337" cy="2218186"/>
+                    </a:xfrm>
+                    <a:prstGeom prst="rect">
+                      <a:avLst/>
+                    </a:prstGeom>
+                  </pic:spPr>
+                </pic:pic>
+              </a:graphicData>
+            </a:graphic>
+          </wp:inline>
+        </w:drawing>
+      </w:r>
+    </w:p>
+    <w:p>
+      <w:pPr>
+        <w:pStyle w:val="ListParagraph"/>
+        <w:ind w:left="1080"/>
+      </w:pPr>
     </w:p>
     <w:p>
       <w:pPr>
@@ -4272,6 +4879,191 @@
         </w:numPr>
       </w:pPr>
       <w:r>
+        <w:t>PPDB</w:t>
+      </w:r>
+    </w:p>
+    <w:p>
+      <w:pPr>
+        <w:pStyle w:val="ListParagraph"/>
+        <w:ind w:left="1080"/>
+      </w:pPr>
+      <w:r>
+        <w:t>Halaman Laporan Masuk PPDB Ini Berfu</w:t>
+      </w:r>
+      <w:r>
+        <w:t>ngsi Untuk Menampilkan dan MengE</w:t>
+      </w:r>
+      <w:r>
+        <w:t>xport Data Ke XLS</w:t>
+      </w:r>
+      <w:r>
+        <w:t xml:space="preserve"> </w:t>
+      </w:r>
+    </w:p>
+    <w:p>
+      <w:pPr>
+        <w:pStyle w:val="ListParagraph"/>
+        <w:ind w:left="1080"/>
+      </w:pPr>
+      <w:r>
+        <w:t xml:space="preserve">Laporan PPDB </w:t>
+      </w:r>
+      <w:r>
+        <w:t>Dari Data Inp</w:t>
+      </w:r>
+      <w:r>
+        <w:t>utan Transaksi Masuk Biaya PPDB</w:t>
+      </w:r>
+    </w:p>
+    <w:p>
+      <w:pPr>
+        <w:pStyle w:val="ListParagraph"/>
+        <w:ind w:left="1080"/>
+      </w:pPr>
+      <w:r>
+        <w:rPr>
+          <w:noProof/>
+        </w:rPr>
+        <w:drawing>
+          <wp:inline distT="0" distB="0" distL="0" distR="0" wp14:anchorId="039B217B" wp14:editId="1224BC36">
+            <wp:extent cx="4804913" cy="2389623"/>
+            <wp:effectExtent l="0" t="0" r="0" b="0"/>
+            <wp:docPr id="15" name="Picture 15"/>
+            <wp:cNvGraphicFramePr>
+              <a:graphicFrameLocks xmlns:a="http://schemas.openxmlformats.org/drawingml/2006/main" noChangeAspect="1"/>
+            </wp:cNvGraphicFramePr>
+            <a:graphic xmlns:a="http://schemas.openxmlformats.org/drawingml/2006/main">
+              <a:graphicData uri="http://schemas.openxmlformats.org/drawingml/2006/picture">
+                <pic:pic xmlns:pic="http://schemas.openxmlformats.org/drawingml/2006/picture">
+                  <pic:nvPicPr>
+                    <pic:cNvPr id="0" name=""/>
+                    <pic:cNvPicPr/>
+                  </pic:nvPicPr>
+                  <pic:blipFill>
+                    <a:blip r:embed="rId60"/>
+                    <a:stretch>
+                      <a:fillRect/>
+                    </a:stretch>
+                  </pic:blipFill>
+                  <pic:spPr>
+                    <a:xfrm>
+                      <a:off x="0" y="0"/>
+                      <a:ext cx="4804913" cy="2389623"/>
+                    </a:xfrm>
+                    <a:prstGeom prst="rect">
+                      <a:avLst/>
+                    </a:prstGeom>
+                  </pic:spPr>
+                </pic:pic>
+              </a:graphicData>
+            </a:graphic>
+          </wp:inline>
+        </w:drawing>
+      </w:r>
+    </w:p>
+    <w:p>
+      <w:pPr>
+        <w:pStyle w:val="ListParagraph"/>
+        <w:ind w:left="1080"/>
+      </w:pPr>
+    </w:p>
+    <w:p>
+      <w:pPr>
+        <w:pStyle w:val="ListParagraph"/>
+        <w:numPr>
+          <w:ilvl w:val="0"/>
+          <w:numId w:val="44"/>
+        </w:numPr>
+      </w:pPr>
+      <w:r>
+        <w:t>Biaya Lain Siswa</w:t>
+      </w:r>
+    </w:p>
+    <w:p>
+      <w:pPr>
+        <w:pStyle w:val="ListParagraph"/>
+        <w:ind w:left="1080"/>
+      </w:pPr>
+      <w:r>
+        <w:t>Halaman Laporan Masuk Biaya Lain Siswa Ini Berfungsi Untuk Menampilkan dan MengExport Data Ke XLS</w:t>
+      </w:r>
+    </w:p>
+    <w:p>
+      <w:pPr>
+        <w:pStyle w:val="ListParagraph"/>
+        <w:ind w:left="1080"/>
+      </w:pPr>
+      <w:r>
+        <w:t xml:space="preserve">Laporan Biaya Lain Siswa </w:t>
+      </w:r>
+      <w:r>
+        <w:t>Dari Data Inputan</w:t>
+      </w:r>
+      <w:r>
+        <w:t xml:space="preserve"> Transaksi Masuk Biaya Lain</w:t>
+      </w:r>
+    </w:p>
+    <w:p>
+      <w:pPr>
+        <w:pStyle w:val="ListParagraph"/>
+        <w:ind w:left="1080"/>
+      </w:pPr>
+      <w:r>
+        <w:rPr>
+          <w:noProof/>
+        </w:rPr>
+        <w:drawing>
+          <wp:inline distT="0" distB="0" distL="0" distR="0" wp14:anchorId="3394B674" wp14:editId="6B284A51">
+            <wp:extent cx="5572664" cy="2550567"/>
+            <wp:effectExtent l="0" t="0" r="0" b="2540"/>
+            <wp:docPr id="54" name="Picture 54"/>
+            <wp:cNvGraphicFramePr>
+              <a:graphicFrameLocks xmlns:a="http://schemas.openxmlformats.org/drawingml/2006/main" noChangeAspect="1"/>
+            </wp:cNvGraphicFramePr>
+            <a:graphic xmlns:a="http://schemas.openxmlformats.org/drawingml/2006/main">
+              <a:graphicData uri="http://schemas.openxmlformats.org/drawingml/2006/picture">
+                <pic:pic xmlns:pic="http://schemas.openxmlformats.org/drawingml/2006/picture">
+                  <pic:nvPicPr>
+                    <pic:cNvPr id="0" name=""/>
+                    <pic:cNvPicPr/>
+                  </pic:nvPicPr>
+                  <pic:blipFill>
+                    <a:blip r:embed="rId61"/>
+                    <a:stretch>
+                      <a:fillRect/>
+                    </a:stretch>
+                  </pic:blipFill>
+                  <pic:spPr>
+                    <a:xfrm>
+                      <a:off x="0" y="0"/>
+                      <a:ext cx="5577570" cy="2552812"/>
+                    </a:xfrm>
+                    <a:prstGeom prst="rect">
+                      <a:avLst/>
+                    </a:prstGeom>
+                  </pic:spPr>
+                </pic:pic>
+              </a:graphicData>
+            </a:graphic>
+          </wp:inline>
+        </w:drawing>
+      </w:r>
+    </w:p>
+    <w:p>
+      <w:pPr>
+        <w:pStyle w:val="ListParagraph"/>
+        <w:ind w:left="1080"/>
+      </w:pPr>
+    </w:p>
+    <w:p>
+      <w:pPr>
+        <w:pStyle w:val="ListParagraph"/>
+        <w:numPr>
+          <w:ilvl w:val="0"/>
+          <w:numId w:val="44"/>
+        </w:numPr>
+      </w:pPr>
+      <w:r>
         <w:t>Biaya Eksternal</w:t>
       </w:r>
     </w:p>
@@ -4280,74 +5072,959 @@
         <w:pStyle w:val="ListParagraph"/>
         <w:ind w:left="1080"/>
       </w:pPr>
+      <w:r>
+        <w:t>H</w:t>
+      </w:r>
+      <w:r>
+        <w:t xml:space="preserve">alaman Laporan Masuk Biaya Eksternal </w:t>
+      </w:r>
+      <w:r>
+        <w:t>Ini Berfungsi Untuk Menampilkan dan MengExport Data Ke XLS</w:t>
+      </w:r>
     </w:p>
     <w:p>
       <w:pPr>
         <w:pStyle w:val="ListParagraph"/>
         <w:ind w:left="1080"/>
       </w:pPr>
-    </w:p>
-    <w:p>
-      <w:pPr>
-        <w:pStyle w:val="ListParagraph"/>
-        <w:ind w:left="360"/>
+      <w:r>
+        <w:t xml:space="preserve">Laporan Biaya Eksternal </w:t>
+      </w:r>
+      <w:r>
+        <w:t xml:space="preserve">Dari Data Inputan Transaksi Masuk Biaya </w:t>
+      </w:r>
+      <w:r>
+        <w:t>Eksternal</w:t>
+      </w:r>
+    </w:p>
+    <w:p>
+      <w:pPr>
+        <w:pStyle w:val="ListParagraph"/>
+        <w:ind w:left="1080"/>
+      </w:pPr>
+      <w:r>
+        <w:rPr>
+          <w:noProof/>
+        </w:rPr>
+        <w:drawing>
+          <wp:inline distT="0" distB="0" distL="0" distR="0" wp14:anchorId="09BBAF19" wp14:editId="39D7921E">
+            <wp:extent cx="5670929" cy="1992702"/>
+            <wp:effectExtent l="0" t="0" r="6350" b="7620"/>
+            <wp:docPr id="55" name="Picture 55"/>
+            <wp:cNvGraphicFramePr>
+              <a:graphicFrameLocks xmlns:a="http://schemas.openxmlformats.org/drawingml/2006/main" noChangeAspect="1"/>
+            </wp:cNvGraphicFramePr>
+            <a:graphic xmlns:a="http://schemas.openxmlformats.org/drawingml/2006/main">
+              <a:graphicData uri="http://schemas.openxmlformats.org/drawingml/2006/picture">
+                <pic:pic xmlns:pic="http://schemas.openxmlformats.org/drawingml/2006/picture">
+                  <pic:nvPicPr>
+                    <pic:cNvPr id="0" name=""/>
+                    <pic:cNvPicPr/>
+                  </pic:nvPicPr>
+                  <pic:blipFill>
+                    <a:blip r:embed="rId62"/>
+                    <a:stretch>
+                      <a:fillRect/>
+                    </a:stretch>
+                  </pic:blipFill>
+                  <pic:spPr>
+                    <a:xfrm>
+                      <a:off x="0" y="0"/>
+                      <a:ext cx="5681863" cy="1996544"/>
+                    </a:xfrm>
+                    <a:prstGeom prst="rect">
+                      <a:avLst/>
+                    </a:prstGeom>
+                  </pic:spPr>
+                </pic:pic>
+              </a:graphicData>
+            </a:graphic>
+          </wp:inline>
+        </w:drawing>
+      </w:r>
+    </w:p>
+    <w:p>
+      <w:pPr>
+        <w:pStyle w:val="ListParagraph"/>
+        <w:numPr>
+          <w:ilvl w:val="0"/>
+          <w:numId w:val="31"/>
+        </w:numPr>
         <w:rPr>
           <w:b/>
         </w:rPr>
       </w:pPr>
-    </w:p>
-    <w:p>
-      <w:pPr>
-        <w:pStyle w:val="ListParagraph"/>
-      </w:pPr>
-    </w:p>
-    <w:p>
-      <w:pPr>
-        <w:pStyle w:val="ListParagraph"/>
-      </w:pPr>
-    </w:p>
-    <w:p>
-      <w:pPr>
-        <w:pStyle w:val="ListParagraph"/>
-      </w:pPr>
-    </w:p>
-    <w:p>
-      <w:pPr>
-        <w:pStyle w:val="ListParagraph"/>
-      </w:pPr>
-    </w:p>
-    <w:p>
-      <w:pPr>
-        <w:pStyle w:val="ListParagraph"/>
-        <w:spacing w:after="120"/>
-      </w:pPr>
-    </w:p>
-    <w:p>
-      <w:pPr>
-        <w:pStyle w:val="ListParagraph"/>
-        <w:spacing w:after="120"/>
-      </w:pPr>
-    </w:p>
-    <w:p>
-      <w:pPr>
-        <w:pStyle w:val="ListParagraph"/>
-        <w:spacing w:after="120"/>
+      <w:r>
+        <w:rPr>
+          <w:b/>
+        </w:rPr>
+        <w:t>Laporan Keluar</w:t>
+      </w:r>
+    </w:p>
+    <w:p>
+      <w:pPr>
+        <w:pStyle w:val="ListParagraph"/>
+        <w:numPr>
+          <w:ilvl w:val="0"/>
+          <w:numId w:val="45"/>
+        </w:numPr>
+      </w:pPr>
+      <w:r>
+        <w:t>Biaya Operasional</w:t>
+      </w:r>
+    </w:p>
+    <w:p>
+      <w:pPr>
+        <w:pStyle w:val="ListParagraph"/>
+        <w:ind w:left="1080"/>
+      </w:pPr>
+      <w:r>
+        <w:t>Halaman Laporan Keluar Biaya Operasional Ini Berfungsi Untuk Menampilkan dan MengExport Data Ke XLS</w:t>
+      </w:r>
+    </w:p>
+    <w:p>
+      <w:pPr>
+        <w:pStyle w:val="ListParagraph"/>
+        <w:ind w:left="1080"/>
+      </w:pPr>
+      <w:r>
+        <w:t>Laporan Biaya Operasional Dari Data Inputan Transaksi Keluar Biaya Operasional</w:t>
+      </w:r>
+    </w:p>
+    <w:p>
+      <w:pPr>
+        <w:pStyle w:val="ListParagraph"/>
+        <w:ind w:left="1080"/>
+      </w:pPr>
+      <w:r>
+        <w:rPr>
+          <w:noProof/>
+        </w:rPr>
+        <w:drawing>
+          <wp:inline distT="0" distB="0" distL="0" distR="0" wp14:anchorId="27876A79" wp14:editId="23015DCC">
+            <wp:extent cx="6072685" cy="2009955"/>
+            <wp:effectExtent l="0" t="0" r="4445" b="9525"/>
+            <wp:docPr id="56" name="Picture 56"/>
+            <wp:cNvGraphicFramePr>
+              <a:graphicFrameLocks xmlns:a="http://schemas.openxmlformats.org/drawingml/2006/main" noChangeAspect="1"/>
+            </wp:cNvGraphicFramePr>
+            <a:graphic xmlns:a="http://schemas.openxmlformats.org/drawingml/2006/main">
+              <a:graphicData uri="http://schemas.openxmlformats.org/drawingml/2006/picture">
+                <pic:pic xmlns:pic="http://schemas.openxmlformats.org/drawingml/2006/picture">
+                  <pic:nvPicPr>
+                    <pic:cNvPr id="0" name=""/>
+                    <pic:cNvPicPr/>
+                  </pic:nvPicPr>
+                  <pic:blipFill>
+                    <a:blip r:embed="rId63"/>
+                    <a:stretch>
+                      <a:fillRect/>
+                    </a:stretch>
+                  </pic:blipFill>
+                  <pic:spPr>
+                    <a:xfrm>
+                      <a:off x="0" y="0"/>
+                      <a:ext cx="6080760" cy="2012628"/>
+                    </a:xfrm>
+                    <a:prstGeom prst="rect">
+                      <a:avLst/>
+                    </a:prstGeom>
+                  </pic:spPr>
+                </pic:pic>
+              </a:graphicData>
+            </a:graphic>
+          </wp:inline>
+        </w:drawing>
+      </w:r>
+    </w:p>
+    <w:p>
+      <w:pPr>
+        <w:pStyle w:val="ListParagraph"/>
+        <w:numPr>
+          <w:ilvl w:val="0"/>
+          <w:numId w:val="45"/>
+        </w:numPr>
+      </w:pPr>
+      <w:r>
+        <w:lastRenderedPageBreak/>
+        <w:t>Perencanaan Biaya</w:t>
+      </w:r>
+    </w:p>
+    <w:p>
+      <w:pPr>
+        <w:pStyle w:val="ListParagraph"/>
+        <w:ind w:left="1080"/>
+      </w:pPr>
+      <w:r>
+        <w:t>Halaman Laporan Keluar Perencanaan Biaya Ini Berfungsi Untuk Menampilkan dan MengExport Data Ke XLS</w:t>
+      </w:r>
+    </w:p>
+    <w:p>
+      <w:pPr>
+        <w:pStyle w:val="ListParagraph"/>
+        <w:ind w:left="1080"/>
+      </w:pPr>
+      <w:r>
+        <w:t xml:space="preserve">Laporan Perencanaan Biaya </w:t>
+      </w:r>
+      <w:r>
+        <w:t>Dari Data Inputan Tr</w:t>
+      </w:r>
+      <w:r>
+        <w:t>ansaksi Keluar Perencanaan Biaya</w:t>
+      </w:r>
+    </w:p>
+    <w:p>
+      <w:pPr>
+        <w:pStyle w:val="ListParagraph"/>
+        <w:ind w:left="1080"/>
+      </w:pPr>
+      <w:r>
+        <w:rPr>
+          <w:noProof/>
+        </w:rPr>
+        <w:drawing>
+          <wp:inline distT="0" distB="0" distL="0" distR="0" wp14:anchorId="19D77FAF" wp14:editId="67B1E237">
+            <wp:extent cx="5175849" cy="2012277"/>
+            <wp:effectExtent l="0" t="0" r="6350" b="7620"/>
+            <wp:docPr id="57" name="Picture 57"/>
+            <wp:cNvGraphicFramePr>
+              <a:graphicFrameLocks xmlns:a="http://schemas.openxmlformats.org/drawingml/2006/main" noChangeAspect="1"/>
+            </wp:cNvGraphicFramePr>
+            <a:graphic xmlns:a="http://schemas.openxmlformats.org/drawingml/2006/main">
+              <a:graphicData uri="http://schemas.openxmlformats.org/drawingml/2006/picture">
+                <pic:pic xmlns:pic="http://schemas.openxmlformats.org/drawingml/2006/picture">
+                  <pic:nvPicPr>
+                    <pic:cNvPr id="0" name=""/>
+                    <pic:cNvPicPr/>
+                  </pic:nvPicPr>
+                  <pic:blipFill>
+                    <a:blip r:embed="rId64"/>
+                    <a:stretch>
+                      <a:fillRect/>
+                    </a:stretch>
+                  </pic:blipFill>
+                  <pic:spPr>
+                    <a:xfrm>
+                      <a:off x="0" y="0"/>
+                      <a:ext cx="5186456" cy="2016401"/>
+                    </a:xfrm>
+                    <a:prstGeom prst="rect">
+                      <a:avLst/>
+                    </a:prstGeom>
+                  </pic:spPr>
+                </pic:pic>
+              </a:graphicData>
+            </a:graphic>
+          </wp:inline>
+        </w:drawing>
+      </w:r>
+    </w:p>
+    <w:p>
+      <w:pPr>
+        <w:pStyle w:val="ListParagraph"/>
+        <w:numPr>
+          <w:ilvl w:val="0"/>
+          <w:numId w:val="45"/>
+        </w:numPr>
+      </w:pPr>
+      <w:r>
+        <w:t>Aktualisasi Biaya</w:t>
+      </w:r>
+    </w:p>
+    <w:p>
+      <w:pPr>
+        <w:pStyle w:val="ListParagraph"/>
+        <w:ind w:left="1080"/>
+      </w:pPr>
+      <w:r>
+        <w:t xml:space="preserve">Halaman Laporan Keluar </w:t>
+      </w:r>
+      <w:r>
+        <w:t xml:space="preserve">Aktualisasi </w:t>
+      </w:r>
+      <w:r>
+        <w:t>Biaya Ini Berfungsi Untuk Menampilkan dan MengExport Data Ke XLS</w:t>
+      </w:r>
+    </w:p>
+    <w:p>
+      <w:pPr>
+        <w:pStyle w:val="ListParagraph"/>
+        <w:ind w:left="1080"/>
+      </w:pPr>
+      <w:r>
+        <w:t xml:space="preserve">Laporan </w:t>
+      </w:r>
+      <w:r>
+        <w:t>Aktualisasi Biaya</w:t>
+      </w:r>
+      <w:r>
+        <w:t xml:space="preserve"> Dari Data Inputan Transaksi Keluar </w:t>
+      </w:r>
+      <w:r>
+        <w:t>Aktualisasi Biaya</w:t>
+      </w:r>
+      <w:r>
+        <w:rPr>
+          <w:noProof/>
+        </w:rPr>
+        <w:drawing>
+          <wp:inline distT="0" distB="0" distL="0" distR="0" wp14:anchorId="08075E6B" wp14:editId="6437F07E">
+            <wp:extent cx="5175849" cy="1585380"/>
+            <wp:effectExtent l="0" t="0" r="6350" b="0"/>
+            <wp:docPr id="58" name="Picture 58"/>
+            <wp:cNvGraphicFramePr>
+              <a:graphicFrameLocks xmlns:a="http://schemas.openxmlformats.org/drawingml/2006/main" noChangeAspect="1"/>
+            </wp:cNvGraphicFramePr>
+            <a:graphic xmlns:a="http://schemas.openxmlformats.org/drawingml/2006/main">
+              <a:graphicData uri="http://schemas.openxmlformats.org/drawingml/2006/picture">
+                <pic:pic xmlns:pic="http://schemas.openxmlformats.org/drawingml/2006/picture">
+                  <pic:nvPicPr>
+                    <pic:cNvPr id="0" name=""/>
+                    <pic:cNvPicPr/>
+                  </pic:nvPicPr>
+                  <pic:blipFill>
+                    <a:blip r:embed="rId65"/>
+                    <a:stretch>
+                      <a:fillRect/>
+                    </a:stretch>
+                  </pic:blipFill>
+                  <pic:spPr>
+                    <a:xfrm>
+                      <a:off x="0" y="0"/>
+                      <a:ext cx="5176907" cy="1585704"/>
+                    </a:xfrm>
+                    <a:prstGeom prst="rect">
+                      <a:avLst/>
+                    </a:prstGeom>
+                  </pic:spPr>
+                </pic:pic>
+              </a:graphicData>
+            </a:graphic>
+          </wp:inline>
+        </w:drawing>
+      </w:r>
+    </w:p>
+    <w:p>
+      <w:pPr>
+        <w:pStyle w:val="ListParagraph"/>
+        <w:ind w:left="1080"/>
+      </w:pPr>
+    </w:p>
+    <w:p>
+      <w:pPr>
+        <w:pStyle w:val="ListParagraph"/>
+        <w:ind w:left="0"/>
+      </w:pPr>
+    </w:p>
+    <w:p>
+      <w:pPr>
+        <w:pStyle w:val="ListParagraph"/>
+        <w:numPr>
+          <w:ilvl w:val="0"/>
+          <w:numId w:val="31"/>
+        </w:numPr>
+        <w:rPr>
+          <w:b/>
+        </w:rPr>
+      </w:pPr>
+      <w:r>
+        <w:rPr>
+          <w:b/>
+        </w:rPr>
+        <w:t>Laporan Akhir</w:t>
+      </w:r>
+    </w:p>
+    <w:p>
+      <w:pPr>
+        <w:pStyle w:val="ListParagraph"/>
+        <w:numPr>
+          <w:ilvl w:val="0"/>
+          <w:numId w:val="46"/>
+        </w:numPr>
+      </w:pPr>
+      <w:r>
+        <w:t>Pemasukan</w:t>
+      </w:r>
+    </w:p>
+    <w:p>
+      <w:pPr>
+        <w:pStyle w:val="ListParagraph"/>
+        <w:ind w:left="1080"/>
+      </w:pPr>
+      <w:r>
+        <w:t xml:space="preserve">Halaman Laporan </w:t>
+      </w:r>
+      <w:r>
+        <w:t>Akhir</w:t>
+      </w:r>
+      <w:r>
+        <w:t xml:space="preserve"> </w:t>
+      </w:r>
+      <w:r>
+        <w:t>Pemasukan</w:t>
+      </w:r>
+      <w:r>
+        <w:t xml:space="preserve"> Ini Berfungsi Untuk Menampilkan dan MengExport Data Ke XLS</w:t>
+      </w:r>
+    </w:p>
+    <w:p>
+      <w:pPr>
+        <w:pStyle w:val="ListParagraph"/>
+        <w:ind w:left="1080"/>
+      </w:pPr>
+      <w:r>
+        <w:t xml:space="preserve">Laporan </w:t>
+      </w:r>
+      <w:r>
+        <w:t>Pemasukan Keuangan</w:t>
+      </w:r>
+      <w:r>
+        <w:t xml:space="preserve"> </w:t>
+      </w:r>
+      <w:r>
+        <w:t>Keseluruhan Biaya Masuk Yang Mencangkup</w:t>
+      </w:r>
+      <w:r>
+        <w:t xml:space="preserve"> Transaksi</w:t>
+      </w:r>
+      <w:r>
+        <w:t xml:space="preserve"> SPP</w:t>
+      </w:r>
+      <w:proofErr w:type="gramStart"/>
+      <w:r>
+        <w:t>,PPDB,Biaya</w:t>
+      </w:r>
+      <w:proofErr w:type="gramEnd"/>
+      <w:r>
+        <w:t xml:space="preserve"> Lain Siswa dan Biaya Eksternal . </w:t>
+      </w:r>
+      <w:proofErr w:type="gramStart"/>
+      <w:r>
+        <w:t>Dengan Paramater Pencarian Berdasarkan Periode Tanggal Bayar</w:t>
+      </w:r>
+      <w:r>
+        <w:t>nya</w:t>
+      </w:r>
+      <w:r>
+        <w:t>.</w:t>
+      </w:r>
+      <w:proofErr w:type="gramEnd"/>
+    </w:p>
+    <w:p>
+      <w:pPr>
+        <w:pStyle w:val="ListParagraph"/>
+        <w:ind w:left="1080"/>
+      </w:pPr>
+      <w:r>
+        <w:rPr>
+          <w:noProof/>
+        </w:rPr>
+        <w:drawing>
+          <wp:inline distT="0" distB="0" distL="0" distR="0" wp14:anchorId="5A1A41C9" wp14:editId="3C5A958F">
+            <wp:extent cx="5943600" cy="2857500"/>
+            <wp:effectExtent l="0" t="0" r="0" b="0"/>
+            <wp:docPr id="59" name="Picture 59"/>
+            <wp:cNvGraphicFramePr>
+              <a:graphicFrameLocks xmlns:a="http://schemas.openxmlformats.org/drawingml/2006/main" noChangeAspect="1"/>
+            </wp:cNvGraphicFramePr>
+            <a:graphic xmlns:a="http://schemas.openxmlformats.org/drawingml/2006/main">
+              <a:graphicData uri="http://schemas.openxmlformats.org/drawingml/2006/picture">
+                <pic:pic xmlns:pic="http://schemas.openxmlformats.org/drawingml/2006/picture">
+                  <pic:nvPicPr>
+                    <pic:cNvPr id="0" name=""/>
+                    <pic:cNvPicPr/>
+                  </pic:nvPicPr>
+                  <pic:blipFill>
+                    <a:blip r:embed="rId66"/>
+                    <a:stretch>
+                      <a:fillRect/>
+                    </a:stretch>
+                  </pic:blipFill>
+                  <pic:spPr>
+                    <a:xfrm>
+                      <a:off x="0" y="0"/>
+                      <a:ext cx="5943600" cy="2857500"/>
+                    </a:xfrm>
+                    <a:prstGeom prst="rect">
+                      <a:avLst/>
+                    </a:prstGeom>
+                  </pic:spPr>
+                </pic:pic>
+              </a:graphicData>
+            </a:graphic>
+          </wp:inline>
+        </w:drawing>
+      </w:r>
+    </w:p>
+    <w:p>
+      <w:pPr>
+        <w:pStyle w:val="ListParagraph"/>
+        <w:numPr>
+          <w:ilvl w:val="0"/>
+          <w:numId w:val="46"/>
+        </w:numPr>
+      </w:pPr>
+      <w:r>
+        <w:lastRenderedPageBreak/>
+        <w:t>Pengeluaran</w:t>
+      </w:r>
+    </w:p>
+    <w:p>
+      <w:pPr>
+        <w:pStyle w:val="ListParagraph"/>
+        <w:ind w:left="1080"/>
+      </w:pPr>
+      <w:r>
+        <w:t>Halaman Laporan Akhir Pengeluaran Ini Berfungsi Untuk Menampilkan dan MengExport Data Ke XLS</w:t>
+      </w:r>
+    </w:p>
+    <w:p>
+      <w:pPr>
+        <w:pStyle w:val="ListParagraph"/>
+        <w:ind w:left="1080"/>
+      </w:pPr>
+      <w:r>
+        <w:t>Laporan Pengeluaran Keuangan Keseluruhan Biaya Keluar Yang Mencangkup Transaksi Biaya Keluar</w:t>
+      </w:r>
+    </w:p>
+    <w:p>
+      <w:pPr>
+        <w:pStyle w:val="ListParagraph"/>
+        <w:ind w:left="1080"/>
+      </w:pPr>
+      <w:proofErr w:type="gramStart"/>
+      <w:r>
+        <w:t>dan</w:t>
+      </w:r>
+      <w:proofErr w:type="gramEnd"/>
+      <w:r>
+        <w:t xml:space="preserve"> Aktualisasi Biaya . </w:t>
+      </w:r>
+      <w:proofErr w:type="gramStart"/>
+      <w:r>
+        <w:t>Dengan Paramater Pencarian Berdasarkan Periode Tanggal Bayarnya.</w:t>
+      </w:r>
+      <w:proofErr w:type="gramEnd"/>
+    </w:p>
+    <w:p>
+      <w:pPr>
+        <w:pStyle w:val="ListParagraph"/>
+        <w:ind w:left="1080"/>
+      </w:pPr>
+      <w:r>
+        <w:rPr>
+          <w:noProof/>
+        </w:rPr>
+        <w:drawing>
+          <wp:inline distT="0" distB="0" distL="0" distR="0" wp14:anchorId="0FA480DC" wp14:editId="17147AB5">
+            <wp:extent cx="5943600" cy="2663825"/>
+            <wp:effectExtent l="0" t="0" r="0" b="3175"/>
+            <wp:docPr id="60" name="Picture 60"/>
+            <wp:cNvGraphicFramePr>
+              <a:graphicFrameLocks xmlns:a="http://schemas.openxmlformats.org/drawingml/2006/main" noChangeAspect="1"/>
+            </wp:cNvGraphicFramePr>
+            <a:graphic xmlns:a="http://schemas.openxmlformats.org/drawingml/2006/main">
+              <a:graphicData uri="http://schemas.openxmlformats.org/drawingml/2006/picture">
+                <pic:pic xmlns:pic="http://schemas.openxmlformats.org/drawingml/2006/picture">
+                  <pic:nvPicPr>
+                    <pic:cNvPr id="0" name=""/>
+                    <pic:cNvPicPr/>
+                  </pic:nvPicPr>
+                  <pic:blipFill>
+                    <a:blip r:embed="rId67"/>
+                    <a:stretch>
+                      <a:fillRect/>
+                    </a:stretch>
+                  </pic:blipFill>
+                  <pic:spPr>
+                    <a:xfrm>
+                      <a:off x="0" y="0"/>
+                      <a:ext cx="5943600" cy="2663825"/>
+                    </a:xfrm>
+                    <a:prstGeom prst="rect">
+                      <a:avLst/>
+                    </a:prstGeom>
+                  </pic:spPr>
+                </pic:pic>
+              </a:graphicData>
+            </a:graphic>
+          </wp:inline>
+        </w:drawing>
+      </w:r>
+    </w:p>
+    <w:p>
+      <w:pPr>
+        <w:pStyle w:val="ListParagraph"/>
+        <w:numPr>
+          <w:ilvl w:val="0"/>
+          <w:numId w:val="46"/>
+        </w:numPr>
+      </w:pPr>
+      <w:r>
+        <w:t>Pembiayaan</w:t>
+      </w:r>
+    </w:p>
+    <w:p>
+      <w:pPr>
+        <w:pStyle w:val="ListParagraph"/>
+        <w:ind w:left="1080"/>
+      </w:pPr>
+      <w:r>
+        <w:t xml:space="preserve">Halaman Laporan Akhir </w:t>
+      </w:r>
+      <w:r>
+        <w:t>Pembiayaan</w:t>
+      </w:r>
+      <w:r>
+        <w:t xml:space="preserve"> Ini Berfungsi Untuk Menampilkan dan MengExport Data Ke XLS</w:t>
+      </w:r>
+    </w:p>
+    <w:p>
+      <w:pPr>
+        <w:pStyle w:val="ListParagraph"/>
+        <w:ind w:left="1080"/>
+      </w:pPr>
+      <w:proofErr w:type="gramStart"/>
+      <w:r>
+        <w:t xml:space="preserve">Laporan </w:t>
+      </w:r>
+      <w:r>
+        <w:t xml:space="preserve">Pemasukan dan </w:t>
+      </w:r>
+      <w:r>
+        <w:t>Pengeluaran Keuangan Keseluruhan.</w:t>
+      </w:r>
+      <w:proofErr w:type="gramEnd"/>
+      <w:r>
+        <w:t xml:space="preserve"> </w:t>
+      </w:r>
+      <w:proofErr w:type="gramStart"/>
+      <w:r>
+        <w:t>Dengan Paramater Pencarian Berdasarkan Periode Tanggal Bayarnya.</w:t>
+      </w:r>
+      <w:proofErr w:type="gramEnd"/>
+    </w:p>
+    <w:p>
+      <w:pPr>
+        <w:pStyle w:val="ListParagraph"/>
+        <w:ind w:left="1080"/>
+      </w:pPr>
+      <w:r>
+        <w:rPr>
+          <w:noProof/>
+        </w:rPr>
+        <w:drawing>
+          <wp:inline distT="0" distB="0" distL="0" distR="0" wp14:anchorId="15491A38" wp14:editId="085EB456">
+            <wp:extent cx="4829873" cy="2320506"/>
+            <wp:effectExtent l="0" t="0" r="8890" b="3810"/>
+            <wp:docPr id="62" name="Picture 62"/>
+            <wp:cNvGraphicFramePr>
+              <a:graphicFrameLocks xmlns:a="http://schemas.openxmlformats.org/drawingml/2006/main" noChangeAspect="1"/>
+            </wp:cNvGraphicFramePr>
+            <a:graphic xmlns:a="http://schemas.openxmlformats.org/drawingml/2006/main">
+              <a:graphicData uri="http://schemas.openxmlformats.org/drawingml/2006/picture">
+                <pic:pic xmlns:pic="http://schemas.openxmlformats.org/drawingml/2006/picture">
+                  <pic:nvPicPr>
+                    <pic:cNvPr id="0" name=""/>
+                    <pic:cNvPicPr/>
+                  </pic:nvPicPr>
+                  <pic:blipFill>
+                    <a:blip r:embed="rId68"/>
+                    <a:stretch>
+                      <a:fillRect/>
+                    </a:stretch>
+                  </pic:blipFill>
+                  <pic:spPr>
+                    <a:xfrm>
+                      <a:off x="0" y="0"/>
+                      <a:ext cx="4847324" cy="2328890"/>
+                    </a:xfrm>
+                    <a:prstGeom prst="rect">
+                      <a:avLst/>
+                    </a:prstGeom>
+                  </pic:spPr>
+                </pic:pic>
+              </a:graphicData>
+            </a:graphic>
+          </wp:inline>
+        </w:drawing>
+      </w:r>
+    </w:p>
+    <w:p>
+      <w:pPr>
+        <w:pStyle w:val="ListParagraph"/>
+        <w:ind w:left="1080"/>
+      </w:pPr>
+      <w:r>
+        <w:rPr>
+          <w:noProof/>
+        </w:rPr>
+        <w:drawing>
+          <wp:inline distT="0" distB="0" distL="0" distR="0" wp14:anchorId="080F99A0" wp14:editId="10F54077">
+            <wp:extent cx="4817486" cy="2268747"/>
+            <wp:effectExtent l="0" t="0" r="2540" b="0"/>
+            <wp:docPr id="63" name="Picture 63"/>
+            <wp:cNvGraphicFramePr>
+              <a:graphicFrameLocks xmlns:a="http://schemas.openxmlformats.org/drawingml/2006/main" noChangeAspect="1"/>
+            </wp:cNvGraphicFramePr>
+            <a:graphic xmlns:a="http://schemas.openxmlformats.org/drawingml/2006/main">
+              <a:graphicData uri="http://schemas.openxmlformats.org/drawingml/2006/picture">
+                <pic:pic xmlns:pic="http://schemas.openxmlformats.org/drawingml/2006/picture">
+                  <pic:nvPicPr>
+                    <pic:cNvPr id="0" name=""/>
+                    <pic:cNvPicPr/>
+                  </pic:nvPicPr>
+                  <pic:blipFill>
+                    <a:blip r:embed="rId69"/>
+                    <a:stretch>
+                      <a:fillRect/>
+                    </a:stretch>
+                  </pic:blipFill>
+                  <pic:spPr>
+                    <a:xfrm>
+                      <a:off x="0" y="0"/>
+                      <a:ext cx="4828814" cy="2274082"/>
+                    </a:xfrm>
+                    <a:prstGeom prst="rect">
+                      <a:avLst/>
+                    </a:prstGeom>
+                  </pic:spPr>
+                </pic:pic>
+              </a:graphicData>
+            </a:graphic>
+          </wp:inline>
+        </w:drawing>
+      </w:r>
+    </w:p>
+    <w:p>
+      <w:pPr>
+        <w:pStyle w:val="ListParagraph"/>
+        <w:ind w:left="1080"/>
+      </w:pPr>
+    </w:p>
+    <w:p>
+      <w:pPr>
+        <w:pStyle w:val="ListParagraph"/>
+        <w:numPr>
+          <w:ilvl w:val="0"/>
+          <w:numId w:val="31"/>
+        </w:numPr>
+        <w:rPr>
+          <w:b/>
+        </w:rPr>
+      </w:pPr>
+      <w:r>
+        <w:rPr>
+          <w:b/>
+        </w:rPr>
+        <w:lastRenderedPageBreak/>
+        <w:t>Histori Pembayaran Siswa</w:t>
+      </w:r>
+    </w:p>
+    <w:p>
+      <w:pPr>
+        <w:pStyle w:val="ListParagraph"/>
         <w:ind w:left="360"/>
       </w:pPr>
-    </w:p>
-    <w:p>
-      <w:pPr>
-        <w:pStyle w:val="ListParagraph"/>
-        <w:spacing w:after="120"/>
+      <w:r>
+        <w:t>Halaman Ini Berfungsi Mentracking Data Siswa Secara Keseluruhan Meliputi Biaya PPDB</w:t>
+      </w:r>
+      <w:proofErr w:type="gramStart"/>
+      <w:r>
+        <w:t>,SPP</w:t>
+      </w:r>
+      <w:proofErr w:type="gramEnd"/>
+      <w:r>
+        <w:t xml:space="preserve"> dan Biaya Lain Siswa</w:t>
+      </w:r>
+    </w:p>
+    <w:p>
+      <w:pPr>
+        <w:pStyle w:val="ListParagraph"/>
         <w:ind w:left="360"/>
       </w:pPr>
-    </w:p>
-    <w:p>
-      <w:pPr>
-        <w:pStyle w:val="ListParagraph"/>
-        <w:spacing w:after="120"/>
+      <w:r>
+        <w:t>Dan Disertakan Tombol Edit Data Untuk Keperluan Lain. Misalkan Mau Pelunasan Data SPP Tahun Akademik Sebelumnya</w:t>
+      </w:r>
+    </w:p>
+    <w:p>
+      <w:pPr>
+        <w:pStyle w:val="ListParagraph"/>
         <w:ind w:left="360"/>
       </w:pPr>
+      <w:r>
+        <w:rPr>
+          <w:noProof/>
+        </w:rPr>
+        <w:drawing>
+          <wp:inline distT="0" distB="0" distL="0" distR="0" wp14:anchorId="66C2CF36" wp14:editId="04945CA6">
+            <wp:extent cx="5943600" cy="1869440"/>
+            <wp:effectExtent l="0" t="0" r="0" b="0"/>
+            <wp:docPr id="64" name="Picture 64"/>
+            <wp:cNvGraphicFramePr>
+              <a:graphicFrameLocks xmlns:a="http://schemas.openxmlformats.org/drawingml/2006/main" noChangeAspect="1"/>
+            </wp:cNvGraphicFramePr>
+            <a:graphic xmlns:a="http://schemas.openxmlformats.org/drawingml/2006/main">
+              <a:graphicData uri="http://schemas.openxmlformats.org/drawingml/2006/picture">
+                <pic:pic xmlns:pic="http://schemas.openxmlformats.org/drawingml/2006/picture">
+                  <pic:nvPicPr>
+                    <pic:cNvPr id="0" name=""/>
+                    <pic:cNvPicPr/>
+                  </pic:nvPicPr>
+                  <pic:blipFill>
+                    <a:blip r:embed="rId70"/>
+                    <a:stretch>
+                      <a:fillRect/>
+                    </a:stretch>
+                  </pic:blipFill>
+                  <pic:spPr>
+                    <a:xfrm>
+                      <a:off x="0" y="0"/>
+                      <a:ext cx="5943600" cy="1869440"/>
+                    </a:xfrm>
+                    <a:prstGeom prst="rect">
+                      <a:avLst/>
+                    </a:prstGeom>
+                  </pic:spPr>
+                </pic:pic>
+              </a:graphicData>
+            </a:graphic>
+          </wp:inline>
+        </w:drawing>
+      </w:r>
+    </w:p>
+    <w:p>
+      <w:pPr>
+        <w:pStyle w:val="ListParagraph"/>
+        <w:ind w:left="360"/>
+      </w:pPr>
+    </w:p>
+    <w:p>
+      <w:pPr>
+        <w:pStyle w:val="ListParagraph"/>
+        <w:numPr>
+          <w:ilvl w:val="0"/>
+          <w:numId w:val="31"/>
+        </w:numPr>
+      </w:pPr>
+      <w:r>
+        <w:t>Import Data PPDB</w:t>
+      </w:r>
+    </w:p>
+    <w:p>
+      <w:pPr>
+        <w:pStyle w:val="ListParagraph"/>
+        <w:ind w:left="360"/>
+      </w:pPr>
+      <w:r>
+        <w:t>Halaman Ini Berfungsi Mengimport Data dari PPDB Kedalam System Bendahara Secara Keseluruhan,</w:t>
+      </w:r>
+    </w:p>
+    <w:p>
+      <w:pPr>
+        <w:pStyle w:val="ListParagraph"/>
+        <w:ind w:left="360"/>
+      </w:pPr>
+      <w:proofErr w:type="gramStart"/>
+      <w:r>
+        <w:t>Berdasarkan Tahun Daftar Siswa dan Hasil Import Tersebut Akan Masuk Kedalam Transaksi Masuk Biaya PPDB.</w:t>
+      </w:r>
+      <w:bookmarkStart w:id="0" w:name="_GoBack"/>
+      <w:bookmarkEnd w:id="0"/>
+      <w:proofErr w:type="gramEnd"/>
+    </w:p>
+    <w:p>
+      <w:pPr>
+        <w:pStyle w:val="ListParagraph"/>
+        <w:ind w:left="360"/>
+      </w:pPr>
+      <w:r>
+        <w:rPr>
+          <w:noProof/>
+        </w:rPr>
+        <w:drawing>
+          <wp:inline distT="0" distB="0" distL="0" distR="0" wp14:anchorId="7E65695A" wp14:editId="00B39FC1">
+            <wp:extent cx="5943600" cy="2391410"/>
+            <wp:effectExtent l="0" t="0" r="0" b="8890"/>
+            <wp:docPr id="65" name="Picture 65"/>
+            <wp:cNvGraphicFramePr>
+              <a:graphicFrameLocks xmlns:a="http://schemas.openxmlformats.org/drawingml/2006/main" noChangeAspect="1"/>
+            </wp:cNvGraphicFramePr>
+            <a:graphic xmlns:a="http://schemas.openxmlformats.org/drawingml/2006/main">
+              <a:graphicData uri="http://schemas.openxmlformats.org/drawingml/2006/picture">
+                <pic:pic xmlns:pic="http://schemas.openxmlformats.org/drawingml/2006/picture">
+                  <pic:nvPicPr>
+                    <pic:cNvPr id="0" name=""/>
+                    <pic:cNvPicPr/>
+                  </pic:nvPicPr>
+                  <pic:blipFill>
+                    <a:blip r:embed="rId71"/>
+                    <a:stretch>
+                      <a:fillRect/>
+                    </a:stretch>
+                  </pic:blipFill>
+                  <pic:spPr>
+                    <a:xfrm>
+                      <a:off x="0" y="0"/>
+                      <a:ext cx="5943600" cy="2391410"/>
+                    </a:xfrm>
+                    <a:prstGeom prst="rect">
+                      <a:avLst/>
+                    </a:prstGeom>
+                  </pic:spPr>
+                </pic:pic>
+              </a:graphicData>
+            </a:graphic>
+          </wp:inline>
+        </w:drawing>
+      </w:r>
+    </w:p>
+    <w:p>
+      <w:pPr>
+        <w:pStyle w:val="ListParagraph"/>
+        <w:ind w:left="360"/>
+      </w:pPr>
+      <w:r>
+        <w:rPr>
+          <w:noProof/>
+        </w:rPr>
+        <w:drawing>
+          <wp:inline distT="0" distB="0" distL="0" distR="0" wp14:anchorId="2BB613CD" wp14:editId="03226B27">
+            <wp:extent cx="5943600" cy="2390775"/>
+            <wp:effectExtent l="0" t="0" r="0" b="9525"/>
+            <wp:docPr id="66" name="Picture 66"/>
+            <wp:cNvGraphicFramePr>
+              <a:graphicFrameLocks xmlns:a="http://schemas.openxmlformats.org/drawingml/2006/main" noChangeAspect="1"/>
+            </wp:cNvGraphicFramePr>
+            <a:graphic xmlns:a="http://schemas.openxmlformats.org/drawingml/2006/main">
+              <a:graphicData uri="http://schemas.openxmlformats.org/drawingml/2006/picture">
+                <pic:pic xmlns:pic="http://schemas.openxmlformats.org/drawingml/2006/picture">
+                  <pic:nvPicPr>
+                    <pic:cNvPr id="0" name=""/>
+                    <pic:cNvPicPr/>
+                  </pic:nvPicPr>
+                  <pic:blipFill>
+                    <a:blip r:embed="rId72"/>
+                    <a:stretch>
+                      <a:fillRect/>
+                    </a:stretch>
+                  </pic:blipFill>
+                  <pic:spPr>
+                    <a:xfrm>
+                      <a:off x="0" y="0"/>
+                      <a:ext cx="5943600" cy="2390775"/>
+                    </a:xfrm>
+                    <a:prstGeom prst="rect">
+                      <a:avLst/>
+                    </a:prstGeom>
+                  </pic:spPr>
+                </pic:pic>
+              </a:graphicData>
+            </a:graphic>
+          </wp:inline>
+        </w:drawing>
+      </w:r>
     </w:p>
     <w:p>
       <w:pPr>
@@ -4799,7 +6476,7 @@
   <w:abstractNum w:abstractNumId="4">
     <w:nsid w:val="16131AEC"/>
     <w:multiLevelType w:val="hybridMultilevel"/>
-    <w:tmpl w:val="7ACC7F08"/>
+    <w:tmpl w:val="4D808A10"/>
     <w:lvl w:ilvl="0" w:tplc="0409000F">
       <w:start w:val="1"/>
       <w:numFmt w:val="decimal"/>
@@ -7487,6 +9164,95 @@
     </w:lvl>
   </w:abstractNum>
   <w:abstractNum w:abstractNumId="31">
+    <w:nsid w:val="494106FF"/>
+    <w:multiLevelType w:val="hybridMultilevel"/>
+    <w:tmpl w:val="089A38A8"/>
+    <w:lvl w:ilvl="0" w:tplc="4092B4B0">
+      <w:start w:val="1"/>
+      <w:numFmt w:val="decimal"/>
+      <w:lvlText w:val="8.%1."/>
+      <w:lvlJc w:val="left"/>
+      <w:pPr>
+        <w:ind w:left="1080" w:hanging="360"/>
+      </w:pPr>
+      <w:rPr>
+        <w:rFonts w:hint="default"/>
+      </w:rPr>
+    </w:lvl>
+    <w:lvl w:ilvl="1" w:tplc="04090019" w:tentative="1">
+      <w:start w:val="1"/>
+      <w:numFmt w:val="lowerLetter"/>
+      <w:lvlText w:val="%2."/>
+      <w:lvlJc w:val="left"/>
+      <w:pPr>
+        <w:ind w:left="1800" w:hanging="360"/>
+      </w:pPr>
+    </w:lvl>
+    <w:lvl w:ilvl="2" w:tplc="0409001B" w:tentative="1">
+      <w:start w:val="1"/>
+      <w:numFmt w:val="lowerRoman"/>
+      <w:lvlText w:val="%3."/>
+      <w:lvlJc w:val="right"/>
+      <w:pPr>
+        <w:ind w:left="2520" w:hanging="180"/>
+      </w:pPr>
+    </w:lvl>
+    <w:lvl w:ilvl="3" w:tplc="0409000F" w:tentative="1">
+      <w:start w:val="1"/>
+      <w:numFmt w:val="decimal"/>
+      <w:lvlText w:val="%4."/>
+      <w:lvlJc w:val="left"/>
+      <w:pPr>
+        <w:ind w:left="3240" w:hanging="360"/>
+      </w:pPr>
+    </w:lvl>
+    <w:lvl w:ilvl="4" w:tplc="04090019" w:tentative="1">
+      <w:start w:val="1"/>
+      <w:numFmt w:val="lowerLetter"/>
+      <w:lvlText w:val="%5."/>
+      <w:lvlJc w:val="left"/>
+      <w:pPr>
+        <w:ind w:left="3960" w:hanging="360"/>
+      </w:pPr>
+    </w:lvl>
+    <w:lvl w:ilvl="5" w:tplc="0409001B" w:tentative="1">
+      <w:start w:val="1"/>
+      <w:numFmt w:val="lowerRoman"/>
+      <w:lvlText w:val="%6."/>
+      <w:lvlJc w:val="right"/>
+      <w:pPr>
+        <w:ind w:left="4680" w:hanging="180"/>
+      </w:pPr>
+    </w:lvl>
+    <w:lvl w:ilvl="6" w:tplc="0409000F" w:tentative="1">
+      <w:start w:val="1"/>
+      <w:numFmt w:val="decimal"/>
+      <w:lvlText w:val="%7."/>
+      <w:lvlJc w:val="left"/>
+      <w:pPr>
+        <w:ind w:left="5400" w:hanging="360"/>
+      </w:pPr>
+    </w:lvl>
+    <w:lvl w:ilvl="7" w:tplc="04090019" w:tentative="1">
+      <w:start w:val="1"/>
+      <w:numFmt w:val="lowerLetter"/>
+      <w:lvlText w:val="%8."/>
+      <w:lvlJc w:val="left"/>
+      <w:pPr>
+        <w:ind w:left="6120" w:hanging="360"/>
+      </w:pPr>
+    </w:lvl>
+    <w:lvl w:ilvl="8" w:tplc="0409001B" w:tentative="1">
+      <w:start w:val="1"/>
+      <w:numFmt w:val="lowerRoman"/>
+      <w:lvlText w:val="%9."/>
+      <w:lvlJc w:val="right"/>
+      <w:pPr>
+        <w:ind w:left="6840" w:hanging="180"/>
+      </w:pPr>
+    </w:lvl>
+  </w:abstractNum>
+  <w:abstractNum w:abstractNumId="32">
     <w:nsid w:val="4C616F65"/>
     <w:multiLevelType w:val="multilevel"/>
     <w:tmpl w:val="46A2060C"/>
@@ -7599,7 +9365,7 @@
       </w:rPr>
     </w:lvl>
   </w:abstractNum>
-  <w:abstractNum w:abstractNumId="32">
+  <w:abstractNum w:abstractNumId="33">
     <w:nsid w:val="4C884B78"/>
     <w:multiLevelType w:val="hybridMultilevel"/>
     <w:tmpl w:val="184EE286"/>
@@ -7712,7 +9478,7 @@
       </w:rPr>
     </w:lvl>
   </w:abstractNum>
-  <w:abstractNum w:abstractNumId="33">
+  <w:abstractNum w:abstractNumId="34">
     <w:nsid w:val="4CAA5F97"/>
     <w:multiLevelType w:val="hybridMultilevel"/>
     <w:tmpl w:val="A8C4D1CE"/>
@@ -7824,7 +9590,7 @@
       </w:rPr>
     </w:lvl>
   </w:abstractNum>
-  <w:abstractNum w:abstractNumId="34">
+  <w:abstractNum w:abstractNumId="35">
     <w:nsid w:val="4F077D47"/>
     <w:multiLevelType w:val="multilevel"/>
     <w:tmpl w:val="11F41690"/>
@@ -7910,7 +9676,7 @@
       </w:pPr>
     </w:lvl>
   </w:abstractNum>
-  <w:abstractNum w:abstractNumId="35">
+  <w:abstractNum w:abstractNumId="36">
     <w:nsid w:val="5122499B"/>
     <w:multiLevelType w:val="hybridMultilevel"/>
     <w:tmpl w:val="06C2895E"/>
@@ -8022,7 +9788,7 @@
       </w:rPr>
     </w:lvl>
   </w:abstractNum>
-  <w:abstractNum w:abstractNumId="36">
+  <w:abstractNum w:abstractNumId="37">
     <w:nsid w:val="57936215"/>
     <w:multiLevelType w:val="hybridMultilevel"/>
     <w:tmpl w:val="FF26E4A4"/>
@@ -8111,7 +9877,7 @@
       </w:pPr>
     </w:lvl>
   </w:abstractNum>
-  <w:abstractNum w:abstractNumId="37">
+  <w:abstractNum w:abstractNumId="38">
     <w:nsid w:val="5A7222FD"/>
     <w:multiLevelType w:val="hybridMultilevel"/>
     <w:tmpl w:val="CA00F790"/>
@@ -8224,7 +9990,96 @@
       </w:rPr>
     </w:lvl>
   </w:abstractNum>
-  <w:abstractNum w:abstractNumId="38">
+  <w:abstractNum w:abstractNumId="39">
+    <w:nsid w:val="5CC40B6A"/>
+    <w:multiLevelType w:val="hybridMultilevel"/>
+    <w:tmpl w:val="36BACD40"/>
+    <w:lvl w:ilvl="0" w:tplc="DEF28AEC">
+      <w:start w:val="1"/>
+      <w:numFmt w:val="decimal"/>
+      <w:lvlText w:val="7.%1."/>
+      <w:lvlJc w:val="left"/>
+      <w:pPr>
+        <w:ind w:left="1080" w:hanging="360"/>
+      </w:pPr>
+      <w:rPr>
+        <w:rFonts w:hint="default"/>
+      </w:rPr>
+    </w:lvl>
+    <w:lvl w:ilvl="1" w:tplc="04090019" w:tentative="1">
+      <w:start w:val="1"/>
+      <w:numFmt w:val="lowerLetter"/>
+      <w:lvlText w:val="%2."/>
+      <w:lvlJc w:val="left"/>
+      <w:pPr>
+        <w:ind w:left="1800" w:hanging="360"/>
+      </w:pPr>
+    </w:lvl>
+    <w:lvl w:ilvl="2" w:tplc="0409001B" w:tentative="1">
+      <w:start w:val="1"/>
+      <w:numFmt w:val="lowerRoman"/>
+      <w:lvlText w:val="%3."/>
+      <w:lvlJc w:val="right"/>
+      <w:pPr>
+        <w:ind w:left="2520" w:hanging="180"/>
+      </w:pPr>
+    </w:lvl>
+    <w:lvl w:ilvl="3" w:tplc="0409000F" w:tentative="1">
+      <w:start w:val="1"/>
+      <w:numFmt w:val="decimal"/>
+      <w:lvlText w:val="%4."/>
+      <w:lvlJc w:val="left"/>
+      <w:pPr>
+        <w:ind w:left="3240" w:hanging="360"/>
+      </w:pPr>
+    </w:lvl>
+    <w:lvl w:ilvl="4" w:tplc="04090019" w:tentative="1">
+      <w:start w:val="1"/>
+      <w:numFmt w:val="lowerLetter"/>
+      <w:lvlText w:val="%5."/>
+      <w:lvlJc w:val="left"/>
+      <w:pPr>
+        <w:ind w:left="3960" w:hanging="360"/>
+      </w:pPr>
+    </w:lvl>
+    <w:lvl w:ilvl="5" w:tplc="0409001B" w:tentative="1">
+      <w:start w:val="1"/>
+      <w:numFmt w:val="lowerRoman"/>
+      <w:lvlText w:val="%6."/>
+      <w:lvlJc w:val="right"/>
+      <w:pPr>
+        <w:ind w:left="4680" w:hanging="180"/>
+      </w:pPr>
+    </w:lvl>
+    <w:lvl w:ilvl="6" w:tplc="0409000F" w:tentative="1">
+      <w:start w:val="1"/>
+      <w:numFmt w:val="decimal"/>
+      <w:lvlText w:val="%7."/>
+      <w:lvlJc w:val="left"/>
+      <w:pPr>
+        <w:ind w:left="5400" w:hanging="360"/>
+      </w:pPr>
+    </w:lvl>
+    <w:lvl w:ilvl="7" w:tplc="04090019" w:tentative="1">
+      <w:start w:val="1"/>
+      <w:numFmt w:val="lowerLetter"/>
+      <w:lvlText w:val="%8."/>
+      <w:lvlJc w:val="left"/>
+      <w:pPr>
+        <w:ind w:left="6120" w:hanging="360"/>
+      </w:pPr>
+    </w:lvl>
+    <w:lvl w:ilvl="8" w:tplc="0409001B" w:tentative="1">
+      <w:start w:val="1"/>
+      <w:numFmt w:val="lowerRoman"/>
+      <w:lvlText w:val="%9."/>
+      <w:lvlJc w:val="right"/>
+      <w:pPr>
+        <w:ind w:left="6840" w:hanging="180"/>
+      </w:pPr>
+    </w:lvl>
+  </w:abstractNum>
+  <w:abstractNum w:abstractNumId="40">
     <w:nsid w:val="67F3211D"/>
     <w:multiLevelType w:val="hybridMultilevel"/>
     <w:tmpl w:val="44305ECE"/>
@@ -8337,7 +10192,7 @@
       </w:rPr>
     </w:lvl>
   </w:abstractNum>
-  <w:abstractNum w:abstractNumId="39">
+  <w:abstractNum w:abstractNumId="41">
     <w:nsid w:val="6DEB0CA8"/>
     <w:multiLevelType w:val="hybridMultilevel"/>
     <w:tmpl w:val="6F2A0B6A"/>
@@ -8426,7 +10281,7 @@
       </w:pPr>
     </w:lvl>
   </w:abstractNum>
-  <w:abstractNum w:abstractNumId="40">
+  <w:abstractNum w:abstractNumId="42">
     <w:nsid w:val="6E4B711E"/>
     <w:multiLevelType w:val="hybridMultilevel"/>
     <w:tmpl w:val="11F41690"/>
@@ -8512,7 +10367,7 @@
       </w:pPr>
     </w:lvl>
   </w:abstractNum>
-  <w:abstractNum w:abstractNumId="41">
+  <w:abstractNum w:abstractNumId="43">
     <w:nsid w:val="75051D51"/>
     <w:multiLevelType w:val="hybridMultilevel"/>
     <w:tmpl w:val="CD3AAF04"/>
@@ -8625,7 +10480,7 @@
       </w:rPr>
     </w:lvl>
   </w:abstractNum>
-  <w:abstractNum w:abstractNumId="42">
+  <w:abstractNum w:abstractNumId="44">
     <w:nsid w:val="763111D3"/>
     <w:multiLevelType w:val="hybridMultilevel"/>
     <w:tmpl w:val="1B201498"/>
@@ -8711,7 +10566,7 @@
       </w:pPr>
     </w:lvl>
   </w:abstractNum>
-  <w:abstractNum w:abstractNumId="43">
+  <w:abstractNum w:abstractNumId="45">
     <w:nsid w:val="78F05B7D"/>
     <w:multiLevelType w:val="hybridMultilevel"/>
     <w:tmpl w:val="E8C8E614"/>
@@ -8843,7 +10698,7 @@
     <w:abstractNumId w:val="14"/>
   </w:num>
   <w:num w:numId="7">
-    <w:abstractNumId w:val="42"/>
+    <w:abstractNumId w:val="44"/>
   </w:num>
   <w:num w:numId="8">
     <w:abstractNumId w:val="6"/>
@@ -8858,7 +10713,7 @@
     <w:abstractNumId w:val="12"/>
   </w:num>
   <w:num w:numId="12">
-    <w:abstractNumId w:val="39"/>
+    <w:abstractNumId w:val="41"/>
   </w:num>
   <w:num w:numId="13">
     <w:abstractNumId w:val="25"/>
@@ -8867,7 +10722,7 @@
     <w:abstractNumId w:val="3"/>
   </w:num>
   <w:num w:numId="15">
-    <w:abstractNumId w:val="32"/>
+    <w:abstractNumId w:val="33"/>
   </w:num>
   <w:num w:numId="16">
     <w:abstractNumId w:val="18"/>
@@ -8876,19 +10731,19 @@
     <w:abstractNumId w:val="30"/>
   </w:num>
   <w:num w:numId="18">
-    <w:abstractNumId w:val="36"/>
+    <w:abstractNumId w:val="37"/>
   </w:num>
   <w:num w:numId="19">
     <w:abstractNumId w:val="0"/>
   </w:num>
   <w:num w:numId="20">
-    <w:abstractNumId w:val="34"/>
+    <w:abstractNumId w:val="35"/>
   </w:num>
   <w:num w:numId="21">
     <w:abstractNumId w:val="13"/>
   </w:num>
   <w:num w:numId="22">
-    <w:abstractNumId w:val="43"/>
+    <w:abstractNumId w:val="45"/>
   </w:num>
   <w:num w:numId="23">
     <w:abstractNumId w:val="29"/>
@@ -8897,16 +10752,16 @@
     <w:abstractNumId w:val="19"/>
   </w:num>
   <w:num w:numId="25">
-    <w:abstractNumId w:val="41"/>
+    <w:abstractNumId w:val="43"/>
   </w:num>
   <w:num w:numId="26">
     <w:abstractNumId w:val="26"/>
   </w:num>
   <w:num w:numId="27">
-    <w:abstractNumId w:val="38"/>
+    <w:abstractNumId w:val="40"/>
   </w:num>
   <w:num w:numId="28">
-    <w:abstractNumId w:val="40"/>
+    <w:abstractNumId w:val="42"/>
   </w:num>
   <w:num w:numId="29">
     <w:abstractNumId w:val="28"/>
@@ -8921,13 +10776,13 @@
     <w:abstractNumId w:val="16"/>
   </w:num>
   <w:num w:numId="33">
-    <w:abstractNumId w:val="31"/>
+    <w:abstractNumId w:val="32"/>
   </w:num>
   <w:num w:numId="34">
-    <w:abstractNumId w:val="35"/>
+    <w:abstractNumId w:val="36"/>
   </w:num>
   <w:num w:numId="35">
-    <w:abstractNumId w:val="33"/>
+    <w:abstractNumId w:val="34"/>
   </w:num>
   <w:num w:numId="36">
     <w:abstractNumId w:val="27"/>
@@ -8948,13 +10803,19 @@
     <w:abstractNumId w:val="2"/>
   </w:num>
   <w:num w:numId="42">
-    <w:abstractNumId w:val="37"/>
+    <w:abstractNumId w:val="38"/>
   </w:num>
   <w:num w:numId="43">
     <w:abstractNumId w:val="9"/>
   </w:num>
   <w:num w:numId="44">
     <w:abstractNumId w:val="5"/>
+  </w:num>
+  <w:num w:numId="45">
+    <w:abstractNumId w:val="39"/>
+  </w:num>
+  <w:num w:numId="46">
+    <w:abstractNumId w:val="31"/>
   </w:num>
 </w:numbering>
 </file>
@@ -9733,7 +11594,7 @@
 </file>
 
 <file path=customXml/itemProps1.xml><?xml version="1.0" encoding="utf-8"?>
-<ds:datastoreItem xmlns:ds="http://schemas.openxmlformats.org/officeDocument/2006/customXml" ds:itemID="{1A9D52B8-6BAA-4916-AE6E-EAA732DAE11A}">
+<ds:datastoreItem xmlns:ds="http://schemas.openxmlformats.org/officeDocument/2006/customXml" ds:itemID="{5DF38F13-5CEE-4B49-A744-37A9C1FCB1DF}">
   <ds:schemaRefs>
     <ds:schemaRef ds:uri="http://schemas.openxmlformats.org/officeDocument/2006/bibliography"/>
   </ds:schemaRefs>
